--- a/review/letter.docx
+++ b/review/letter.docx
@@ -2,6 +2,34 @@
 <file path=word/document.xml><?xml version="1.0" encoding="utf-8"?>
 <w:document xmlns:wpc="http://schemas.microsoft.com/office/word/2010/wordprocessingCanvas" xmlns:mc="http://schemas.openxmlformats.org/markup-compatibility/2006" xmlns:o="urn:schemas-microsoft-com:office:office" xmlns:r="http://schemas.openxmlformats.org/officeDocument/2006/relationships" xmlns:m="http://schemas.openxmlformats.org/officeDocument/2006/math" xmlns:v="urn:schemas-microsoft-com:vml" xmlns:wp="http://schemas.openxmlformats.org/drawingml/2006/wordprocessingDrawing" xmlns:w="http://schemas.openxmlformats.org/wordprocessingml/2006/main" xmlns:wpg="http://schemas.microsoft.com/office/word/2010/wordprocessingGroup" xmlns:wpi="http://schemas.microsoft.com/office/word/2010/wordprocessingInk" xmlns:a="http://schemas.openxmlformats.org/drawingml/2006/main" xmlns:wne="http://schemas.microsoft.com/office/word/2006/wordml" xmlns:wps="http://schemas.microsoft.com/office/word/2010/wordprocessingShape" xmlns:w10="urn:schemas-microsoft-com:office:word" xmlns:wp14="http://schemas.microsoft.com/office/word/2010/wordprocessingDrawing" xmlns:w14="http://schemas.microsoft.com/office/word/2010/wordml" xmlns:w15="http://schemas.microsoft.com/office/word/2012/wordml" xmlns:w16cex="http://schemas.microsoft.com/office/word/2018/wordml/cex" xmlns:w16cid="http://schemas.microsoft.com/office/word/2016/wordml/cid" xmlns:w16="http://schemas.microsoft.com/office/word/2018/wordml" xmlns:w16sdtdh="http://schemas.microsoft.com/office/word/2020/wordml/sdtdatahash" xmlns:w16se="http://schemas.microsoft.com/office/word/2015/wordml/symex" mc:Ignorable="w14 w15 w16se w16cid w16 w16cex w16sdtdh wp14">
   <w:body>
+    <w:p>
+      <w:pPr>
+        <w:pStyle w:val="140"/>
+        <w:pBdr/>
+        <w:spacing/>
+        <w:ind/>
+        <w:rPr/>
+      </w:pPr>
+      <w:r/>
+      <w:r/>
+      <w:r/>
+    </w:p>
+    <w:p>
+      <w:pPr>
+        <w:pStyle w:val="140"/>
+        <w:pBdr/>
+        <w:spacing/>
+        <w:ind/>
+        <w:rPr/>
+      </w:pPr>
+      <w:r>
+        <w:rPr>
+          <w:lang w:val="en-CA"/>
+        </w:rPr>
+        <w:t xml:space="preserve">Reviewer 1</w:t>
+      </w:r>
+      <w:r/>
+    </w:p>
     <w:tbl>
       <w:tblPr>
         <w:tblStyle w:val="12"/>
@@ -381,6 +409,452 @@
               <w:ind/>
               <w:rPr/>
             </w:pPr>
+            <w:r/>
+            <w:r/>
+          </w:p>
+        </w:tc>
+      </w:tr>
+    </w:tbl>
+    <w:p>
+      <w:pPr>
+        <w:pBdr/>
+        <w:spacing/>
+        <w:ind/>
+        <w:rPr/>
+      </w:pPr>
+      <w:r/>
+      <w:r/>
+      <w:r/>
+    </w:p>
+    <w:p>
+      <w:pPr>
+        <w:pStyle w:val="140"/>
+        <w:pBdr/>
+        <w:spacing/>
+        <w:ind/>
+        <w:rPr/>
+      </w:pPr>
+      <w:r>
+        <w:rPr>
+          <w:lang w:val="en-CA"/>
+        </w:rPr>
+        <w:t xml:space="preserve">Reviewer 2</w:t>
+      </w:r>
+      <w:r/>
+      <w:r/>
+      <w:r/>
+      <w:r/>
+      <w:r/>
+    </w:p>
+    <w:tbl>
+      <w:tblPr>
+        <w:tblStyle w:val="12"/>
+        <w:tblW w:w="0" w:type="auto"/>
+        <w:tblBorders/>
+        <w:tblLook w:val="04A0" w:firstRow="1" w:lastRow="0" w:firstColumn="1" w:lastColumn="0" w:noHBand="0" w:noVBand="1"/>
+      </w:tblPr>
+      <w:tblGrid>
+        <w:gridCol w:w="2339"/>
+        <w:gridCol w:w="2339"/>
+        <w:gridCol w:w="2339"/>
+      </w:tblGrid>
+      <w:tr>
+        <w:trPr/>
+        <w:tc>
+          <w:tcPr>
+            <w:tcBorders/>
+            <w:tcW w:w="2339" w:type="dxa"/>
+          </w:tcPr>
+          <w:p>
+            <w:pPr>
+              <w:pBdr/>
+              <w:spacing/>
+              <w:ind/>
+              <w:rPr/>
+            </w:pPr>
+            <w:r>
+              <w:rPr>
+                <w:lang w:val="en-CA"/>
+              </w:rPr>
+              <w:t xml:space="preserve">Reviewer comment</w:t>
+            </w:r>
+            <w:r/>
+            <w:r/>
+          </w:p>
+        </w:tc>
+        <w:tc>
+          <w:tcPr>
+            <w:tcBorders/>
+            <w:tcW w:w="2339" w:type="dxa"/>
+          </w:tcPr>
+          <w:p>
+            <w:pPr>
+              <w:pBdr/>
+              <w:spacing/>
+              <w:ind/>
+              <w:rPr/>
+            </w:pPr>
+            <w:r>
+              <w:rPr>
+                <w:lang w:val="en-CA"/>
+              </w:rPr>
+              <w:t xml:space="preserve">Author response</w:t>
+            </w:r>
+            <w:r/>
+            <w:r/>
+          </w:p>
+        </w:tc>
+        <w:tc>
+          <w:tcPr>
+            <w:tcBorders/>
+            <w:tcW w:w="2339" w:type="dxa"/>
+          </w:tcPr>
+          <w:p>
+            <w:pPr>
+              <w:pBdr/>
+              <w:spacing/>
+              <w:ind/>
+              <w:rPr/>
+            </w:pPr>
+            <w:r>
+              <w:rPr>
+                <w:lang w:val="en-CA"/>
+              </w:rPr>
+              <w:t xml:space="preserve">Change</w:t>
+            </w:r>
+            <w:r/>
+            <w:r/>
+          </w:p>
+        </w:tc>
+      </w:tr>
+      <w:tr>
+        <w:trPr/>
+        <w:tc>
+          <w:tcPr>
+            <w:tcBorders/>
+            <w:tcW w:w="2339" w:type="dxa"/>
+          </w:tcPr>
+          <w:p>
+            <w:pPr>
+              <w:pBdr/>
+              <w:spacing/>
+              <w:ind/>
+              <w:rPr/>
+            </w:pPr>
+            <w:r/>
+            <w:r>
+              <w:t xml:space="preserve">Define **IRI** before first use (lines 16–19).</w:t>
+            </w:r>
+            <w:r/>
+            <w:r/>
+            <w:r/>
+          </w:p>
+        </w:tc>
+        <w:tc>
+          <w:tcPr>
+            <w:tcBorders/>
+            <w:tcW w:w="2339" w:type="dxa"/>
+          </w:tcPr>
+          <w:p>
+            <w:pPr>
+              <w:pBdr/>
+              <w:spacing/>
+              <w:ind/>
+              <w:rPr/>
+            </w:pPr>
+            <w:r/>
+            <w:r/>
+            <w:r/>
+          </w:p>
+        </w:tc>
+        <w:tc>
+          <w:tcPr>
+            <w:tcBorders/>
+            <w:tcW w:w="2339" w:type="dxa"/>
+          </w:tcPr>
+          <w:p>
+            <w:pPr>
+              <w:pBdr/>
+              <w:spacing/>
+              <w:ind/>
+              <w:rPr/>
+            </w:pPr>
+            <w:r>
+              <w:rPr>
+                <w:lang w:val="en-CA"/>
+              </w:rPr>
+              <w:t xml:space="preserve">We now define it.</w:t>
+            </w:r>
+            <w:r/>
+            <w:r/>
+          </w:p>
+        </w:tc>
+      </w:tr>
+      <w:tr>
+        <w:trPr/>
+        <w:tc>
+          <w:tcPr>
+            <w:tcBorders/>
+            <w:tcW w:w="2339" w:type="dxa"/>
+          </w:tcPr>
+          <w:p>
+            <w:pPr>
+              <w:pBdr/>
+              <w:spacing/>
+              <w:ind/>
+              <w:rPr/>
+            </w:pPr>
+            <w:r/>
+            <w:r/>
+            <w:r/>
+          </w:p>
+        </w:tc>
+        <w:tc>
+          <w:tcPr>
+            <w:tcBorders/>
+            <w:tcW w:w="2339" w:type="dxa"/>
+          </w:tcPr>
+          <w:p>
+            <w:pPr>
+              <w:pBdr/>
+              <w:spacing/>
+              <w:ind/>
+              <w:rPr/>
+            </w:pPr>
+            <w:r/>
+            <w:r/>
+            <w:r/>
+          </w:p>
+        </w:tc>
+        <w:tc>
+          <w:tcPr>
+            <w:tcBorders/>
+            <w:tcW w:w="2339" w:type="dxa"/>
+          </w:tcPr>
+          <w:p>
+            <w:pPr>
+              <w:pBdr/>
+              <w:spacing/>
+              <w:ind/>
+              <w:rPr/>
+            </w:pPr>
+            <w:r/>
+            <w:r/>
+            <w:r/>
+          </w:p>
+        </w:tc>
+      </w:tr>
+      <w:tr>
+        <w:trPr/>
+        <w:tc>
+          <w:tcPr>
+            <w:tcBorders/>
+            <w:tcW w:w="2339" w:type="dxa"/>
+          </w:tcPr>
+          <w:p>
+            <w:pPr>
+              <w:pBdr/>
+              <w:spacing/>
+              <w:ind/>
+              <w:rPr/>
+            </w:pPr>
+            <w:r/>
+            <w:r/>
+            <w:r/>
+          </w:p>
+        </w:tc>
+        <w:tc>
+          <w:tcPr>
+            <w:tcBorders/>
+            <w:tcW w:w="2339" w:type="dxa"/>
+          </w:tcPr>
+          <w:p>
+            <w:pPr>
+              <w:pBdr/>
+              <w:spacing/>
+              <w:ind/>
+              <w:rPr/>
+            </w:pPr>
+            <w:r/>
+            <w:r/>
+            <w:r/>
+          </w:p>
+        </w:tc>
+        <w:tc>
+          <w:tcPr>
+            <w:tcBorders/>
+            <w:tcW w:w="2339" w:type="dxa"/>
+          </w:tcPr>
+          <w:p>
+            <w:pPr>
+              <w:pBdr/>
+              <w:spacing/>
+              <w:ind/>
+              <w:rPr/>
+            </w:pPr>
+            <w:r/>
+            <w:r/>
+            <w:r/>
+          </w:p>
+        </w:tc>
+      </w:tr>
+      <w:tr>
+        <w:trPr/>
+        <w:tc>
+          <w:tcPr>
+            <w:tcBorders/>
+            <w:tcW w:w="2339" w:type="dxa"/>
+          </w:tcPr>
+          <w:p>
+            <w:pPr>
+              <w:pBdr/>
+              <w:spacing/>
+              <w:ind/>
+              <w:rPr/>
+            </w:pPr>
+            <w:r/>
+            <w:r/>
+            <w:r/>
+          </w:p>
+        </w:tc>
+        <w:tc>
+          <w:tcPr>
+            <w:tcBorders/>
+            <w:tcW w:w="2339" w:type="dxa"/>
+          </w:tcPr>
+          <w:p>
+            <w:pPr>
+              <w:pBdr/>
+              <w:spacing/>
+              <w:ind/>
+              <w:rPr/>
+            </w:pPr>
+            <w:r/>
+            <w:r/>
+            <w:r/>
+          </w:p>
+        </w:tc>
+        <w:tc>
+          <w:tcPr>
+            <w:tcBorders/>
+            <w:tcW w:w="2339" w:type="dxa"/>
+          </w:tcPr>
+          <w:p>
+            <w:pPr>
+              <w:pBdr/>
+              <w:spacing/>
+              <w:ind/>
+              <w:rPr/>
+            </w:pPr>
+            <w:r/>
+            <w:r/>
+            <w:r/>
+          </w:p>
+        </w:tc>
+      </w:tr>
+      <w:tr>
+        <w:trPr/>
+        <w:tc>
+          <w:tcPr>
+            <w:tcBorders/>
+            <w:tcW w:w="2339" w:type="dxa"/>
+          </w:tcPr>
+          <w:p>
+            <w:pPr>
+              <w:pBdr/>
+              <w:spacing/>
+              <w:ind/>
+              <w:rPr/>
+            </w:pPr>
+            <w:r/>
+            <w:r/>
+            <w:r/>
+          </w:p>
+        </w:tc>
+        <w:tc>
+          <w:tcPr>
+            <w:tcBorders/>
+            <w:tcW w:w="2339" w:type="dxa"/>
+          </w:tcPr>
+          <w:p>
+            <w:pPr>
+              <w:pBdr/>
+              <w:spacing/>
+              <w:ind/>
+              <w:rPr/>
+            </w:pPr>
+            <w:r/>
+            <w:r/>
+            <w:r/>
+          </w:p>
+        </w:tc>
+        <w:tc>
+          <w:tcPr>
+            <w:tcBorders/>
+            <w:tcW w:w="2339" w:type="dxa"/>
+          </w:tcPr>
+          <w:p>
+            <w:pPr>
+              <w:pBdr/>
+              <w:spacing/>
+              <w:ind/>
+              <w:rPr/>
+            </w:pPr>
+            <w:r/>
+            <w:r/>
+            <w:r/>
+          </w:p>
+        </w:tc>
+      </w:tr>
+      <w:tr>
+        <w:trPr/>
+        <w:tc>
+          <w:tcPr>
+            <w:tcBorders/>
+            <w:tcW w:w="2339" w:type="dxa"/>
+          </w:tcPr>
+          <w:p>
+            <w:pPr>
+              <w:pBdr/>
+              <w:spacing/>
+              <w:ind/>
+              <w:rPr/>
+            </w:pPr>
+            <w:r/>
+            <w:r/>
+            <w:r/>
+          </w:p>
+        </w:tc>
+        <w:tc>
+          <w:tcPr>
+            <w:tcBorders/>
+            <w:tcW w:w="2339" w:type="dxa"/>
+          </w:tcPr>
+          <w:p>
+            <w:pPr>
+              <w:pBdr/>
+              <w:spacing/>
+              <w:ind/>
+              <w:rPr/>
+            </w:pPr>
+            <w:r/>
+            <w:r/>
+            <w:r/>
+          </w:p>
+        </w:tc>
+        <w:tc>
+          <w:tcPr>
+            <w:tcBorders/>
+            <w:tcW w:w="2339" w:type="dxa"/>
+          </w:tcPr>
+          <w:p>
+            <w:pPr>
+              <w:pBdr/>
+              <w:spacing/>
+              <w:ind/>
+              <w:rPr/>
+            </w:pPr>
+            <w:r/>
             <w:r/>
             <w:r/>
           </w:p>

--- a/review/letter.docx
+++ b/review/letter.docx
@@ -4,19 +4,18 @@
   <w:body>
     <w:p>
       <w:pPr>
-        <w:pStyle w:val="140"/>
+        <w:pStyle w:val="830"/>
         <w:pBdr/>
         <w:spacing/>
         <w:ind/>
         <w:rPr/>
       </w:pPr>
-      <w:r/>
       <w:r/>
       <w:r/>
     </w:p>
     <w:p>
       <w:pPr>
-        <w:pStyle w:val="140"/>
+        <w:pStyle w:val="830"/>
         <w:pBdr/>
         <w:spacing/>
         <w:ind/>
@@ -32,7 +31,7 @@
     </w:p>
     <w:tbl>
       <w:tblPr>
-        <w:tblStyle w:val="12"/>
+        <w:tblStyle w:val="703"/>
         <w:tblW w:w="0" w:type="auto"/>
         <w:tblBorders/>
         <w:tblLook w:val="04A0" w:firstRow="1" w:lastRow="0" w:firstColumn="1" w:lastColumn="0" w:noHBand="0" w:noVBand="1"/>
@@ -424,11 +423,10 @@
       </w:pPr>
       <w:r/>
       <w:r/>
-      <w:r/>
     </w:p>
     <w:p>
       <w:pPr>
-        <w:pStyle w:val="140"/>
+        <w:pStyle w:val="830"/>
         <w:pBdr/>
         <w:spacing/>
         <w:ind/>
@@ -441,14 +439,10 @@
         <w:t xml:space="preserve">Reviewer 2</w:t>
       </w:r>
       <w:r/>
-      <w:r/>
-      <w:r/>
-      <w:r/>
-      <w:r/>
     </w:p>
     <w:tbl>
       <w:tblPr>
-        <w:tblStyle w:val="12"/>
+        <w:tblStyle w:val="703"/>
         <w:tblW w:w="0" w:type="auto"/>
         <w:tblBorders/>
         <w:tblLook w:val="04A0" w:firstRow="1" w:lastRow="0" w:firstColumn="1" w:lastColumn="0" w:noHBand="0" w:noVBand="1"/>
@@ -479,7 +473,6 @@
               <w:t xml:space="preserve">Reviewer comment</w:t>
             </w:r>
             <w:r/>
-            <w:r/>
           </w:p>
         </w:tc>
         <w:tc>
@@ -500,7 +493,6 @@
               </w:rPr>
               <w:t xml:space="preserve">Author response</w:t>
             </w:r>
-            <w:r/>
             <w:r/>
           </w:p>
         </w:tc>
@@ -523,6 +515,126 @@
               <w:t xml:space="preserve">Change</w:t>
             </w:r>
             <w:r/>
+          </w:p>
+        </w:tc>
+      </w:tr>
+      <w:tr>
+        <w:trPr/>
+        <w:tc>
+          <w:tcPr>
+            <w:tcBorders/>
+            <w:tcW w:w="2339" w:type="dxa"/>
+          </w:tcPr>
+          <w:p>
+            <w:pPr>
+              <w:pBdr/>
+              <w:spacing/>
+              <w:ind/>
+              <w:rPr/>
+            </w:pPr>
+            <w:r>
+              <w:t xml:space="preserve">Define **IRI** before first use (lines 16–19).</w:t>
+            </w:r>
+            <w:r/>
+          </w:p>
+        </w:tc>
+        <w:tc>
+          <w:tcPr>
+            <w:tcBorders/>
+            <w:tcW w:w="2339" w:type="dxa"/>
+          </w:tcPr>
+          <w:p>
+            <w:pPr>
+              <w:pStyle w:val="892"/>
+              <w:numPr>
+                <w:ilvl w:val="0"/>
+                <w:numId w:val="1"/>
+              </w:numPr>
+              <w:pBdr/>
+              <w:spacing/>
+              <w:ind/>
+              <w:rPr/>
+            </w:pPr>
+            <w:r/>
+            <w:r/>
+          </w:p>
+        </w:tc>
+        <w:tc>
+          <w:tcPr>
+            <w:tcBorders/>
+            <w:tcW w:w="2339" w:type="dxa"/>
+          </w:tcPr>
+          <w:p>
+            <w:pPr>
+              <w:pBdr/>
+              <w:spacing/>
+              <w:ind/>
+              <w:rPr/>
+            </w:pPr>
+            <w:r>
+              <w:rPr>
+                <w:lang w:val="en-CA"/>
+              </w:rPr>
+              <w:t xml:space="preserve">We now define it the whole accronyme and also added a footnote describe what an IRI and URI are.</w:t>
+            </w:r>
+            <w:r/>
+          </w:p>
+        </w:tc>
+      </w:tr>
+      <w:tr>
+        <w:trPr/>
+        <w:tc>
+          <w:tcPr>
+            <w:tcBorders/>
+            <w:tcW w:w="2339" w:type="dxa"/>
+          </w:tcPr>
+          <w:p>
+            <w:pPr>
+              <w:pBdr/>
+              <w:spacing/>
+              <w:ind/>
+              <w:rPr/>
+            </w:pPr>
+            <w:r>
+              <w:t xml:space="preserve">Fix the grammar issue at lines 268–269.</w:t>
+            </w:r>
+            <w:r/>
+          </w:p>
+        </w:tc>
+        <w:tc>
+          <w:tcPr>
+            <w:tcBorders/>
+            <w:tcW w:w="2339" w:type="dxa"/>
+          </w:tcPr>
+          <w:p>
+            <w:pPr>
+              <w:pBdr/>
+              <w:spacing/>
+              <w:ind/>
+              <w:rPr/>
+            </w:pPr>
+            <w:r/>
+            <w:r/>
+          </w:p>
+        </w:tc>
+        <w:tc>
+          <w:tcPr>
+            <w:tcBorders/>
+            <w:tcW w:w="2339" w:type="dxa"/>
+          </w:tcPr>
+          <w:p>
+            <w:pPr>
+              <w:pBdr/>
+              <w:spacing/>
+              <w:ind/>
+              <w:rPr/>
+            </w:pPr>
+            <w:r>
+              <w:rPr>
+                <w:lang w:val="en-CA"/>
+              </w:rPr>
+              <w:t xml:space="preserve">The issue is fixed</w:t>
+            </w:r>
             <w:r/>
           </w:p>
         </w:tc>
@@ -543,9 +655,176 @@
             </w:pPr>
             <w:r/>
             <w:r>
-              <w:t xml:space="preserve">Define **IRI** before first use (lines 16–19).</w:t>
+              <w:t xml:space="preserve">For queries that yield no benefit (or even slow down, e.g. **S4** template), define what the **D6, D7, and S4** query templates are so readers can understand why.</w:t>
             </w:r>
             <w:r/>
+            <w:r/>
+          </w:p>
+        </w:tc>
+        <w:tc>
+          <w:tcPr>
+            <w:tcBorders/>
+            <w:tcW w:w="2339" w:type="dxa"/>
+          </w:tcPr>
+          <w:p>
+            <w:pPr>
+              <w:pStyle w:val="892"/>
+              <w:numPr>
+                <w:ilvl w:val="0"/>
+                <w:numId w:val="2"/>
+              </w:numPr>
+              <w:pBdr/>
+              <w:spacing/>
+              <w:ind/>
+              <w:rPr/>
+            </w:pPr>
+            <w:r>
+              <w:rPr>
+                <w:lang w:val="fr-CA"/>
+              </w:rPr>
+            </w:r>
+            <w:r/>
+          </w:p>
+        </w:tc>
+        <w:tc>
+          <w:tcPr>
+            <w:tcBorders/>
+            <w:tcW w:w="2339" w:type="dxa"/>
+          </w:tcPr>
+          <w:p>
+            <w:pPr>
+              <w:pBdr/>
+              <w:spacing/>
+              <w:ind/>
+              <w:rPr/>
+            </w:pPr>
+            <w:r>
+              <w:rPr>
+                <w:lang w:val="fr-CA"/>
+              </w:rPr>
+              <w:t xml:space="preserve">We added a listing with the query template for S4, D6 and D7 and added a table describing each query template and if they are data model selective</w:t>
+            </w:r>
+            <w:r/>
+          </w:p>
+        </w:tc>
+      </w:tr>
+      <w:tr>
+        <w:trPr/>
+        <w:tc>
+          <w:tcPr>
+            <w:tcBorders/>
+            <w:tcW w:w="2339" w:type="dxa"/>
+          </w:tcPr>
+          <w:p>
+            <w:pPr>
+              <w:pBdr/>
+              <w:spacing/>
+              <w:ind/>
+              <w:rPr/>
+            </w:pPr>
+            <w:r/>
+            <w:r>
+              <w:t xml:space="preserve">Improvements to Contributions: +Provide a comprehensive contribution that goes beyond listing components. It should have three parts: +Overall architecture and method contributions. +Detailed descriptions of each component. +Comprehensive evaluation results.</w:t>
+            </w:r>
+            <w:r/>
+            <w:r/>
+          </w:p>
+        </w:tc>
+        <w:tc>
+          <w:tcPr>
+            <w:tcBorders/>
+            <w:tcW w:w="2339" w:type="dxa"/>
+          </w:tcPr>
+          <w:p>
+            <w:pPr>
+              <w:pStyle w:val="892"/>
+              <w:numPr>
+                <w:ilvl w:val="0"/>
+                <w:numId w:val="3"/>
+              </w:numPr>
+              <w:pBdr/>
+              <w:spacing/>
+              <w:ind/>
+              <w:rPr/>
+            </w:pPr>
+            <w:r>
+              <w:rPr>
+                <w:lang w:val="fr-CA"/>
+              </w:rPr>
+            </w:r>
+            <w:r/>
+          </w:p>
+        </w:tc>
+        <w:tc>
+          <w:tcPr>
+            <w:tcBorders/>
+            <w:tcW w:w="2339" w:type="dxa"/>
+          </w:tcPr>
+          <w:p>
+            <w:pPr>
+              <w:pBdr/>
+              <w:spacing/>
+              <w:ind/>
+              <w:rPr>
+                <w:highlight w:val="none"/>
+                <w:lang w:val="fr-CA"/>
+              </w:rPr>
+            </w:pPr>
+            <w:r>
+              <w:rPr>
+                <w:lang w:val="fr-CA"/>
+              </w:rPr>
+              <w:t xml:space="preserve">In the introduction we divided our contribution into three</w:t>
+            </w:r>
+            <w:r/>
+          </w:p>
+          <w:p>
+            <w:pPr>
+              <w:pBdr/>
+              <w:spacing/>
+              <w:ind/>
+              <w:rPr/>
+            </w:pPr>
+            <w:r>
+              <w:rPr>
+                <w:highlight w:val="none"/>
+                <w:lang w:val="fr-CA"/>
+              </w:rPr>
+              <w:t xml:space="preserve">Methods, Software Components and Evaluations</w:t>
+            </w:r>
+            <w:r>
+              <w:rPr>
+                <w:highlight w:val="none"/>
+                <w:lang w:val="fr-CA"/>
+              </w:rPr>
+            </w:r>
+            <w:r>
+              <w:rPr>
+                <w:highlight w:val="none"/>
+                <w:lang w:val="fr-CA"/>
+              </w:rPr>
+            </w:r>
+          </w:p>
+        </w:tc>
+      </w:tr>
+      <w:tr>
+        <w:trPr/>
+        <w:tc>
+          <w:tcPr>
+            <w:tcBorders/>
+            <w:tcW w:w="2339" w:type="dxa"/>
+          </w:tcPr>
+          <w:p>
+            <w:pPr>
+              <w:pBdr/>
+              <w:spacing/>
+              <w:ind/>
+              <w:rPr/>
+            </w:pPr>
             <w:r/>
             <w:r/>
           </w:p>
@@ -564,7 +843,6 @@
             </w:pPr>
             <w:r/>
             <w:r/>
-            <w:r/>
           </w:p>
         </w:tc>
         <w:tc>
@@ -579,12 +857,6 @@
               <w:ind/>
               <w:rPr/>
             </w:pPr>
-            <w:r>
-              <w:rPr>
-                <w:lang w:val="en-CA"/>
-              </w:rPr>
-              <w:t xml:space="preserve">We now define it.</w:t>
-            </w:r>
             <w:r/>
             <w:r/>
           </w:p>
@@ -606,7 +878,6 @@
             </w:pPr>
             <w:r/>
             <w:r/>
-            <w:r/>
           </w:p>
         </w:tc>
         <w:tc>
@@ -623,7 +894,6 @@
             </w:pPr>
             <w:r/>
             <w:r/>
-            <w:r/>
           </w:p>
         </w:tc>
         <w:tc>
@@ -638,223 +908,6 @@
               <w:ind/>
               <w:rPr/>
             </w:pPr>
-            <w:r/>
-            <w:r/>
-            <w:r/>
-          </w:p>
-        </w:tc>
-      </w:tr>
-      <w:tr>
-        <w:trPr/>
-        <w:tc>
-          <w:tcPr>
-            <w:tcBorders/>
-            <w:tcW w:w="2339" w:type="dxa"/>
-          </w:tcPr>
-          <w:p>
-            <w:pPr>
-              <w:pBdr/>
-              <w:spacing/>
-              <w:ind/>
-              <w:rPr/>
-            </w:pPr>
-            <w:r/>
-            <w:r/>
-            <w:r/>
-          </w:p>
-        </w:tc>
-        <w:tc>
-          <w:tcPr>
-            <w:tcBorders/>
-            <w:tcW w:w="2339" w:type="dxa"/>
-          </w:tcPr>
-          <w:p>
-            <w:pPr>
-              <w:pBdr/>
-              <w:spacing/>
-              <w:ind/>
-              <w:rPr/>
-            </w:pPr>
-            <w:r/>
-            <w:r/>
-            <w:r/>
-          </w:p>
-        </w:tc>
-        <w:tc>
-          <w:tcPr>
-            <w:tcBorders/>
-            <w:tcW w:w="2339" w:type="dxa"/>
-          </w:tcPr>
-          <w:p>
-            <w:pPr>
-              <w:pBdr/>
-              <w:spacing/>
-              <w:ind/>
-              <w:rPr/>
-            </w:pPr>
-            <w:r/>
-            <w:r/>
-            <w:r/>
-          </w:p>
-        </w:tc>
-      </w:tr>
-      <w:tr>
-        <w:trPr/>
-        <w:tc>
-          <w:tcPr>
-            <w:tcBorders/>
-            <w:tcW w:w="2339" w:type="dxa"/>
-          </w:tcPr>
-          <w:p>
-            <w:pPr>
-              <w:pBdr/>
-              <w:spacing/>
-              <w:ind/>
-              <w:rPr/>
-            </w:pPr>
-            <w:r/>
-            <w:r/>
-            <w:r/>
-          </w:p>
-        </w:tc>
-        <w:tc>
-          <w:tcPr>
-            <w:tcBorders/>
-            <w:tcW w:w="2339" w:type="dxa"/>
-          </w:tcPr>
-          <w:p>
-            <w:pPr>
-              <w:pBdr/>
-              <w:spacing/>
-              <w:ind/>
-              <w:rPr/>
-            </w:pPr>
-            <w:r/>
-            <w:r/>
-            <w:r/>
-          </w:p>
-        </w:tc>
-        <w:tc>
-          <w:tcPr>
-            <w:tcBorders/>
-            <w:tcW w:w="2339" w:type="dxa"/>
-          </w:tcPr>
-          <w:p>
-            <w:pPr>
-              <w:pBdr/>
-              <w:spacing/>
-              <w:ind/>
-              <w:rPr/>
-            </w:pPr>
-            <w:r/>
-            <w:r/>
-            <w:r/>
-          </w:p>
-        </w:tc>
-      </w:tr>
-      <w:tr>
-        <w:trPr/>
-        <w:tc>
-          <w:tcPr>
-            <w:tcBorders/>
-            <w:tcW w:w="2339" w:type="dxa"/>
-          </w:tcPr>
-          <w:p>
-            <w:pPr>
-              <w:pBdr/>
-              <w:spacing/>
-              <w:ind/>
-              <w:rPr/>
-            </w:pPr>
-            <w:r/>
-            <w:r/>
-            <w:r/>
-          </w:p>
-        </w:tc>
-        <w:tc>
-          <w:tcPr>
-            <w:tcBorders/>
-            <w:tcW w:w="2339" w:type="dxa"/>
-          </w:tcPr>
-          <w:p>
-            <w:pPr>
-              <w:pBdr/>
-              <w:spacing/>
-              <w:ind/>
-              <w:rPr/>
-            </w:pPr>
-            <w:r/>
-            <w:r/>
-            <w:r/>
-          </w:p>
-        </w:tc>
-        <w:tc>
-          <w:tcPr>
-            <w:tcBorders/>
-            <w:tcW w:w="2339" w:type="dxa"/>
-          </w:tcPr>
-          <w:p>
-            <w:pPr>
-              <w:pBdr/>
-              <w:spacing/>
-              <w:ind/>
-              <w:rPr/>
-            </w:pPr>
-            <w:r/>
-            <w:r/>
-            <w:r/>
-          </w:p>
-        </w:tc>
-      </w:tr>
-      <w:tr>
-        <w:trPr/>
-        <w:tc>
-          <w:tcPr>
-            <w:tcBorders/>
-            <w:tcW w:w="2339" w:type="dxa"/>
-          </w:tcPr>
-          <w:p>
-            <w:pPr>
-              <w:pBdr/>
-              <w:spacing/>
-              <w:ind/>
-              <w:rPr/>
-            </w:pPr>
-            <w:r/>
-            <w:r/>
-            <w:r/>
-          </w:p>
-        </w:tc>
-        <w:tc>
-          <w:tcPr>
-            <w:tcBorders/>
-            <w:tcW w:w="2339" w:type="dxa"/>
-          </w:tcPr>
-          <w:p>
-            <w:pPr>
-              <w:pBdr/>
-              <w:spacing/>
-              <w:ind/>
-              <w:rPr/>
-            </w:pPr>
-            <w:r/>
-            <w:r/>
-            <w:r/>
-          </w:p>
-        </w:tc>
-        <w:tc>
-          <w:tcPr>
-            <w:tcBorders/>
-            <w:tcW w:w="2339" w:type="dxa"/>
-          </w:tcPr>
-          <w:p>
-            <w:pPr>
-              <w:pBdr/>
-              <w:spacing/>
-              <w:ind/>
-              <w:rPr/>
-            </w:pPr>
-            <w:r/>
             <w:r/>
             <w:r/>
           </w:p>
@@ -893,7 +946,6 @@
         <w:ind/>
         <w:rPr/>
       </w:pPr>
-      <w:r/>
       <w:r>
         <w:separator/>
       </w:r>
@@ -908,7 +960,6 @@
         <w:ind/>
         <w:rPr/>
       </w:pPr>
-      <w:r/>
       <w:r>
         <w:continuationSeparator/>
       </w:r>
@@ -928,7 +979,6 @@
         <w:ind/>
         <w:rPr/>
       </w:pPr>
-      <w:r/>
       <w:r>
         <w:separator/>
       </w:r>
@@ -943,7 +993,6 @@
         <w:ind/>
         <w:rPr/>
       </w:pPr>
-      <w:r/>
       <w:r>
         <w:continuationSeparator/>
       </w:r>
@@ -951,6 +1000,461 @@
     </w:p>
   </w:footnote>
 </w:footnotes>
+</file>
+
+<file path=word/numbering.xml><?xml version="1.0" encoding="utf-8"?>
+<w:numbering xmlns:wpc="http://schemas.microsoft.com/office/word/2010/wordprocessingCanvas" xmlns:mc="http://schemas.openxmlformats.org/markup-compatibility/2006" xmlns:o="urn:schemas-microsoft-com:office:office" xmlns:r="http://schemas.openxmlformats.org/officeDocument/2006/relationships" xmlns:m="http://schemas.openxmlformats.org/officeDocument/2006/math" xmlns:v="urn:schemas-microsoft-com:vml" xmlns:wp14="http://schemas.microsoft.com/office/word/2010/wordprocessingDrawing" xmlns:wp="http://schemas.openxmlformats.org/drawingml/2006/wordprocessingDrawing" xmlns:w10="urn:schemas-microsoft-com:office:word" xmlns:w="http://schemas.openxmlformats.org/wordprocessingml/2006/main" xmlns:w14="http://schemas.microsoft.com/office/word/2010/wordml" xmlns:w15="http://schemas.microsoft.com/office/word/2012/wordml" xmlns:wpg="http://schemas.microsoft.com/office/word/2010/wordprocessingGroup" xmlns:wpi="http://schemas.microsoft.com/office/word/2010/wordprocessingInk" xmlns:wne="http://schemas.microsoft.com/office/word/2006/wordml" xmlns:wps="http://schemas.microsoft.com/office/word/2010/wordprocessingShape" mc:Ignorable="w14 w15 wp14">
+  <w:abstractNum w:abstractNumId="0">
+    <w:nsid w:val="005ABAD9"/>
+    <w:lvl w:ilvl="0">
+      <w:isLgl w:val="false"/>
+      <w:lvlJc w:val="left"/>
+      <w:lvlText w:val="–"/>
+      <w:numFmt w:val="bullet"/>
+      <w:pPr>
+        <w:pBdr/>
+        <w:spacing/>
+        <w:ind w:hanging="360" w:left="709"/>
+      </w:pPr>
+      <w:rPr>
+        <w:rFonts w:hint="default" w:ascii="Arial" w:hAnsi="Arial" w:eastAsia="Arial" w:cs="Arial"/>
+      </w:rPr>
+      <w:start w:val="1"/>
+      <w:suff w:val="tab"/>
+    </w:lvl>
+    <w:lvl w:ilvl="1">
+      <w:isLgl w:val="false"/>
+      <w:lvlJc w:val="left"/>
+      <w:lvlText w:val="o"/>
+      <w:numFmt w:val="bullet"/>
+      <w:pPr>
+        <w:pBdr/>
+        <w:spacing/>
+        <w:ind w:hanging="360" w:left="1429"/>
+      </w:pPr>
+      <w:rPr>
+        <w:rFonts w:hint="default" w:ascii="Courier New" w:hAnsi="Courier New" w:eastAsia="Courier New" w:cs="Courier New"/>
+      </w:rPr>
+      <w:start w:val="1"/>
+      <w:suff w:val="tab"/>
+    </w:lvl>
+    <w:lvl w:ilvl="2">
+      <w:isLgl w:val="false"/>
+      <w:lvlJc w:val="left"/>
+      <w:lvlText w:val="§"/>
+      <w:numFmt w:val="bullet"/>
+      <w:pPr>
+        <w:pBdr/>
+        <w:spacing/>
+        <w:ind w:hanging="360" w:left="2149"/>
+      </w:pPr>
+      <w:rPr>
+        <w:rFonts w:hint="default" w:ascii="Wingdings" w:hAnsi="Wingdings" w:eastAsia="Wingdings" w:cs="Wingdings"/>
+      </w:rPr>
+      <w:start w:val="1"/>
+      <w:suff w:val="tab"/>
+    </w:lvl>
+    <w:lvl w:ilvl="3">
+      <w:isLgl w:val="false"/>
+      <w:lvlJc w:val="left"/>
+      <w:lvlText w:val="·"/>
+      <w:numFmt w:val="bullet"/>
+      <w:pPr>
+        <w:pBdr/>
+        <w:spacing/>
+        <w:ind w:hanging="360" w:left="2869"/>
+      </w:pPr>
+      <w:rPr>
+        <w:rFonts w:hint="default" w:ascii="Symbol" w:hAnsi="Symbol" w:eastAsia="Symbol" w:cs="Symbol"/>
+      </w:rPr>
+      <w:start w:val="1"/>
+      <w:suff w:val="tab"/>
+    </w:lvl>
+    <w:lvl w:ilvl="4">
+      <w:isLgl w:val="false"/>
+      <w:lvlJc w:val="left"/>
+      <w:lvlText w:val="o"/>
+      <w:numFmt w:val="bullet"/>
+      <w:pPr>
+        <w:pBdr/>
+        <w:spacing/>
+        <w:ind w:hanging="360" w:left="3589"/>
+      </w:pPr>
+      <w:rPr>
+        <w:rFonts w:hint="default" w:ascii="Courier New" w:hAnsi="Courier New" w:eastAsia="Courier New" w:cs="Courier New"/>
+      </w:rPr>
+      <w:start w:val="1"/>
+      <w:suff w:val="tab"/>
+    </w:lvl>
+    <w:lvl w:ilvl="5">
+      <w:isLgl w:val="false"/>
+      <w:lvlJc w:val="left"/>
+      <w:lvlText w:val="§"/>
+      <w:numFmt w:val="bullet"/>
+      <w:pPr>
+        <w:pBdr/>
+        <w:spacing/>
+        <w:ind w:hanging="360" w:left="4309"/>
+      </w:pPr>
+      <w:rPr>
+        <w:rFonts w:hint="default" w:ascii="Wingdings" w:hAnsi="Wingdings" w:eastAsia="Wingdings" w:cs="Wingdings"/>
+      </w:rPr>
+      <w:start w:val="1"/>
+      <w:suff w:val="tab"/>
+    </w:lvl>
+    <w:lvl w:ilvl="6">
+      <w:isLgl w:val="false"/>
+      <w:lvlJc w:val="left"/>
+      <w:lvlText w:val="·"/>
+      <w:numFmt w:val="bullet"/>
+      <w:pPr>
+        <w:pBdr/>
+        <w:spacing/>
+        <w:ind w:hanging="360" w:left="5029"/>
+      </w:pPr>
+      <w:rPr>
+        <w:rFonts w:hint="default" w:ascii="Symbol" w:hAnsi="Symbol" w:eastAsia="Symbol" w:cs="Symbol"/>
+      </w:rPr>
+      <w:start w:val="1"/>
+      <w:suff w:val="tab"/>
+    </w:lvl>
+    <w:lvl w:ilvl="7">
+      <w:isLgl w:val="false"/>
+      <w:lvlJc w:val="left"/>
+      <w:lvlText w:val="o"/>
+      <w:numFmt w:val="bullet"/>
+      <w:pPr>
+        <w:pBdr/>
+        <w:spacing/>
+        <w:ind w:hanging="360" w:left="5749"/>
+      </w:pPr>
+      <w:rPr>
+        <w:rFonts w:hint="default" w:ascii="Courier New" w:hAnsi="Courier New" w:eastAsia="Courier New" w:cs="Courier New"/>
+      </w:rPr>
+      <w:start w:val="1"/>
+      <w:suff w:val="tab"/>
+    </w:lvl>
+    <w:lvl w:ilvl="8">
+      <w:isLgl w:val="false"/>
+      <w:lvlJc w:val="left"/>
+      <w:lvlText w:val="§"/>
+      <w:numFmt w:val="bullet"/>
+      <w:pPr>
+        <w:pBdr/>
+        <w:spacing/>
+        <w:ind w:hanging="360" w:left="6469"/>
+      </w:pPr>
+      <w:rPr>
+        <w:rFonts w:hint="default" w:ascii="Wingdings" w:hAnsi="Wingdings" w:eastAsia="Wingdings" w:cs="Wingdings"/>
+      </w:rPr>
+      <w:start w:val="1"/>
+      <w:suff w:val="tab"/>
+    </w:lvl>
+  </w:abstractNum>
+  <w:abstractNum w:abstractNumId="1">
+    <w:nsid w:val="029B7C6D"/>
+    <w:lvl w:ilvl="0">
+      <w:isLgl w:val="false"/>
+      <w:lvlJc w:val="left"/>
+      <w:lvlText w:val="–"/>
+      <w:numFmt w:val="bullet"/>
+      <w:pPr>
+        <w:pBdr/>
+        <w:spacing/>
+        <w:ind w:hanging="360" w:left="709"/>
+      </w:pPr>
+      <w:rPr>
+        <w:rFonts w:hint="default" w:ascii="Arial" w:hAnsi="Arial" w:eastAsia="Arial" w:cs="Arial"/>
+      </w:rPr>
+      <w:start w:val="1"/>
+      <w:suff w:val="tab"/>
+    </w:lvl>
+    <w:lvl w:ilvl="1">
+      <w:isLgl w:val="false"/>
+      <w:lvlJc w:val="left"/>
+      <w:lvlText w:val="o"/>
+      <w:numFmt w:val="bullet"/>
+      <w:pPr>
+        <w:pBdr/>
+        <w:spacing/>
+        <w:ind w:hanging="360" w:left="1429"/>
+      </w:pPr>
+      <w:rPr>
+        <w:rFonts w:hint="default" w:ascii="Courier New" w:hAnsi="Courier New" w:eastAsia="Courier New" w:cs="Courier New"/>
+      </w:rPr>
+      <w:start w:val="1"/>
+      <w:suff w:val="tab"/>
+    </w:lvl>
+    <w:lvl w:ilvl="2">
+      <w:isLgl w:val="false"/>
+      <w:lvlJc w:val="left"/>
+      <w:lvlText w:val="§"/>
+      <w:numFmt w:val="bullet"/>
+      <w:pPr>
+        <w:pBdr/>
+        <w:spacing/>
+        <w:ind w:hanging="360" w:left="2149"/>
+      </w:pPr>
+      <w:rPr>
+        <w:rFonts w:hint="default" w:ascii="Wingdings" w:hAnsi="Wingdings" w:eastAsia="Wingdings" w:cs="Wingdings"/>
+      </w:rPr>
+      <w:start w:val="1"/>
+      <w:suff w:val="tab"/>
+    </w:lvl>
+    <w:lvl w:ilvl="3">
+      <w:isLgl w:val="false"/>
+      <w:lvlJc w:val="left"/>
+      <w:lvlText w:val="·"/>
+      <w:numFmt w:val="bullet"/>
+      <w:pPr>
+        <w:pBdr/>
+        <w:spacing/>
+        <w:ind w:hanging="360" w:left="2869"/>
+      </w:pPr>
+      <w:rPr>
+        <w:rFonts w:hint="default" w:ascii="Symbol" w:hAnsi="Symbol" w:eastAsia="Symbol" w:cs="Symbol"/>
+      </w:rPr>
+      <w:start w:val="1"/>
+      <w:suff w:val="tab"/>
+    </w:lvl>
+    <w:lvl w:ilvl="4">
+      <w:isLgl w:val="false"/>
+      <w:lvlJc w:val="left"/>
+      <w:lvlText w:val="o"/>
+      <w:numFmt w:val="bullet"/>
+      <w:pPr>
+        <w:pBdr/>
+        <w:spacing/>
+        <w:ind w:hanging="360" w:left="3589"/>
+      </w:pPr>
+      <w:rPr>
+        <w:rFonts w:hint="default" w:ascii="Courier New" w:hAnsi="Courier New" w:eastAsia="Courier New" w:cs="Courier New"/>
+      </w:rPr>
+      <w:start w:val="1"/>
+      <w:suff w:val="tab"/>
+    </w:lvl>
+    <w:lvl w:ilvl="5">
+      <w:isLgl w:val="false"/>
+      <w:lvlJc w:val="left"/>
+      <w:lvlText w:val="§"/>
+      <w:numFmt w:val="bullet"/>
+      <w:pPr>
+        <w:pBdr/>
+        <w:spacing/>
+        <w:ind w:hanging="360" w:left="4309"/>
+      </w:pPr>
+      <w:rPr>
+        <w:rFonts w:hint="default" w:ascii="Wingdings" w:hAnsi="Wingdings" w:eastAsia="Wingdings" w:cs="Wingdings"/>
+      </w:rPr>
+      <w:start w:val="1"/>
+      <w:suff w:val="tab"/>
+    </w:lvl>
+    <w:lvl w:ilvl="6">
+      <w:isLgl w:val="false"/>
+      <w:lvlJc w:val="left"/>
+      <w:lvlText w:val="·"/>
+      <w:numFmt w:val="bullet"/>
+      <w:pPr>
+        <w:pBdr/>
+        <w:spacing/>
+        <w:ind w:hanging="360" w:left="5029"/>
+      </w:pPr>
+      <w:rPr>
+        <w:rFonts w:hint="default" w:ascii="Symbol" w:hAnsi="Symbol" w:eastAsia="Symbol" w:cs="Symbol"/>
+      </w:rPr>
+      <w:start w:val="1"/>
+      <w:suff w:val="tab"/>
+    </w:lvl>
+    <w:lvl w:ilvl="7">
+      <w:isLgl w:val="false"/>
+      <w:lvlJc w:val="left"/>
+      <w:lvlText w:val="o"/>
+      <w:numFmt w:val="bullet"/>
+      <w:pPr>
+        <w:pBdr/>
+        <w:spacing/>
+        <w:ind w:hanging="360" w:left="5749"/>
+      </w:pPr>
+      <w:rPr>
+        <w:rFonts w:hint="default" w:ascii="Courier New" w:hAnsi="Courier New" w:eastAsia="Courier New" w:cs="Courier New"/>
+      </w:rPr>
+      <w:start w:val="1"/>
+      <w:suff w:val="tab"/>
+    </w:lvl>
+    <w:lvl w:ilvl="8">
+      <w:isLgl w:val="false"/>
+      <w:lvlJc w:val="left"/>
+      <w:lvlText w:val="§"/>
+      <w:numFmt w:val="bullet"/>
+      <w:pPr>
+        <w:pBdr/>
+        <w:spacing/>
+        <w:ind w:hanging="360" w:left="6469"/>
+      </w:pPr>
+      <w:rPr>
+        <w:rFonts w:hint="default" w:ascii="Wingdings" w:hAnsi="Wingdings" w:eastAsia="Wingdings" w:cs="Wingdings"/>
+      </w:rPr>
+      <w:start w:val="1"/>
+      <w:suff w:val="tab"/>
+    </w:lvl>
+  </w:abstractNum>
+  <w:abstractNum w:abstractNumId="2">
+    <w:nsid w:val="7C3C2303"/>
+    <w:lvl w:ilvl="0">
+      <w:isLgl w:val="false"/>
+      <w:lvlJc w:val="left"/>
+      <w:lvlText w:val="–"/>
+      <w:numFmt w:val="bullet"/>
+      <w:pPr>
+        <w:pBdr/>
+        <w:spacing/>
+        <w:ind w:hanging="360" w:left="709"/>
+      </w:pPr>
+      <w:rPr>
+        <w:rFonts w:hint="default" w:ascii="Arial" w:hAnsi="Arial" w:eastAsia="Arial" w:cs="Arial"/>
+      </w:rPr>
+      <w:start w:val="1"/>
+      <w:suff w:val="tab"/>
+    </w:lvl>
+    <w:lvl w:ilvl="1">
+      <w:isLgl w:val="false"/>
+      <w:lvlJc w:val="left"/>
+      <w:lvlText w:val="o"/>
+      <w:numFmt w:val="bullet"/>
+      <w:pPr>
+        <w:pBdr/>
+        <w:spacing/>
+        <w:ind w:hanging="360" w:left="1429"/>
+      </w:pPr>
+      <w:rPr>
+        <w:rFonts w:hint="default" w:ascii="Courier New" w:hAnsi="Courier New" w:eastAsia="Courier New" w:cs="Courier New"/>
+      </w:rPr>
+      <w:start w:val="1"/>
+      <w:suff w:val="tab"/>
+    </w:lvl>
+    <w:lvl w:ilvl="2">
+      <w:isLgl w:val="false"/>
+      <w:lvlJc w:val="left"/>
+      <w:lvlText w:val="§"/>
+      <w:numFmt w:val="bullet"/>
+      <w:pPr>
+        <w:pBdr/>
+        <w:spacing/>
+        <w:ind w:hanging="360" w:left="2149"/>
+      </w:pPr>
+      <w:rPr>
+        <w:rFonts w:hint="default" w:ascii="Wingdings" w:hAnsi="Wingdings" w:eastAsia="Wingdings" w:cs="Wingdings"/>
+      </w:rPr>
+      <w:start w:val="1"/>
+      <w:suff w:val="tab"/>
+    </w:lvl>
+    <w:lvl w:ilvl="3">
+      <w:isLgl w:val="false"/>
+      <w:lvlJc w:val="left"/>
+      <w:lvlText w:val="·"/>
+      <w:numFmt w:val="bullet"/>
+      <w:pPr>
+        <w:pBdr/>
+        <w:spacing/>
+        <w:ind w:hanging="360" w:left="2869"/>
+      </w:pPr>
+      <w:rPr>
+        <w:rFonts w:hint="default" w:ascii="Symbol" w:hAnsi="Symbol" w:eastAsia="Symbol" w:cs="Symbol"/>
+      </w:rPr>
+      <w:start w:val="1"/>
+      <w:suff w:val="tab"/>
+    </w:lvl>
+    <w:lvl w:ilvl="4">
+      <w:isLgl w:val="false"/>
+      <w:lvlJc w:val="left"/>
+      <w:lvlText w:val="o"/>
+      <w:numFmt w:val="bullet"/>
+      <w:pPr>
+        <w:pBdr/>
+        <w:spacing/>
+        <w:ind w:hanging="360" w:left="3589"/>
+      </w:pPr>
+      <w:rPr>
+        <w:rFonts w:hint="default" w:ascii="Courier New" w:hAnsi="Courier New" w:eastAsia="Courier New" w:cs="Courier New"/>
+      </w:rPr>
+      <w:start w:val="1"/>
+      <w:suff w:val="tab"/>
+    </w:lvl>
+    <w:lvl w:ilvl="5">
+      <w:isLgl w:val="false"/>
+      <w:lvlJc w:val="left"/>
+      <w:lvlText w:val="§"/>
+      <w:numFmt w:val="bullet"/>
+      <w:pPr>
+        <w:pBdr/>
+        <w:spacing/>
+        <w:ind w:hanging="360" w:left="4309"/>
+      </w:pPr>
+      <w:rPr>
+        <w:rFonts w:hint="default" w:ascii="Wingdings" w:hAnsi="Wingdings" w:eastAsia="Wingdings" w:cs="Wingdings"/>
+      </w:rPr>
+      <w:start w:val="1"/>
+      <w:suff w:val="tab"/>
+    </w:lvl>
+    <w:lvl w:ilvl="6">
+      <w:isLgl w:val="false"/>
+      <w:lvlJc w:val="left"/>
+      <w:lvlText w:val="·"/>
+      <w:numFmt w:val="bullet"/>
+      <w:pPr>
+        <w:pBdr/>
+        <w:spacing/>
+        <w:ind w:hanging="360" w:left="5029"/>
+      </w:pPr>
+      <w:rPr>
+        <w:rFonts w:hint="default" w:ascii="Symbol" w:hAnsi="Symbol" w:eastAsia="Symbol" w:cs="Symbol"/>
+      </w:rPr>
+      <w:start w:val="1"/>
+      <w:suff w:val="tab"/>
+    </w:lvl>
+    <w:lvl w:ilvl="7">
+      <w:isLgl w:val="false"/>
+      <w:lvlJc w:val="left"/>
+      <w:lvlText w:val="o"/>
+      <w:numFmt w:val="bullet"/>
+      <w:pPr>
+        <w:pBdr/>
+        <w:spacing/>
+        <w:ind w:hanging="360" w:left="5749"/>
+      </w:pPr>
+      <w:rPr>
+        <w:rFonts w:hint="default" w:ascii="Courier New" w:hAnsi="Courier New" w:eastAsia="Courier New" w:cs="Courier New"/>
+      </w:rPr>
+      <w:start w:val="1"/>
+      <w:suff w:val="tab"/>
+    </w:lvl>
+    <w:lvl w:ilvl="8">
+      <w:isLgl w:val="false"/>
+      <w:lvlJc w:val="left"/>
+      <w:lvlText w:val="§"/>
+      <w:numFmt w:val="bullet"/>
+      <w:pPr>
+        <w:pBdr/>
+        <w:spacing/>
+        <w:ind w:hanging="360" w:left="6469"/>
+      </w:pPr>
+      <w:rPr>
+        <w:rFonts w:hint="default" w:ascii="Wingdings" w:hAnsi="Wingdings" w:eastAsia="Wingdings" w:cs="Wingdings"/>
+      </w:rPr>
+      <w:start w:val="1"/>
+      <w:suff w:val="tab"/>
+    </w:lvl>
+  </w:abstractNum>
+  <w:num w:numId="1">
+    <w:abstractNumId w:val="0"/>
+  </w:num>
+  <w:num w:numId="2">
+    <w:abstractNumId w:val="1"/>
+  </w:num>
+  <w:num w:numId="3">
+    <w:abstractNumId w:val="2"/>
+  </w:num>
+</w:numbering>
 </file>
 
 <file path=word/styles.xml><?xml version="1.0" encoding="utf-8"?>
@@ -1111,9 +1615,9 @@
     <w:lsdException w:name="Bibliography" w:uiPriority="37"/>
     <w:lsdException w:name="TOC Heading" w:uiPriority="39" w:qFormat="1"/>
   </w:latentStyles>
-  <w:style w:type="table" w:styleId="12">
+  <w:style w:type="table" w:styleId="703">
     <w:name w:val="Table Grid"/>
-    <w:basedOn w:val="665"/>
+    <w:basedOn w:val="889"/>
     <w:uiPriority w:val="59"/>
     <w:pPr>
       <w:pBdr/>
@@ -1310,9 +1814,9 @@
       </w:tcPr>
     </w:tblStylePr>
   </w:style>
-  <w:style w:type="table" w:styleId="13">
+  <w:style w:type="table" w:styleId="704">
     <w:name w:val="Table Grid Light"/>
-    <w:basedOn w:val="665"/>
+    <w:basedOn w:val="889"/>
     <w:uiPriority w:val="59"/>
     <w:pPr>
       <w:pBdr/>
@@ -1509,9 +2013,9 @@
       </w:tcPr>
     </w:tblStylePr>
   </w:style>
-  <w:style w:type="table" w:styleId="14">
+  <w:style w:type="table" w:styleId="705">
     <w:name w:val="Plain Table 1"/>
-    <w:basedOn w:val="665"/>
+    <w:basedOn w:val="889"/>
     <w:uiPriority w:val="59"/>
     <w:pPr>
       <w:pBdr/>
@@ -1734,9 +2238,9 @@
       </w:tcPr>
     </w:tblStylePr>
   </w:style>
-  <w:style w:type="table" w:styleId="15">
+  <w:style w:type="table" w:styleId="706">
     <w:name w:val="Plain Table 2"/>
-    <w:basedOn w:val="665"/>
+    <w:basedOn w:val="889"/>
     <w:uiPriority w:val="59"/>
     <w:pPr>
       <w:pBdr/>
@@ -1967,9 +2471,9 @@
       </w:tcPr>
     </w:tblStylePr>
   </w:style>
-  <w:style w:type="table" w:styleId="16">
+  <w:style w:type="table" w:styleId="707">
     <w:name w:val="Plain Table 3"/>
-    <w:basedOn w:val="665"/>
+    <w:basedOn w:val="889"/>
     <w:uiPriority w:val="99"/>
     <w:pPr>
       <w:pBdr/>
@@ -2197,9 +2701,9 @@
       </w:tcPr>
     </w:tblStylePr>
   </w:style>
-  <w:style w:type="table" w:styleId="17">
+  <w:style w:type="table" w:styleId="708">
     <w:name w:val="Plain Table 4"/>
-    <w:basedOn w:val="665"/>
+    <w:basedOn w:val="889"/>
     <w:uiPriority w:val="99"/>
     <w:pPr>
       <w:pBdr/>
@@ -2413,9 +2917,9 @@
       </w:tcPr>
     </w:tblStylePr>
   </w:style>
-  <w:style w:type="table" w:styleId="18">
+  <w:style w:type="table" w:styleId="709">
     <w:name w:val="Plain Table 5"/>
-    <w:basedOn w:val="665"/>
+    <w:basedOn w:val="889"/>
     <w:uiPriority w:val="99"/>
     <w:pPr>
       <w:pBdr/>
@@ -2646,9 +3150,9 @@
       </w:tcPr>
     </w:tblStylePr>
   </w:style>
-  <w:style w:type="table" w:styleId="19">
+  <w:style w:type="table" w:styleId="710">
     <w:name w:val="Grid Table 1 Light"/>
-    <w:basedOn w:val="665"/>
+    <w:basedOn w:val="889"/>
     <w:uiPriority w:val="99"/>
     <w:pPr>
       <w:pBdr/>
@@ -2869,9 +3373,9 @@
       </w:tcPr>
     </w:tblStylePr>
   </w:style>
-  <w:style w:type="table" w:styleId="20">
+  <w:style w:type="table" w:styleId="711">
     <w:name w:val="Grid Table 1 Light - Accent 1"/>
-    <w:basedOn w:val="665"/>
+    <w:basedOn w:val="889"/>
     <w:uiPriority w:val="99"/>
     <w:pPr>
       <w:pBdr/>
@@ -3092,9 +3596,9 @@
       </w:tcPr>
     </w:tblStylePr>
   </w:style>
-  <w:style w:type="table" w:styleId="21">
+  <w:style w:type="table" w:styleId="712">
     <w:name w:val="Grid Table 1 Light - Accent 2"/>
-    <w:basedOn w:val="665"/>
+    <w:basedOn w:val="889"/>
     <w:uiPriority w:val="99"/>
     <w:pPr>
       <w:pBdr/>
@@ -3315,9 +3819,9 @@
       </w:tcPr>
     </w:tblStylePr>
   </w:style>
-  <w:style w:type="table" w:styleId="22">
+  <w:style w:type="table" w:styleId="713">
     <w:name w:val="Grid Table 1 Light - Accent 3"/>
-    <w:basedOn w:val="665"/>
+    <w:basedOn w:val="889"/>
     <w:uiPriority w:val="99"/>
     <w:pPr>
       <w:pBdr/>
@@ -3538,9 +4042,9 @@
       </w:tcPr>
     </w:tblStylePr>
   </w:style>
-  <w:style w:type="table" w:styleId="23">
+  <w:style w:type="table" w:styleId="714">
     <w:name w:val="Grid Table 1 Light - Accent 4"/>
-    <w:basedOn w:val="665"/>
+    <w:basedOn w:val="889"/>
     <w:uiPriority w:val="99"/>
     <w:pPr>
       <w:pBdr/>
@@ -3761,9 +4265,9 @@
       </w:tcPr>
     </w:tblStylePr>
   </w:style>
-  <w:style w:type="table" w:styleId="24">
+  <w:style w:type="table" w:styleId="715">
     <w:name w:val="Grid Table 1 Light - Accent 5"/>
-    <w:basedOn w:val="665"/>
+    <w:basedOn w:val="889"/>
     <w:uiPriority w:val="99"/>
     <w:pPr>
       <w:pBdr/>
@@ -3984,9 +4488,9 @@
       </w:tcPr>
     </w:tblStylePr>
   </w:style>
-  <w:style w:type="table" w:styleId="25">
+  <w:style w:type="table" w:styleId="716">
     <w:name w:val="Grid Table 1 Light - Accent 6"/>
-    <w:basedOn w:val="665"/>
+    <w:basedOn w:val="889"/>
     <w:uiPriority w:val="99"/>
     <w:pPr>
       <w:pBdr/>
@@ -4207,9 +4711,9 @@
       </w:tcPr>
     </w:tblStylePr>
   </w:style>
-  <w:style w:type="table" w:styleId="26">
+  <w:style w:type="table" w:styleId="717">
     <w:name w:val="Grid Table 2"/>
-    <w:basedOn w:val="665"/>
+    <w:basedOn w:val="889"/>
     <w:uiPriority w:val="99"/>
     <w:pPr>
       <w:pBdr/>
@@ -4439,9 +4943,9 @@
       </w:tcPr>
     </w:tblStylePr>
   </w:style>
-  <w:style w:type="table" w:styleId="27">
+  <w:style w:type="table" w:styleId="718">
     <w:name w:val="Grid Table 2 - Accent 1"/>
-    <w:basedOn w:val="665"/>
+    <w:basedOn w:val="889"/>
     <w:uiPriority w:val="99"/>
     <w:pPr>
       <w:pBdr/>
@@ -4671,9 +5175,9 @@
       </w:tcPr>
     </w:tblStylePr>
   </w:style>
-  <w:style w:type="table" w:styleId="28">
+  <w:style w:type="table" w:styleId="719">
     <w:name w:val="Grid Table 2 - Accent 2"/>
-    <w:basedOn w:val="665"/>
+    <w:basedOn w:val="889"/>
     <w:uiPriority w:val="99"/>
     <w:pPr>
       <w:pBdr/>
@@ -4903,9 +5407,9 @@
       </w:tcPr>
     </w:tblStylePr>
   </w:style>
-  <w:style w:type="table" w:styleId="29">
+  <w:style w:type="table" w:styleId="720">
     <w:name w:val="Grid Table 2 - Accent 3"/>
-    <w:basedOn w:val="665"/>
+    <w:basedOn w:val="889"/>
     <w:uiPriority w:val="99"/>
     <w:pPr>
       <w:pBdr/>
@@ -5135,9 +5639,9 @@
       </w:tcPr>
     </w:tblStylePr>
   </w:style>
-  <w:style w:type="table" w:styleId="30">
+  <w:style w:type="table" w:styleId="721">
     <w:name w:val="Grid Table 2 - Accent 4"/>
-    <w:basedOn w:val="665"/>
+    <w:basedOn w:val="889"/>
     <w:uiPriority w:val="99"/>
     <w:pPr>
       <w:pBdr/>
@@ -5367,9 +5871,9 @@
       </w:tcPr>
     </w:tblStylePr>
   </w:style>
-  <w:style w:type="table" w:styleId="31">
+  <w:style w:type="table" w:styleId="722">
     <w:name w:val="Grid Table 2 - Accent 5"/>
-    <w:basedOn w:val="665"/>
+    <w:basedOn w:val="889"/>
     <w:uiPriority w:val="99"/>
     <w:pPr>
       <w:pBdr/>
@@ -5599,9 +6103,9 @@
       </w:tcPr>
     </w:tblStylePr>
   </w:style>
-  <w:style w:type="table" w:styleId="32">
+  <w:style w:type="table" w:styleId="723">
     <w:name w:val="Grid Table 2 - Accent 6"/>
-    <w:basedOn w:val="665"/>
+    <w:basedOn w:val="889"/>
     <w:uiPriority w:val="99"/>
     <w:pPr>
       <w:pBdr/>
@@ -5831,9 +6335,9 @@
       </w:tcPr>
     </w:tblStylePr>
   </w:style>
-  <w:style w:type="table" w:styleId="33">
+  <w:style w:type="table" w:styleId="724">
     <w:name w:val="Grid Table 3"/>
-    <w:basedOn w:val="665"/>
+    <w:basedOn w:val="889"/>
     <w:uiPriority w:val="99"/>
     <w:pPr>
       <w:pBdr/>
@@ -5932,29 +6436,6 @@
         <w:tblBorders/>
       </w:tblPr>
       <w:tcPr>
-        <w:shd w:color="ffffff"/>
-        <w:tcBorders>
-          <w:top w:val="none" w:color="000000" w:sz="4" w:space="0"/>
-          <w:left w:val="none" w:color="000000" w:sz="4" w:space="0"/>
-          <w:bottom w:val="none" w:color="000000" w:sz="4" w:space="0"/>
-          <w:right w:val="none" w:color="000000" w:sz="4" w:space="0"/>
-        </w:tcBorders>
-      </w:tcPr>
-    </w:tblStylePr>
-    <w:tblStylePr w:type="firstRow">
-      <w:rPr>
-        <w:b/>
-        <w:color w:val="404040"/>
-      </w:rPr>
-      <w:pPr>
-        <w:pBdr/>
-        <w:spacing/>
-        <w:ind/>
-      </w:pPr>
-      <w:tblPr>
-        <w:tblBorders/>
-      </w:tblPr>
-      <w:tcPr>
         <w:shd w:val="clear" w:color="ffffff"/>
         <w:tcBorders>
           <w:top w:val="none" w:color="000000" w:sz="4" w:space="0"/>
@@ -5964,30 +6445,7 @@
         </w:tcBorders>
       </w:tcPr>
     </w:tblStylePr>
-    <w:tblStylePr w:type="lastCol">
-      <w:rPr>
-        <w:i/>
-        <w:color w:val="404040"/>
-      </w:rPr>
-      <w:pPr>
-        <w:pBdr/>
-        <w:spacing/>
-        <w:ind/>
-      </w:pPr>
-      <w:tblPr>
-        <w:tblBorders/>
-      </w:tblPr>
-      <w:tcPr>
-        <w:shd w:color="ffffff"/>
-        <w:tcBorders>
-          <w:top w:val="none" w:color="000000" w:sz="4" w:space="0"/>
-          <w:left w:val="none" w:color="000000" w:sz="4" w:space="0"/>
-          <w:bottom w:val="none" w:color="000000" w:sz="4" w:space="0"/>
-          <w:right w:val="none" w:color="000000" w:sz="4" w:space="0"/>
-        </w:tcBorders>
-      </w:tcPr>
-    </w:tblStylePr>
-    <w:tblStylePr w:type="lastRow">
+    <w:tblStylePr w:type="firstRow">
       <w:rPr>
         <w:b/>
         <w:color w:val="404040"/>
@@ -6010,6 +6468,52 @@
         </w:tcBorders>
       </w:tcPr>
     </w:tblStylePr>
+    <w:tblStylePr w:type="lastCol">
+      <w:rPr>
+        <w:i/>
+        <w:color w:val="404040"/>
+      </w:rPr>
+      <w:pPr>
+        <w:pBdr/>
+        <w:spacing/>
+        <w:ind/>
+      </w:pPr>
+      <w:tblPr>
+        <w:tblBorders/>
+      </w:tblPr>
+      <w:tcPr>
+        <w:shd w:val="clear" w:color="ffffff"/>
+        <w:tcBorders>
+          <w:top w:val="none" w:color="000000" w:sz="4" w:space="0"/>
+          <w:left w:val="none" w:color="000000" w:sz="4" w:space="0"/>
+          <w:bottom w:val="none" w:color="000000" w:sz="4" w:space="0"/>
+          <w:right w:val="none" w:color="000000" w:sz="4" w:space="0"/>
+        </w:tcBorders>
+      </w:tcPr>
+    </w:tblStylePr>
+    <w:tblStylePr w:type="lastRow">
+      <w:rPr>
+        <w:b/>
+        <w:color w:val="404040"/>
+      </w:rPr>
+      <w:pPr>
+        <w:pBdr/>
+        <w:spacing/>
+        <w:ind/>
+      </w:pPr>
+      <w:tblPr>
+        <w:tblBorders/>
+      </w:tblPr>
+      <w:tcPr>
+        <w:shd w:val="clear" w:color="ffffff"/>
+        <w:tcBorders>
+          <w:top w:val="none" w:color="000000" w:sz="4" w:space="0"/>
+          <w:left w:val="none" w:color="000000" w:sz="4" w:space="0"/>
+          <w:bottom w:val="none" w:color="000000" w:sz="4" w:space="0"/>
+          <w:right w:val="none" w:color="000000" w:sz="4" w:space="0"/>
+        </w:tcBorders>
+      </w:tcPr>
+    </w:tblStylePr>
     <w:tblStylePr w:type="nwCell">
       <w:pPr>
         <w:pBdr/>
@@ -6076,9 +6580,9 @@
       </w:tcPr>
     </w:tblStylePr>
   </w:style>
-  <w:style w:type="table" w:styleId="34">
+  <w:style w:type="table" w:styleId="725">
     <w:name w:val="Grid Table 3 - Accent 1"/>
-    <w:basedOn w:val="665"/>
+    <w:basedOn w:val="889"/>
     <w:uiPriority w:val="99"/>
     <w:pPr>
       <w:pBdr/>
@@ -6177,29 +6681,6 @@
         <w:tblBorders/>
       </w:tblPr>
       <w:tcPr>
-        <w:shd w:color="ffffff"/>
-        <w:tcBorders>
-          <w:top w:val="none" w:color="000000" w:sz="4" w:space="0"/>
-          <w:left w:val="none" w:color="000000" w:sz="4" w:space="0"/>
-          <w:bottom w:val="none" w:color="000000" w:sz="4" w:space="0"/>
-          <w:right w:val="none" w:color="000000" w:sz="4" w:space="0"/>
-        </w:tcBorders>
-      </w:tcPr>
-    </w:tblStylePr>
-    <w:tblStylePr w:type="firstRow">
-      <w:rPr>
-        <w:b/>
-        <w:color w:val="404040"/>
-      </w:rPr>
-      <w:pPr>
-        <w:pBdr/>
-        <w:spacing/>
-        <w:ind/>
-      </w:pPr>
-      <w:tblPr>
-        <w:tblBorders/>
-      </w:tblPr>
-      <w:tcPr>
         <w:shd w:val="clear" w:color="ffffff"/>
         <w:tcBorders>
           <w:top w:val="none" w:color="000000" w:sz="4" w:space="0"/>
@@ -6209,30 +6690,7 @@
         </w:tcBorders>
       </w:tcPr>
     </w:tblStylePr>
-    <w:tblStylePr w:type="lastCol">
-      <w:rPr>
-        <w:i/>
-        <w:color w:val="404040"/>
-      </w:rPr>
-      <w:pPr>
-        <w:pBdr/>
-        <w:spacing/>
-        <w:ind/>
-      </w:pPr>
-      <w:tblPr>
-        <w:tblBorders/>
-      </w:tblPr>
-      <w:tcPr>
-        <w:shd w:color="ffffff"/>
-        <w:tcBorders>
-          <w:top w:val="none" w:color="000000" w:sz="4" w:space="0"/>
-          <w:left w:val="none" w:color="000000" w:sz="4" w:space="0"/>
-          <w:bottom w:val="none" w:color="000000" w:sz="4" w:space="0"/>
-          <w:right w:val="none" w:color="000000" w:sz="4" w:space="0"/>
-        </w:tcBorders>
-      </w:tcPr>
-    </w:tblStylePr>
-    <w:tblStylePr w:type="lastRow">
+    <w:tblStylePr w:type="firstRow">
       <w:rPr>
         <w:b/>
         <w:color w:val="404040"/>
@@ -6255,6 +6713,52 @@
         </w:tcBorders>
       </w:tcPr>
     </w:tblStylePr>
+    <w:tblStylePr w:type="lastCol">
+      <w:rPr>
+        <w:i/>
+        <w:color w:val="404040"/>
+      </w:rPr>
+      <w:pPr>
+        <w:pBdr/>
+        <w:spacing/>
+        <w:ind/>
+      </w:pPr>
+      <w:tblPr>
+        <w:tblBorders/>
+      </w:tblPr>
+      <w:tcPr>
+        <w:shd w:val="clear" w:color="ffffff"/>
+        <w:tcBorders>
+          <w:top w:val="none" w:color="000000" w:sz="4" w:space="0"/>
+          <w:left w:val="none" w:color="000000" w:sz="4" w:space="0"/>
+          <w:bottom w:val="none" w:color="000000" w:sz="4" w:space="0"/>
+          <w:right w:val="none" w:color="000000" w:sz="4" w:space="0"/>
+        </w:tcBorders>
+      </w:tcPr>
+    </w:tblStylePr>
+    <w:tblStylePr w:type="lastRow">
+      <w:rPr>
+        <w:b/>
+        <w:color w:val="404040"/>
+      </w:rPr>
+      <w:pPr>
+        <w:pBdr/>
+        <w:spacing/>
+        <w:ind/>
+      </w:pPr>
+      <w:tblPr>
+        <w:tblBorders/>
+      </w:tblPr>
+      <w:tcPr>
+        <w:shd w:val="clear" w:color="ffffff"/>
+        <w:tcBorders>
+          <w:top w:val="none" w:color="000000" w:sz="4" w:space="0"/>
+          <w:left w:val="none" w:color="000000" w:sz="4" w:space="0"/>
+          <w:bottom w:val="none" w:color="000000" w:sz="4" w:space="0"/>
+          <w:right w:val="none" w:color="000000" w:sz="4" w:space="0"/>
+        </w:tcBorders>
+      </w:tcPr>
+    </w:tblStylePr>
     <w:tblStylePr w:type="nwCell">
       <w:pPr>
         <w:pBdr/>
@@ -6321,9 +6825,9 @@
       </w:tcPr>
     </w:tblStylePr>
   </w:style>
-  <w:style w:type="table" w:styleId="35">
+  <w:style w:type="table" w:styleId="726">
     <w:name w:val="Grid Table 3 - Accent 2"/>
-    <w:basedOn w:val="665"/>
+    <w:basedOn w:val="889"/>
     <w:uiPriority w:val="99"/>
     <w:pPr>
       <w:pBdr/>
@@ -6422,29 +6926,6 @@
         <w:tblBorders/>
       </w:tblPr>
       <w:tcPr>
-        <w:shd w:color="ffffff"/>
-        <w:tcBorders>
-          <w:top w:val="none" w:color="000000" w:sz="4" w:space="0"/>
-          <w:left w:val="none" w:color="000000" w:sz="4" w:space="0"/>
-          <w:bottom w:val="none" w:color="000000" w:sz="4" w:space="0"/>
-          <w:right w:val="none" w:color="000000" w:sz="4" w:space="0"/>
-        </w:tcBorders>
-      </w:tcPr>
-    </w:tblStylePr>
-    <w:tblStylePr w:type="firstRow">
-      <w:rPr>
-        <w:b/>
-        <w:color w:val="404040"/>
-      </w:rPr>
-      <w:pPr>
-        <w:pBdr/>
-        <w:spacing/>
-        <w:ind/>
-      </w:pPr>
-      <w:tblPr>
-        <w:tblBorders/>
-      </w:tblPr>
-      <w:tcPr>
         <w:shd w:val="clear" w:color="ffffff"/>
         <w:tcBorders>
           <w:top w:val="none" w:color="000000" w:sz="4" w:space="0"/>
@@ -6454,30 +6935,7 @@
         </w:tcBorders>
       </w:tcPr>
     </w:tblStylePr>
-    <w:tblStylePr w:type="lastCol">
-      <w:rPr>
-        <w:i/>
-        <w:color w:val="404040"/>
-      </w:rPr>
-      <w:pPr>
-        <w:pBdr/>
-        <w:spacing/>
-        <w:ind/>
-      </w:pPr>
-      <w:tblPr>
-        <w:tblBorders/>
-      </w:tblPr>
-      <w:tcPr>
-        <w:shd w:color="ffffff"/>
-        <w:tcBorders>
-          <w:top w:val="none" w:color="000000" w:sz="4" w:space="0"/>
-          <w:left w:val="none" w:color="000000" w:sz="4" w:space="0"/>
-          <w:bottom w:val="none" w:color="000000" w:sz="4" w:space="0"/>
-          <w:right w:val="none" w:color="000000" w:sz="4" w:space="0"/>
-        </w:tcBorders>
-      </w:tcPr>
-    </w:tblStylePr>
-    <w:tblStylePr w:type="lastRow">
+    <w:tblStylePr w:type="firstRow">
       <w:rPr>
         <w:b/>
         <w:color w:val="404040"/>
@@ -6500,6 +6958,52 @@
         </w:tcBorders>
       </w:tcPr>
     </w:tblStylePr>
+    <w:tblStylePr w:type="lastCol">
+      <w:rPr>
+        <w:i/>
+        <w:color w:val="404040"/>
+      </w:rPr>
+      <w:pPr>
+        <w:pBdr/>
+        <w:spacing/>
+        <w:ind/>
+      </w:pPr>
+      <w:tblPr>
+        <w:tblBorders/>
+      </w:tblPr>
+      <w:tcPr>
+        <w:shd w:val="clear" w:color="ffffff"/>
+        <w:tcBorders>
+          <w:top w:val="none" w:color="000000" w:sz="4" w:space="0"/>
+          <w:left w:val="none" w:color="000000" w:sz="4" w:space="0"/>
+          <w:bottom w:val="none" w:color="000000" w:sz="4" w:space="0"/>
+          <w:right w:val="none" w:color="000000" w:sz="4" w:space="0"/>
+        </w:tcBorders>
+      </w:tcPr>
+    </w:tblStylePr>
+    <w:tblStylePr w:type="lastRow">
+      <w:rPr>
+        <w:b/>
+        <w:color w:val="404040"/>
+      </w:rPr>
+      <w:pPr>
+        <w:pBdr/>
+        <w:spacing/>
+        <w:ind/>
+      </w:pPr>
+      <w:tblPr>
+        <w:tblBorders/>
+      </w:tblPr>
+      <w:tcPr>
+        <w:shd w:val="clear" w:color="ffffff"/>
+        <w:tcBorders>
+          <w:top w:val="none" w:color="000000" w:sz="4" w:space="0"/>
+          <w:left w:val="none" w:color="000000" w:sz="4" w:space="0"/>
+          <w:bottom w:val="none" w:color="000000" w:sz="4" w:space="0"/>
+          <w:right w:val="none" w:color="000000" w:sz="4" w:space="0"/>
+        </w:tcBorders>
+      </w:tcPr>
+    </w:tblStylePr>
     <w:tblStylePr w:type="nwCell">
       <w:pPr>
         <w:pBdr/>
@@ -6566,9 +7070,9 @@
       </w:tcPr>
     </w:tblStylePr>
   </w:style>
-  <w:style w:type="table" w:styleId="36">
+  <w:style w:type="table" w:styleId="727">
     <w:name w:val="Grid Table 3 - Accent 3"/>
-    <w:basedOn w:val="665"/>
+    <w:basedOn w:val="889"/>
     <w:uiPriority w:val="99"/>
     <w:pPr>
       <w:pBdr/>
@@ -6667,29 +7171,6 @@
         <w:tblBorders/>
       </w:tblPr>
       <w:tcPr>
-        <w:shd w:color="ffffff"/>
-        <w:tcBorders>
-          <w:top w:val="none" w:color="000000" w:sz="4" w:space="0"/>
-          <w:left w:val="none" w:color="000000" w:sz="4" w:space="0"/>
-          <w:bottom w:val="none" w:color="000000" w:sz="4" w:space="0"/>
-          <w:right w:val="none" w:color="000000" w:sz="4" w:space="0"/>
-        </w:tcBorders>
-      </w:tcPr>
-    </w:tblStylePr>
-    <w:tblStylePr w:type="firstRow">
-      <w:rPr>
-        <w:b/>
-        <w:color w:val="404040"/>
-      </w:rPr>
-      <w:pPr>
-        <w:pBdr/>
-        <w:spacing/>
-        <w:ind/>
-      </w:pPr>
-      <w:tblPr>
-        <w:tblBorders/>
-      </w:tblPr>
-      <w:tcPr>
         <w:shd w:val="clear" w:color="ffffff"/>
         <w:tcBorders>
           <w:top w:val="none" w:color="000000" w:sz="4" w:space="0"/>
@@ -6699,30 +7180,7 @@
         </w:tcBorders>
       </w:tcPr>
     </w:tblStylePr>
-    <w:tblStylePr w:type="lastCol">
-      <w:rPr>
-        <w:i/>
-        <w:color w:val="404040"/>
-      </w:rPr>
-      <w:pPr>
-        <w:pBdr/>
-        <w:spacing/>
-        <w:ind/>
-      </w:pPr>
-      <w:tblPr>
-        <w:tblBorders/>
-      </w:tblPr>
-      <w:tcPr>
-        <w:shd w:color="ffffff"/>
-        <w:tcBorders>
-          <w:top w:val="none" w:color="000000" w:sz="4" w:space="0"/>
-          <w:left w:val="none" w:color="000000" w:sz="4" w:space="0"/>
-          <w:bottom w:val="none" w:color="000000" w:sz="4" w:space="0"/>
-          <w:right w:val="none" w:color="000000" w:sz="4" w:space="0"/>
-        </w:tcBorders>
-      </w:tcPr>
-    </w:tblStylePr>
-    <w:tblStylePr w:type="lastRow">
+    <w:tblStylePr w:type="firstRow">
       <w:rPr>
         <w:b/>
         <w:color w:val="404040"/>
@@ -6745,6 +7203,52 @@
         </w:tcBorders>
       </w:tcPr>
     </w:tblStylePr>
+    <w:tblStylePr w:type="lastCol">
+      <w:rPr>
+        <w:i/>
+        <w:color w:val="404040"/>
+      </w:rPr>
+      <w:pPr>
+        <w:pBdr/>
+        <w:spacing/>
+        <w:ind/>
+      </w:pPr>
+      <w:tblPr>
+        <w:tblBorders/>
+      </w:tblPr>
+      <w:tcPr>
+        <w:shd w:val="clear" w:color="ffffff"/>
+        <w:tcBorders>
+          <w:top w:val="none" w:color="000000" w:sz="4" w:space="0"/>
+          <w:left w:val="none" w:color="000000" w:sz="4" w:space="0"/>
+          <w:bottom w:val="none" w:color="000000" w:sz="4" w:space="0"/>
+          <w:right w:val="none" w:color="000000" w:sz="4" w:space="0"/>
+        </w:tcBorders>
+      </w:tcPr>
+    </w:tblStylePr>
+    <w:tblStylePr w:type="lastRow">
+      <w:rPr>
+        <w:b/>
+        <w:color w:val="404040"/>
+      </w:rPr>
+      <w:pPr>
+        <w:pBdr/>
+        <w:spacing/>
+        <w:ind/>
+      </w:pPr>
+      <w:tblPr>
+        <w:tblBorders/>
+      </w:tblPr>
+      <w:tcPr>
+        <w:shd w:val="clear" w:color="ffffff"/>
+        <w:tcBorders>
+          <w:top w:val="none" w:color="000000" w:sz="4" w:space="0"/>
+          <w:left w:val="none" w:color="000000" w:sz="4" w:space="0"/>
+          <w:bottom w:val="none" w:color="000000" w:sz="4" w:space="0"/>
+          <w:right w:val="none" w:color="000000" w:sz="4" w:space="0"/>
+        </w:tcBorders>
+      </w:tcPr>
+    </w:tblStylePr>
     <w:tblStylePr w:type="nwCell">
       <w:pPr>
         <w:pBdr/>
@@ -6811,9 +7315,9 @@
       </w:tcPr>
     </w:tblStylePr>
   </w:style>
-  <w:style w:type="table" w:styleId="37">
+  <w:style w:type="table" w:styleId="728">
     <w:name w:val="Grid Table 3 - Accent 4"/>
-    <w:basedOn w:val="665"/>
+    <w:basedOn w:val="889"/>
     <w:uiPriority w:val="99"/>
     <w:pPr>
       <w:pBdr/>
@@ -6912,29 +7416,6 @@
         <w:tblBorders/>
       </w:tblPr>
       <w:tcPr>
-        <w:shd w:color="ffffff"/>
-        <w:tcBorders>
-          <w:top w:val="none" w:color="000000" w:sz="4" w:space="0"/>
-          <w:left w:val="none" w:color="000000" w:sz="4" w:space="0"/>
-          <w:bottom w:val="none" w:color="000000" w:sz="4" w:space="0"/>
-          <w:right w:val="none" w:color="000000" w:sz="4" w:space="0"/>
-        </w:tcBorders>
-      </w:tcPr>
-    </w:tblStylePr>
-    <w:tblStylePr w:type="firstRow">
-      <w:rPr>
-        <w:b/>
-        <w:color w:val="404040"/>
-      </w:rPr>
-      <w:pPr>
-        <w:pBdr/>
-        <w:spacing/>
-        <w:ind/>
-      </w:pPr>
-      <w:tblPr>
-        <w:tblBorders/>
-      </w:tblPr>
-      <w:tcPr>
         <w:shd w:val="clear" w:color="ffffff"/>
         <w:tcBorders>
           <w:top w:val="none" w:color="000000" w:sz="4" w:space="0"/>
@@ -6944,30 +7425,7 @@
         </w:tcBorders>
       </w:tcPr>
     </w:tblStylePr>
-    <w:tblStylePr w:type="lastCol">
-      <w:rPr>
-        <w:i/>
-        <w:color w:val="404040"/>
-      </w:rPr>
-      <w:pPr>
-        <w:pBdr/>
-        <w:spacing/>
-        <w:ind/>
-      </w:pPr>
-      <w:tblPr>
-        <w:tblBorders/>
-      </w:tblPr>
-      <w:tcPr>
-        <w:shd w:color="ffffff"/>
-        <w:tcBorders>
-          <w:top w:val="none" w:color="000000" w:sz="4" w:space="0"/>
-          <w:left w:val="none" w:color="000000" w:sz="4" w:space="0"/>
-          <w:bottom w:val="none" w:color="000000" w:sz="4" w:space="0"/>
-          <w:right w:val="none" w:color="000000" w:sz="4" w:space="0"/>
-        </w:tcBorders>
-      </w:tcPr>
-    </w:tblStylePr>
-    <w:tblStylePr w:type="lastRow">
+    <w:tblStylePr w:type="firstRow">
       <w:rPr>
         <w:b/>
         <w:color w:val="404040"/>
@@ -6990,6 +7448,52 @@
         </w:tcBorders>
       </w:tcPr>
     </w:tblStylePr>
+    <w:tblStylePr w:type="lastCol">
+      <w:rPr>
+        <w:i/>
+        <w:color w:val="404040"/>
+      </w:rPr>
+      <w:pPr>
+        <w:pBdr/>
+        <w:spacing/>
+        <w:ind/>
+      </w:pPr>
+      <w:tblPr>
+        <w:tblBorders/>
+      </w:tblPr>
+      <w:tcPr>
+        <w:shd w:val="clear" w:color="ffffff"/>
+        <w:tcBorders>
+          <w:top w:val="none" w:color="000000" w:sz="4" w:space="0"/>
+          <w:left w:val="none" w:color="000000" w:sz="4" w:space="0"/>
+          <w:bottom w:val="none" w:color="000000" w:sz="4" w:space="0"/>
+          <w:right w:val="none" w:color="000000" w:sz="4" w:space="0"/>
+        </w:tcBorders>
+      </w:tcPr>
+    </w:tblStylePr>
+    <w:tblStylePr w:type="lastRow">
+      <w:rPr>
+        <w:b/>
+        <w:color w:val="404040"/>
+      </w:rPr>
+      <w:pPr>
+        <w:pBdr/>
+        <w:spacing/>
+        <w:ind/>
+      </w:pPr>
+      <w:tblPr>
+        <w:tblBorders/>
+      </w:tblPr>
+      <w:tcPr>
+        <w:shd w:val="clear" w:color="ffffff"/>
+        <w:tcBorders>
+          <w:top w:val="none" w:color="000000" w:sz="4" w:space="0"/>
+          <w:left w:val="none" w:color="000000" w:sz="4" w:space="0"/>
+          <w:bottom w:val="none" w:color="000000" w:sz="4" w:space="0"/>
+          <w:right w:val="none" w:color="000000" w:sz="4" w:space="0"/>
+        </w:tcBorders>
+      </w:tcPr>
+    </w:tblStylePr>
     <w:tblStylePr w:type="nwCell">
       <w:pPr>
         <w:pBdr/>
@@ -7056,9 +7560,9 @@
       </w:tcPr>
     </w:tblStylePr>
   </w:style>
-  <w:style w:type="table" w:styleId="38">
+  <w:style w:type="table" w:styleId="729">
     <w:name w:val="Grid Table 3 - Accent 5"/>
-    <w:basedOn w:val="665"/>
+    <w:basedOn w:val="889"/>
     <w:uiPriority w:val="99"/>
     <w:pPr>
       <w:pBdr/>
@@ -7157,29 +7661,6 @@
         <w:tblBorders/>
       </w:tblPr>
       <w:tcPr>
-        <w:shd w:color="ffffff"/>
-        <w:tcBorders>
-          <w:top w:val="none" w:color="000000" w:sz="4" w:space="0"/>
-          <w:left w:val="none" w:color="000000" w:sz="4" w:space="0"/>
-          <w:bottom w:val="none" w:color="000000" w:sz="4" w:space="0"/>
-          <w:right w:val="none" w:color="000000" w:sz="4" w:space="0"/>
-        </w:tcBorders>
-      </w:tcPr>
-    </w:tblStylePr>
-    <w:tblStylePr w:type="firstRow">
-      <w:rPr>
-        <w:b/>
-        <w:color w:val="404040"/>
-      </w:rPr>
-      <w:pPr>
-        <w:pBdr/>
-        <w:spacing/>
-        <w:ind/>
-      </w:pPr>
-      <w:tblPr>
-        <w:tblBorders/>
-      </w:tblPr>
-      <w:tcPr>
         <w:shd w:val="clear" w:color="ffffff"/>
         <w:tcBorders>
           <w:top w:val="none" w:color="000000" w:sz="4" w:space="0"/>
@@ -7189,30 +7670,7 @@
         </w:tcBorders>
       </w:tcPr>
     </w:tblStylePr>
-    <w:tblStylePr w:type="lastCol">
-      <w:rPr>
-        <w:i/>
-        <w:color w:val="404040"/>
-      </w:rPr>
-      <w:pPr>
-        <w:pBdr/>
-        <w:spacing/>
-        <w:ind/>
-      </w:pPr>
-      <w:tblPr>
-        <w:tblBorders/>
-      </w:tblPr>
-      <w:tcPr>
-        <w:shd w:color="ffffff"/>
-        <w:tcBorders>
-          <w:top w:val="none" w:color="000000" w:sz="4" w:space="0"/>
-          <w:left w:val="none" w:color="000000" w:sz="4" w:space="0"/>
-          <w:bottom w:val="none" w:color="000000" w:sz="4" w:space="0"/>
-          <w:right w:val="none" w:color="000000" w:sz="4" w:space="0"/>
-        </w:tcBorders>
-      </w:tcPr>
-    </w:tblStylePr>
-    <w:tblStylePr w:type="lastRow">
+    <w:tblStylePr w:type="firstRow">
       <w:rPr>
         <w:b/>
         <w:color w:val="404040"/>
@@ -7235,6 +7693,52 @@
         </w:tcBorders>
       </w:tcPr>
     </w:tblStylePr>
+    <w:tblStylePr w:type="lastCol">
+      <w:rPr>
+        <w:i/>
+        <w:color w:val="404040"/>
+      </w:rPr>
+      <w:pPr>
+        <w:pBdr/>
+        <w:spacing/>
+        <w:ind/>
+      </w:pPr>
+      <w:tblPr>
+        <w:tblBorders/>
+      </w:tblPr>
+      <w:tcPr>
+        <w:shd w:val="clear" w:color="ffffff"/>
+        <w:tcBorders>
+          <w:top w:val="none" w:color="000000" w:sz="4" w:space="0"/>
+          <w:left w:val="none" w:color="000000" w:sz="4" w:space="0"/>
+          <w:bottom w:val="none" w:color="000000" w:sz="4" w:space="0"/>
+          <w:right w:val="none" w:color="000000" w:sz="4" w:space="0"/>
+        </w:tcBorders>
+      </w:tcPr>
+    </w:tblStylePr>
+    <w:tblStylePr w:type="lastRow">
+      <w:rPr>
+        <w:b/>
+        <w:color w:val="404040"/>
+      </w:rPr>
+      <w:pPr>
+        <w:pBdr/>
+        <w:spacing/>
+        <w:ind/>
+      </w:pPr>
+      <w:tblPr>
+        <w:tblBorders/>
+      </w:tblPr>
+      <w:tcPr>
+        <w:shd w:val="clear" w:color="ffffff"/>
+        <w:tcBorders>
+          <w:top w:val="none" w:color="000000" w:sz="4" w:space="0"/>
+          <w:left w:val="none" w:color="000000" w:sz="4" w:space="0"/>
+          <w:bottom w:val="none" w:color="000000" w:sz="4" w:space="0"/>
+          <w:right w:val="none" w:color="000000" w:sz="4" w:space="0"/>
+        </w:tcBorders>
+      </w:tcPr>
+    </w:tblStylePr>
     <w:tblStylePr w:type="nwCell">
       <w:pPr>
         <w:pBdr/>
@@ -7301,9 +7805,9 @@
       </w:tcPr>
     </w:tblStylePr>
   </w:style>
-  <w:style w:type="table" w:styleId="39">
+  <w:style w:type="table" w:styleId="730">
     <w:name w:val="Grid Table 3 - Accent 6"/>
-    <w:basedOn w:val="665"/>
+    <w:basedOn w:val="889"/>
     <w:uiPriority w:val="99"/>
     <w:pPr>
       <w:pBdr/>
@@ -7402,29 +7906,6 @@
         <w:tblBorders/>
       </w:tblPr>
       <w:tcPr>
-        <w:shd w:color="ffffff"/>
-        <w:tcBorders>
-          <w:top w:val="none" w:color="000000" w:sz="4" w:space="0"/>
-          <w:left w:val="none" w:color="000000" w:sz="4" w:space="0"/>
-          <w:bottom w:val="none" w:color="000000" w:sz="4" w:space="0"/>
-          <w:right w:val="none" w:color="000000" w:sz="4" w:space="0"/>
-        </w:tcBorders>
-      </w:tcPr>
-    </w:tblStylePr>
-    <w:tblStylePr w:type="firstRow">
-      <w:rPr>
-        <w:b/>
-        <w:color w:val="404040"/>
-      </w:rPr>
-      <w:pPr>
-        <w:pBdr/>
-        <w:spacing/>
-        <w:ind/>
-      </w:pPr>
-      <w:tblPr>
-        <w:tblBorders/>
-      </w:tblPr>
-      <w:tcPr>
         <w:shd w:val="clear" w:color="ffffff"/>
         <w:tcBorders>
           <w:top w:val="none" w:color="000000" w:sz="4" w:space="0"/>
@@ -7434,30 +7915,7 @@
         </w:tcBorders>
       </w:tcPr>
     </w:tblStylePr>
-    <w:tblStylePr w:type="lastCol">
-      <w:rPr>
-        <w:i/>
-        <w:color w:val="404040"/>
-      </w:rPr>
-      <w:pPr>
-        <w:pBdr/>
-        <w:spacing/>
-        <w:ind/>
-      </w:pPr>
-      <w:tblPr>
-        <w:tblBorders/>
-      </w:tblPr>
-      <w:tcPr>
-        <w:shd w:color="ffffff"/>
-        <w:tcBorders>
-          <w:top w:val="none" w:color="000000" w:sz="4" w:space="0"/>
-          <w:left w:val="none" w:color="000000" w:sz="4" w:space="0"/>
-          <w:bottom w:val="none" w:color="000000" w:sz="4" w:space="0"/>
-          <w:right w:val="none" w:color="000000" w:sz="4" w:space="0"/>
-        </w:tcBorders>
-      </w:tcPr>
-    </w:tblStylePr>
-    <w:tblStylePr w:type="lastRow">
+    <w:tblStylePr w:type="firstRow">
       <w:rPr>
         <w:b/>
         <w:color w:val="404040"/>
@@ -7480,6 +7938,52 @@
         </w:tcBorders>
       </w:tcPr>
     </w:tblStylePr>
+    <w:tblStylePr w:type="lastCol">
+      <w:rPr>
+        <w:i/>
+        <w:color w:val="404040"/>
+      </w:rPr>
+      <w:pPr>
+        <w:pBdr/>
+        <w:spacing/>
+        <w:ind/>
+      </w:pPr>
+      <w:tblPr>
+        <w:tblBorders/>
+      </w:tblPr>
+      <w:tcPr>
+        <w:shd w:val="clear" w:color="ffffff"/>
+        <w:tcBorders>
+          <w:top w:val="none" w:color="000000" w:sz="4" w:space="0"/>
+          <w:left w:val="none" w:color="000000" w:sz="4" w:space="0"/>
+          <w:bottom w:val="none" w:color="000000" w:sz="4" w:space="0"/>
+          <w:right w:val="none" w:color="000000" w:sz="4" w:space="0"/>
+        </w:tcBorders>
+      </w:tcPr>
+    </w:tblStylePr>
+    <w:tblStylePr w:type="lastRow">
+      <w:rPr>
+        <w:b/>
+        <w:color w:val="404040"/>
+      </w:rPr>
+      <w:pPr>
+        <w:pBdr/>
+        <w:spacing/>
+        <w:ind/>
+      </w:pPr>
+      <w:tblPr>
+        <w:tblBorders/>
+      </w:tblPr>
+      <w:tcPr>
+        <w:shd w:val="clear" w:color="ffffff"/>
+        <w:tcBorders>
+          <w:top w:val="none" w:color="000000" w:sz="4" w:space="0"/>
+          <w:left w:val="none" w:color="000000" w:sz="4" w:space="0"/>
+          <w:bottom w:val="none" w:color="000000" w:sz="4" w:space="0"/>
+          <w:right w:val="none" w:color="000000" w:sz="4" w:space="0"/>
+        </w:tcBorders>
+      </w:tcPr>
+    </w:tblStylePr>
     <w:tblStylePr w:type="nwCell">
       <w:pPr>
         <w:pBdr/>
@@ -7546,9 +8050,9 @@
       </w:tcPr>
     </w:tblStylePr>
   </w:style>
-  <w:style w:type="table" w:styleId="40">
+  <w:style w:type="table" w:styleId="731">
     <w:name w:val="Grid Table 4"/>
-    <w:basedOn w:val="665"/>
+    <w:basedOn w:val="889"/>
     <w:uiPriority w:val="59"/>
     <w:pPr>
       <w:pBdr/>
@@ -7779,9 +8283,9 @@
       </w:tcPr>
     </w:tblStylePr>
   </w:style>
-  <w:style w:type="table" w:styleId="41">
+  <w:style w:type="table" w:styleId="732">
     <w:name w:val="Grid Table 4 - Accent 1"/>
-    <w:basedOn w:val="665"/>
+    <w:basedOn w:val="889"/>
     <w:uiPriority w:val="59"/>
     <w:pPr>
       <w:pBdr/>
@@ -8012,9 +8516,9 @@
       </w:tcPr>
     </w:tblStylePr>
   </w:style>
-  <w:style w:type="table" w:styleId="42">
+  <w:style w:type="table" w:styleId="733">
     <w:name w:val="Grid Table 4 - Accent 2"/>
-    <w:basedOn w:val="665"/>
+    <w:basedOn w:val="889"/>
     <w:uiPriority w:val="59"/>
     <w:pPr>
       <w:pBdr/>
@@ -8245,9 +8749,9 @@
       </w:tcPr>
     </w:tblStylePr>
   </w:style>
-  <w:style w:type="table" w:styleId="43">
+  <w:style w:type="table" w:styleId="734">
     <w:name w:val="Grid Table 4 - Accent 3"/>
-    <w:basedOn w:val="665"/>
+    <w:basedOn w:val="889"/>
     <w:uiPriority w:val="59"/>
     <w:pPr>
       <w:pBdr/>
@@ -8478,9 +8982,9 @@
       </w:tcPr>
     </w:tblStylePr>
   </w:style>
-  <w:style w:type="table" w:styleId="44">
+  <w:style w:type="table" w:styleId="735">
     <w:name w:val="Grid Table 4 - Accent 4"/>
-    <w:basedOn w:val="665"/>
+    <w:basedOn w:val="889"/>
     <w:uiPriority w:val="59"/>
     <w:pPr>
       <w:pBdr/>
@@ -8711,9 +9215,9 @@
       </w:tcPr>
     </w:tblStylePr>
   </w:style>
-  <w:style w:type="table" w:styleId="45">
+  <w:style w:type="table" w:styleId="736">
     <w:name w:val="Grid Table 4 - Accent 5"/>
-    <w:basedOn w:val="665"/>
+    <w:basedOn w:val="889"/>
     <w:uiPriority w:val="59"/>
     <w:pPr>
       <w:pBdr/>
@@ -8944,9 +9448,9 @@
       </w:tcPr>
     </w:tblStylePr>
   </w:style>
-  <w:style w:type="table" w:styleId="46">
+  <w:style w:type="table" w:styleId="737">
     <w:name w:val="Grid Table 4 - Accent 6"/>
-    <w:basedOn w:val="665"/>
+    <w:basedOn w:val="889"/>
     <w:uiPriority w:val="59"/>
     <w:pPr>
       <w:pBdr/>
@@ -9177,9 +9681,9 @@
       </w:tcPr>
     </w:tblStylePr>
   </w:style>
-  <w:style w:type="table" w:styleId="47">
+  <w:style w:type="table" w:styleId="738">
     <w:name w:val="Grid Table 5 Dark"/>
-    <w:basedOn w:val="665"/>
+    <w:basedOn w:val="889"/>
     <w:uiPriority w:val="99"/>
     <w:pPr>
       <w:pBdr/>
@@ -9405,9 +9909,9 @@
       </w:tcPr>
     </w:tblStylePr>
   </w:style>
-  <w:style w:type="table" w:styleId="48">
+  <w:style w:type="table" w:styleId="739">
     <w:name w:val="Grid Table 5 Dark- Accent 1"/>
-    <w:basedOn w:val="665"/>
+    <w:basedOn w:val="889"/>
     <w:uiPriority w:val="99"/>
     <w:pPr>
       <w:pBdr/>
@@ -9633,9 +10137,9 @@
       </w:tcPr>
     </w:tblStylePr>
   </w:style>
-  <w:style w:type="table" w:styleId="49">
+  <w:style w:type="table" w:styleId="740">
     <w:name w:val="Grid Table 5 Dark - Accent 2"/>
-    <w:basedOn w:val="665"/>
+    <w:basedOn w:val="889"/>
     <w:uiPriority w:val="99"/>
     <w:pPr>
       <w:pBdr/>
@@ -9861,9 +10365,9 @@
       </w:tcPr>
     </w:tblStylePr>
   </w:style>
-  <w:style w:type="table" w:styleId="50">
+  <w:style w:type="table" w:styleId="741">
     <w:name w:val="Grid Table 5 Dark - Accent 3"/>
-    <w:basedOn w:val="665"/>
+    <w:basedOn w:val="889"/>
     <w:uiPriority w:val="99"/>
     <w:pPr>
       <w:pBdr/>
@@ -10089,9 +10593,9 @@
       </w:tcPr>
     </w:tblStylePr>
   </w:style>
-  <w:style w:type="table" w:styleId="51">
+  <w:style w:type="table" w:styleId="742">
     <w:name w:val="Grid Table 5 Dark- Accent 4"/>
-    <w:basedOn w:val="665"/>
+    <w:basedOn w:val="889"/>
     <w:uiPriority w:val="99"/>
     <w:pPr>
       <w:pBdr/>
@@ -10317,9 +10821,9 @@
       </w:tcPr>
     </w:tblStylePr>
   </w:style>
-  <w:style w:type="table" w:styleId="52">
+  <w:style w:type="table" w:styleId="743">
     <w:name w:val="Grid Table 5 Dark - Accent 5"/>
-    <w:basedOn w:val="665"/>
+    <w:basedOn w:val="889"/>
     <w:uiPriority w:val="99"/>
     <w:pPr>
       <w:pBdr/>
@@ -10545,9 +11049,9 @@
       </w:tcPr>
     </w:tblStylePr>
   </w:style>
-  <w:style w:type="table" w:styleId="53">
+  <w:style w:type="table" w:styleId="744">
     <w:name w:val="Grid Table 5 Dark - Accent 6"/>
-    <w:basedOn w:val="665"/>
+    <w:basedOn w:val="889"/>
     <w:uiPriority w:val="99"/>
     <w:pPr>
       <w:pBdr/>
@@ -10773,9 +11277,9 @@
       </w:tcPr>
     </w:tblStylePr>
   </w:style>
-  <w:style w:type="table" w:styleId="54">
+  <w:style w:type="table" w:styleId="745">
     <w:name w:val="Grid Table 6 Colorful"/>
-    <w:basedOn w:val="665"/>
+    <w:basedOn w:val="889"/>
     <w:uiPriority w:val="99"/>
     <w:pPr>
       <w:pBdr/>
@@ -11003,9 +11507,9 @@
       </w:tcPr>
     </w:tblStylePr>
   </w:style>
-  <w:style w:type="table" w:styleId="55">
+  <w:style w:type="table" w:styleId="746">
     <w:name w:val="Grid Table 6 Colorful - Accent 1"/>
-    <w:basedOn w:val="665"/>
+    <w:basedOn w:val="889"/>
     <w:uiPriority w:val="99"/>
     <w:pPr>
       <w:pBdr/>
@@ -11233,9 +11737,9 @@
       </w:tcPr>
     </w:tblStylePr>
   </w:style>
-  <w:style w:type="table" w:styleId="56">
+  <w:style w:type="table" w:styleId="747">
     <w:name w:val="Grid Table 6 Colorful - Accent 2"/>
-    <w:basedOn w:val="665"/>
+    <w:basedOn w:val="889"/>
     <w:uiPriority w:val="99"/>
     <w:pPr>
       <w:pBdr/>
@@ -11463,9 +11967,9 @@
       </w:tcPr>
     </w:tblStylePr>
   </w:style>
-  <w:style w:type="table" w:styleId="57">
+  <w:style w:type="table" w:styleId="748">
     <w:name w:val="Grid Table 6 Colorful - Accent 3"/>
-    <w:basedOn w:val="665"/>
+    <w:basedOn w:val="889"/>
     <w:uiPriority w:val="99"/>
     <w:pPr>
       <w:pBdr/>
@@ -11693,9 +12197,9 @@
       </w:tcPr>
     </w:tblStylePr>
   </w:style>
-  <w:style w:type="table" w:styleId="58">
+  <w:style w:type="table" w:styleId="749">
     <w:name w:val="Grid Table 6 Colorful - Accent 4"/>
-    <w:basedOn w:val="665"/>
+    <w:basedOn w:val="889"/>
     <w:uiPriority w:val="99"/>
     <w:pPr>
       <w:pBdr/>
@@ -11923,9 +12427,9 @@
       </w:tcPr>
     </w:tblStylePr>
   </w:style>
-  <w:style w:type="table" w:styleId="59">
+  <w:style w:type="table" w:styleId="750">
     <w:name w:val="Grid Table 6 Colorful - Accent 5"/>
-    <w:basedOn w:val="665"/>
+    <w:basedOn w:val="889"/>
     <w:uiPriority w:val="99"/>
     <w:pPr>
       <w:pBdr/>
@@ -12153,9 +12657,9 @@
       </w:tcPr>
     </w:tblStylePr>
   </w:style>
-  <w:style w:type="table" w:styleId="60">
+  <w:style w:type="table" w:styleId="751">
     <w:name w:val="Grid Table 6 Colorful - Accent 6"/>
-    <w:basedOn w:val="665"/>
+    <w:basedOn w:val="889"/>
     <w:uiPriority w:val="99"/>
     <w:pPr>
       <w:pBdr/>
@@ -12383,9 +12887,9 @@
       </w:tcPr>
     </w:tblStylePr>
   </w:style>
-  <w:style w:type="table" w:styleId="61">
+  <w:style w:type="table" w:styleId="752">
     <w:name w:val="Grid Table 7 Colorful"/>
-    <w:basedOn w:val="665"/>
+    <w:basedOn w:val="889"/>
     <w:uiPriority w:val="99"/>
     <w:pPr>
       <w:pBdr/>
@@ -12487,11 +12991,11 @@
         <w:tblBorders/>
       </w:tblPr>
       <w:tcPr>
-        <w:shd w:color="ffffff"/>
+        <w:shd w:val="clear" w:color="ffffff"/>
         <w:tcBorders>
-          <w:top w:val="none"/>
-          <w:left w:val="none"/>
-          <w:bottom w:val="none"/>
+          <w:top w:val="none" w:color="000000" w:sz="4" w:space="0"/>
+          <w:left w:val="none" w:color="000000" w:sz="4" w:space="0"/>
+          <w:bottom w:val="none" w:color="000000" w:sz="4" w:space="0"/>
           <w:right w:val="single" w:color="000000" w:themeColor="text1" w:themeTint="80" w:sz="4" w:space="0"/>
         </w:tcBorders>
       </w:tcPr>
@@ -12514,10 +13018,10 @@
       <w:tcPr>
         <w:shd w:val="clear" w:color="ffffff" w:themeColor="light1" w:fill="ffffff" w:themeFill="light1"/>
         <w:tcBorders>
-          <w:top w:val="none"/>
-          <w:left w:val="none"/>
+          <w:top w:val="none" w:color="000000" w:sz="4" w:space="0"/>
+          <w:left w:val="none" w:color="000000" w:sz="4" w:space="0"/>
           <w:bottom w:val="single" w:color="000000" w:themeColor="text1" w:themeTint="80" w:sz="4" w:space="0"/>
-          <w:right w:val="none"/>
+          <w:right w:val="none" w:color="000000" w:sz="4" w:space="0"/>
         </w:tcBorders>
       </w:tcPr>
     </w:tblStylePr>
@@ -12537,12 +13041,12 @@
         <w:tblBorders/>
       </w:tblPr>
       <w:tcPr>
-        <w:shd w:color="ffffff"/>
+        <w:shd w:val="clear" w:color="ffffff"/>
         <w:tcBorders>
-          <w:top w:val="none"/>
+          <w:top w:val="none" w:color="000000" w:sz="4" w:space="0"/>
           <w:left w:val="single" w:color="000000" w:themeColor="text1" w:themeTint="80" w:sz="4" w:space="0"/>
-          <w:bottom w:val="none"/>
-          <w:right w:val="none"/>
+          <w:bottom w:val="none" w:color="000000" w:sz="4" w:space="0"/>
+          <w:right w:val="none" w:color="000000" w:sz="4" w:space="0"/>
         </w:tcBorders>
       </w:tcPr>
     </w:tblStylePr>
@@ -12565,9 +13069,9 @@
         <w:shd w:val="clear" w:color="ffffff" w:themeColor="light1" w:fill="ffffff" w:themeFill="light1"/>
         <w:tcBorders>
           <w:top w:val="single" w:color="000000" w:themeColor="text1" w:themeTint="80" w:sz="4" w:space="0"/>
-          <w:left w:val="none"/>
-          <w:bottom w:val="none"/>
-          <w:right w:val="none"/>
+          <w:left w:val="none" w:color="000000" w:sz="4" w:space="0"/>
+          <w:bottom w:val="none" w:color="000000" w:sz="4" w:space="0"/>
+          <w:right w:val="none" w:color="000000" w:sz="4" w:space="0"/>
         </w:tcBorders>
       </w:tcPr>
     </w:tblStylePr>
@@ -12637,9 +13141,9 @@
       </w:tcPr>
     </w:tblStylePr>
   </w:style>
-  <w:style w:type="table" w:styleId="62">
+  <w:style w:type="table" w:styleId="753">
     <w:name w:val="Grid Table 7 Colorful - Accent 1"/>
-    <w:basedOn w:val="665"/>
+    <w:basedOn w:val="889"/>
     <w:uiPriority w:val="99"/>
     <w:pPr>
       <w:pBdr/>
@@ -12741,11 +13245,11 @@
         <w:tblBorders/>
       </w:tblPr>
       <w:tcPr>
-        <w:shd w:color="ffffff"/>
+        <w:shd w:val="clear" w:color="ffffff"/>
         <w:tcBorders>
-          <w:top w:val="none"/>
-          <w:left w:val="none"/>
-          <w:bottom w:val="none"/>
+          <w:top w:val="none" w:color="000000" w:sz="4" w:space="0"/>
+          <w:left w:val="none" w:color="000000" w:sz="4" w:space="0"/>
+          <w:bottom w:val="none" w:color="000000" w:sz="4" w:space="0"/>
           <w:right w:val="single" w:color="000000" w:themeColor="accent1" w:themeTint="80" w:sz="4" w:space="0"/>
         </w:tcBorders>
       </w:tcPr>
@@ -12768,10 +13272,10 @@
       <w:tcPr>
         <w:shd w:val="clear" w:color="ffffff" w:themeColor="light1" w:fill="ffffff" w:themeFill="light1"/>
         <w:tcBorders>
-          <w:top w:val="none"/>
-          <w:left w:val="none"/>
+          <w:top w:val="none" w:color="000000" w:sz="4" w:space="0"/>
+          <w:left w:val="none" w:color="000000" w:sz="4" w:space="0"/>
           <w:bottom w:val="single" w:color="000000" w:themeColor="accent1" w:themeTint="80" w:sz="4" w:space="0"/>
-          <w:right w:val="none"/>
+          <w:right w:val="none" w:color="000000" w:sz="4" w:space="0"/>
         </w:tcBorders>
       </w:tcPr>
     </w:tblStylePr>
@@ -12791,12 +13295,12 @@
         <w:tblBorders/>
       </w:tblPr>
       <w:tcPr>
-        <w:shd w:color="ffffff"/>
+        <w:shd w:val="clear" w:color="ffffff"/>
         <w:tcBorders>
-          <w:top w:val="none"/>
+          <w:top w:val="none" w:color="000000" w:sz="4" w:space="0"/>
           <w:left w:val="single" w:color="000000" w:themeColor="accent1" w:themeTint="80" w:sz="4" w:space="0"/>
-          <w:bottom w:val="none"/>
-          <w:right w:val="none"/>
+          <w:bottom w:val="none" w:color="000000" w:sz="4" w:space="0"/>
+          <w:right w:val="none" w:color="000000" w:sz="4" w:space="0"/>
         </w:tcBorders>
       </w:tcPr>
     </w:tblStylePr>
@@ -12819,9 +13323,9 @@
         <w:shd w:val="clear" w:color="ffffff" w:themeColor="light1" w:fill="ffffff" w:themeFill="light1"/>
         <w:tcBorders>
           <w:top w:val="single" w:color="000000" w:themeColor="accent1" w:themeTint="80" w:sz="4" w:space="0"/>
-          <w:left w:val="none"/>
-          <w:bottom w:val="none"/>
-          <w:right w:val="none"/>
+          <w:left w:val="none" w:color="000000" w:sz="4" w:space="0"/>
+          <w:bottom w:val="none" w:color="000000" w:sz="4" w:space="0"/>
+          <w:right w:val="none" w:color="000000" w:sz="4" w:space="0"/>
         </w:tcBorders>
       </w:tcPr>
     </w:tblStylePr>
@@ -12891,9 +13395,9 @@
       </w:tcPr>
     </w:tblStylePr>
   </w:style>
-  <w:style w:type="table" w:styleId="63">
+  <w:style w:type="table" w:styleId="754">
     <w:name w:val="Grid Table 7 Colorful - Accent 2"/>
-    <w:basedOn w:val="665"/>
+    <w:basedOn w:val="889"/>
     <w:uiPriority w:val="99"/>
     <w:pPr>
       <w:pBdr/>
@@ -12995,11 +13499,11 @@
         <w:tblBorders/>
       </w:tblPr>
       <w:tcPr>
-        <w:shd w:color="ffffff"/>
+        <w:shd w:val="clear" w:color="ffffff"/>
         <w:tcBorders>
-          <w:top w:val="none"/>
-          <w:left w:val="none"/>
-          <w:bottom w:val="none"/>
+          <w:top w:val="none" w:color="000000" w:sz="4" w:space="0"/>
+          <w:left w:val="none" w:color="000000" w:sz="4" w:space="0"/>
+          <w:bottom w:val="none" w:color="000000" w:sz="4" w:space="0"/>
           <w:right w:val="single" w:color="000000" w:themeColor="accent2" w:themeTint="97" w:sz="4" w:space="0"/>
         </w:tcBorders>
       </w:tcPr>
@@ -13022,10 +13526,10 @@
       <w:tcPr>
         <w:shd w:val="clear" w:color="ffffff" w:themeColor="light1" w:fill="ffffff" w:themeFill="light1"/>
         <w:tcBorders>
-          <w:top w:val="none"/>
-          <w:left w:val="none"/>
+          <w:top w:val="none" w:color="000000" w:sz="4" w:space="0"/>
+          <w:left w:val="none" w:color="000000" w:sz="4" w:space="0"/>
           <w:bottom w:val="single" w:color="000000" w:themeColor="accent2" w:themeTint="97" w:sz="4" w:space="0"/>
-          <w:right w:val="none"/>
+          <w:right w:val="none" w:color="000000" w:sz="4" w:space="0"/>
         </w:tcBorders>
       </w:tcPr>
     </w:tblStylePr>
@@ -13045,12 +13549,12 @@
         <w:tblBorders/>
       </w:tblPr>
       <w:tcPr>
-        <w:shd w:color="ffffff"/>
+        <w:shd w:val="clear" w:color="ffffff"/>
         <w:tcBorders>
-          <w:top w:val="none"/>
+          <w:top w:val="none" w:color="000000" w:sz="4" w:space="0"/>
           <w:left w:val="single" w:color="000000" w:themeColor="accent2" w:themeTint="97" w:sz="4" w:space="0"/>
-          <w:bottom w:val="none"/>
-          <w:right w:val="none"/>
+          <w:bottom w:val="none" w:color="000000" w:sz="4" w:space="0"/>
+          <w:right w:val="none" w:color="000000" w:sz="4" w:space="0"/>
         </w:tcBorders>
       </w:tcPr>
     </w:tblStylePr>
@@ -13073,9 +13577,9 @@
         <w:shd w:val="clear" w:color="ffffff" w:themeColor="light1" w:fill="ffffff" w:themeFill="light1"/>
         <w:tcBorders>
           <w:top w:val="single" w:color="000000" w:themeColor="accent2" w:themeTint="97" w:sz="4" w:space="0"/>
-          <w:left w:val="none"/>
-          <w:bottom w:val="none"/>
-          <w:right w:val="none"/>
+          <w:left w:val="none" w:color="000000" w:sz="4" w:space="0"/>
+          <w:bottom w:val="none" w:color="000000" w:sz="4" w:space="0"/>
+          <w:right w:val="none" w:color="000000" w:sz="4" w:space="0"/>
         </w:tcBorders>
       </w:tcPr>
     </w:tblStylePr>
@@ -13145,9 +13649,9 @@
       </w:tcPr>
     </w:tblStylePr>
   </w:style>
-  <w:style w:type="table" w:styleId="64">
+  <w:style w:type="table" w:styleId="755">
     <w:name w:val="Grid Table 7 Colorful - Accent 3"/>
-    <w:basedOn w:val="665"/>
+    <w:basedOn w:val="889"/>
     <w:uiPriority w:val="99"/>
     <w:pPr>
       <w:pBdr/>
@@ -13249,11 +13753,11 @@
         <w:tblBorders/>
       </w:tblPr>
       <w:tcPr>
-        <w:shd w:color="ffffff"/>
+        <w:shd w:val="clear" w:color="ffffff"/>
         <w:tcBorders>
-          <w:top w:val="none"/>
-          <w:left w:val="none"/>
-          <w:bottom w:val="none"/>
+          <w:top w:val="none" w:color="000000" w:sz="4" w:space="0"/>
+          <w:left w:val="none" w:color="000000" w:sz="4" w:space="0"/>
+          <w:bottom w:val="none" w:color="000000" w:sz="4" w:space="0"/>
           <w:right w:val="single" w:color="000000" w:themeColor="accent3" w:themeTint="FE" w:sz="4" w:space="0"/>
         </w:tcBorders>
       </w:tcPr>
@@ -13276,10 +13780,10 @@
       <w:tcPr>
         <w:shd w:val="clear" w:color="ffffff" w:themeColor="light1" w:fill="ffffff" w:themeFill="light1"/>
         <w:tcBorders>
-          <w:top w:val="none"/>
-          <w:left w:val="none"/>
+          <w:top w:val="none" w:color="000000" w:sz="4" w:space="0"/>
+          <w:left w:val="none" w:color="000000" w:sz="4" w:space="0"/>
           <w:bottom w:val="single" w:color="000000" w:themeColor="accent3" w:themeTint="FE" w:sz="4" w:space="0"/>
-          <w:right w:val="none"/>
+          <w:right w:val="none" w:color="000000" w:sz="4" w:space="0"/>
         </w:tcBorders>
       </w:tcPr>
     </w:tblStylePr>
@@ -13299,12 +13803,12 @@
         <w:tblBorders/>
       </w:tblPr>
       <w:tcPr>
-        <w:shd w:color="ffffff"/>
+        <w:shd w:val="clear" w:color="ffffff"/>
         <w:tcBorders>
-          <w:top w:val="none"/>
+          <w:top w:val="none" w:color="000000" w:sz="4" w:space="0"/>
           <w:left w:val="single" w:color="000000" w:themeColor="accent3" w:themeTint="FE" w:sz="4" w:space="0"/>
-          <w:bottom w:val="none"/>
-          <w:right w:val="none"/>
+          <w:bottom w:val="none" w:color="000000" w:sz="4" w:space="0"/>
+          <w:right w:val="none" w:color="000000" w:sz="4" w:space="0"/>
         </w:tcBorders>
       </w:tcPr>
     </w:tblStylePr>
@@ -13327,9 +13831,9 @@
         <w:shd w:val="clear" w:color="ffffff" w:themeColor="light1" w:fill="ffffff" w:themeFill="light1"/>
         <w:tcBorders>
           <w:top w:val="single" w:color="000000" w:themeColor="accent3" w:themeTint="FE" w:sz="4" w:space="0"/>
-          <w:left w:val="none"/>
-          <w:bottom w:val="none"/>
-          <w:right w:val="none"/>
+          <w:left w:val="none" w:color="000000" w:sz="4" w:space="0"/>
+          <w:bottom w:val="none" w:color="000000" w:sz="4" w:space="0"/>
+          <w:right w:val="none" w:color="000000" w:sz="4" w:space="0"/>
         </w:tcBorders>
       </w:tcPr>
     </w:tblStylePr>
@@ -13399,9 +13903,9 @@
       </w:tcPr>
     </w:tblStylePr>
   </w:style>
-  <w:style w:type="table" w:styleId="65">
+  <w:style w:type="table" w:styleId="756">
     <w:name w:val="Grid Table 7 Colorful - Accent 4"/>
-    <w:basedOn w:val="665"/>
+    <w:basedOn w:val="889"/>
     <w:uiPriority w:val="99"/>
     <w:pPr>
       <w:pBdr/>
@@ -13503,11 +14007,11 @@
         <w:tblBorders/>
       </w:tblPr>
       <w:tcPr>
-        <w:shd w:color="ffffff"/>
+        <w:shd w:val="clear" w:color="ffffff"/>
         <w:tcBorders>
-          <w:top w:val="none"/>
-          <w:left w:val="none"/>
-          <w:bottom w:val="none"/>
+          <w:top w:val="none" w:color="000000" w:sz="4" w:space="0"/>
+          <w:left w:val="none" w:color="000000" w:sz="4" w:space="0"/>
+          <w:bottom w:val="none" w:color="000000" w:sz="4" w:space="0"/>
           <w:right w:val="single" w:color="000000" w:themeColor="accent4" w:themeTint="9A" w:sz="4" w:space="0"/>
         </w:tcBorders>
       </w:tcPr>
@@ -13530,10 +14034,10 @@
       <w:tcPr>
         <w:shd w:val="clear" w:color="ffffff" w:themeColor="light1" w:fill="ffffff" w:themeFill="light1"/>
         <w:tcBorders>
-          <w:top w:val="none"/>
-          <w:left w:val="none"/>
+          <w:top w:val="none" w:color="000000" w:sz="4" w:space="0"/>
+          <w:left w:val="none" w:color="000000" w:sz="4" w:space="0"/>
           <w:bottom w:val="single" w:color="000000" w:themeColor="accent4" w:themeTint="9A" w:sz="4" w:space="0"/>
-          <w:right w:val="none"/>
+          <w:right w:val="none" w:color="000000" w:sz="4" w:space="0"/>
         </w:tcBorders>
       </w:tcPr>
     </w:tblStylePr>
@@ -13553,12 +14057,12 @@
         <w:tblBorders/>
       </w:tblPr>
       <w:tcPr>
-        <w:shd w:color="ffffff"/>
+        <w:shd w:val="clear" w:color="ffffff"/>
         <w:tcBorders>
-          <w:top w:val="none"/>
+          <w:top w:val="none" w:color="000000" w:sz="4" w:space="0"/>
           <w:left w:val="single" w:color="000000" w:themeColor="accent4" w:themeTint="9A" w:sz="4" w:space="0"/>
-          <w:bottom w:val="none"/>
-          <w:right w:val="none"/>
+          <w:bottom w:val="none" w:color="000000" w:sz="4" w:space="0"/>
+          <w:right w:val="none" w:color="000000" w:sz="4" w:space="0"/>
         </w:tcBorders>
       </w:tcPr>
     </w:tblStylePr>
@@ -13581,9 +14085,9 @@
         <w:shd w:val="clear" w:color="ffffff" w:themeColor="light1" w:fill="ffffff" w:themeFill="light1"/>
         <w:tcBorders>
           <w:top w:val="single" w:color="000000" w:themeColor="accent4" w:themeTint="9A" w:sz="4" w:space="0"/>
-          <w:left w:val="none"/>
-          <w:bottom w:val="none"/>
-          <w:right w:val="none"/>
+          <w:left w:val="none" w:color="000000" w:sz="4" w:space="0"/>
+          <w:bottom w:val="none" w:color="000000" w:sz="4" w:space="0"/>
+          <w:right w:val="none" w:color="000000" w:sz="4" w:space="0"/>
         </w:tcBorders>
       </w:tcPr>
     </w:tblStylePr>
@@ -13653,9 +14157,9 @@
       </w:tcPr>
     </w:tblStylePr>
   </w:style>
-  <w:style w:type="table" w:styleId="66">
+  <w:style w:type="table" w:styleId="757">
     <w:name w:val="Grid Table 7 Colorful - Accent 5"/>
-    <w:basedOn w:val="665"/>
+    <w:basedOn w:val="889"/>
     <w:uiPriority w:val="99"/>
     <w:pPr>
       <w:pBdr/>
@@ -13757,11 +14261,11 @@
         <w:tblBorders/>
       </w:tblPr>
       <w:tcPr>
-        <w:shd w:color="ffffff"/>
+        <w:shd w:val="clear" w:color="ffffff"/>
         <w:tcBorders>
-          <w:top w:val="none"/>
-          <w:left w:val="none"/>
-          <w:bottom w:val="none"/>
+          <w:top w:val="none" w:color="000000" w:sz="4" w:space="0"/>
+          <w:left w:val="none" w:color="000000" w:sz="4" w:space="0"/>
+          <w:bottom w:val="none" w:color="000000" w:sz="4" w:space="0"/>
           <w:right w:val="single" w:color="000000" w:themeColor="accent5" w:themeTint="90" w:sz="4" w:space="0"/>
         </w:tcBorders>
       </w:tcPr>
@@ -13784,10 +14288,10 @@
       <w:tcPr>
         <w:shd w:val="clear" w:color="ffffff" w:themeColor="light1" w:fill="ffffff" w:themeFill="light1"/>
         <w:tcBorders>
-          <w:top w:val="none"/>
-          <w:left w:val="none"/>
+          <w:top w:val="none" w:color="000000" w:sz="4" w:space="0"/>
+          <w:left w:val="none" w:color="000000" w:sz="4" w:space="0"/>
           <w:bottom w:val="single" w:color="000000" w:themeColor="accent5" w:themeTint="90" w:sz="4" w:space="0"/>
-          <w:right w:val="none"/>
+          <w:right w:val="none" w:color="000000" w:sz="4" w:space="0"/>
         </w:tcBorders>
       </w:tcPr>
     </w:tblStylePr>
@@ -13807,12 +14311,12 @@
         <w:tblBorders/>
       </w:tblPr>
       <w:tcPr>
-        <w:shd w:color="ffffff"/>
+        <w:shd w:val="clear" w:color="ffffff"/>
         <w:tcBorders>
-          <w:top w:val="none"/>
+          <w:top w:val="none" w:color="000000" w:sz="4" w:space="0"/>
           <w:left w:val="single" w:color="000000" w:themeColor="accent5" w:themeTint="90" w:sz="4" w:space="0"/>
-          <w:bottom w:val="none"/>
-          <w:right w:val="none"/>
+          <w:bottom w:val="none" w:color="000000" w:sz="4" w:space="0"/>
+          <w:right w:val="none" w:color="000000" w:sz="4" w:space="0"/>
         </w:tcBorders>
       </w:tcPr>
     </w:tblStylePr>
@@ -13835,9 +14339,9 @@
         <w:shd w:val="clear" w:color="ffffff" w:themeColor="light1" w:fill="ffffff" w:themeFill="light1"/>
         <w:tcBorders>
           <w:top w:val="single" w:color="000000" w:themeColor="accent5" w:themeTint="90" w:sz="4" w:space="0"/>
-          <w:left w:val="none"/>
-          <w:bottom w:val="none"/>
-          <w:right w:val="none"/>
+          <w:left w:val="none" w:color="000000" w:sz="4" w:space="0"/>
+          <w:bottom w:val="none" w:color="000000" w:sz="4" w:space="0"/>
+          <w:right w:val="none" w:color="000000" w:sz="4" w:space="0"/>
         </w:tcBorders>
       </w:tcPr>
     </w:tblStylePr>
@@ -13907,9 +14411,9 @@
       </w:tcPr>
     </w:tblStylePr>
   </w:style>
-  <w:style w:type="table" w:styleId="67">
+  <w:style w:type="table" w:styleId="758">
     <w:name w:val="Grid Table 7 Colorful - Accent 6"/>
-    <w:basedOn w:val="665"/>
+    <w:basedOn w:val="889"/>
     <w:uiPriority w:val="99"/>
     <w:pPr>
       <w:pBdr/>
@@ -14011,11 +14515,11 @@
         <w:tblBorders/>
       </w:tblPr>
       <w:tcPr>
-        <w:shd w:color="ffffff"/>
+        <w:shd w:val="clear" w:color="ffffff"/>
         <w:tcBorders>
-          <w:top w:val="none"/>
-          <w:left w:val="none"/>
-          <w:bottom w:val="none"/>
+          <w:top w:val="none" w:color="000000" w:sz="4" w:space="0"/>
+          <w:left w:val="none" w:color="000000" w:sz="4" w:space="0"/>
+          <w:bottom w:val="none" w:color="000000" w:sz="4" w:space="0"/>
           <w:right w:val="single" w:color="000000" w:themeColor="accent6" w:themeTint="90" w:sz="4" w:space="0"/>
         </w:tcBorders>
       </w:tcPr>
@@ -14038,10 +14542,10 @@
       <w:tcPr>
         <w:shd w:val="clear" w:color="ffffff" w:themeColor="light1" w:fill="ffffff" w:themeFill="light1"/>
         <w:tcBorders>
-          <w:top w:val="none"/>
-          <w:left w:val="none"/>
+          <w:top w:val="none" w:color="000000" w:sz="4" w:space="0"/>
+          <w:left w:val="none" w:color="000000" w:sz="4" w:space="0"/>
           <w:bottom w:val="single" w:color="000000" w:themeColor="accent6" w:themeTint="90" w:sz="4" w:space="0"/>
-          <w:right w:val="none"/>
+          <w:right w:val="none" w:color="000000" w:sz="4" w:space="0"/>
         </w:tcBorders>
       </w:tcPr>
     </w:tblStylePr>
@@ -14061,12 +14565,12 @@
         <w:tblBorders/>
       </w:tblPr>
       <w:tcPr>
-        <w:shd w:color="ffffff"/>
+        <w:shd w:val="clear" w:color="ffffff"/>
         <w:tcBorders>
-          <w:top w:val="none"/>
+          <w:top w:val="none" w:color="000000" w:sz="4" w:space="0"/>
           <w:left w:val="single" w:color="000000" w:themeColor="accent6" w:themeTint="90" w:sz="4" w:space="0"/>
-          <w:bottom w:val="none"/>
-          <w:right w:val="none"/>
+          <w:bottom w:val="none" w:color="000000" w:sz="4" w:space="0"/>
+          <w:right w:val="none" w:color="000000" w:sz="4" w:space="0"/>
         </w:tcBorders>
       </w:tcPr>
     </w:tblStylePr>
@@ -14089,9 +14593,9 @@
         <w:shd w:val="clear" w:color="ffffff" w:themeColor="light1" w:fill="ffffff" w:themeFill="light1"/>
         <w:tcBorders>
           <w:top w:val="single" w:color="000000" w:themeColor="accent6" w:themeTint="90" w:sz="4" w:space="0"/>
-          <w:left w:val="none"/>
-          <w:bottom w:val="none"/>
-          <w:right w:val="none"/>
+          <w:left w:val="none" w:color="000000" w:sz="4" w:space="0"/>
+          <w:bottom w:val="none" w:color="000000" w:sz="4" w:space="0"/>
+          <w:right w:val="none" w:color="000000" w:sz="4" w:space="0"/>
         </w:tcBorders>
       </w:tcPr>
     </w:tblStylePr>
@@ -14161,9 +14665,9 @@
       </w:tcPr>
     </w:tblStylePr>
   </w:style>
-  <w:style w:type="table" w:styleId="68">
+  <w:style w:type="table" w:styleId="759">
     <w:name w:val="List Table 1 Light"/>
-    <w:basedOn w:val="665"/>
+    <w:basedOn w:val="889"/>
     <w:uiPriority w:val="99"/>
     <w:pPr>
       <w:pBdr/>
@@ -14377,9 +14881,9 @@
       </w:tcPr>
     </w:tblStylePr>
   </w:style>
-  <w:style w:type="table" w:styleId="69">
+  <w:style w:type="table" w:styleId="760">
     <w:name w:val="List Table 1 Light - Accent 1"/>
-    <w:basedOn w:val="665"/>
+    <w:basedOn w:val="889"/>
     <w:uiPriority w:val="99"/>
     <w:pPr>
       <w:pBdr/>
@@ -14593,9 +15097,9 @@
       </w:tcPr>
     </w:tblStylePr>
   </w:style>
-  <w:style w:type="table" w:styleId="70">
+  <w:style w:type="table" w:styleId="761">
     <w:name w:val="List Table 1 Light - Accent 2"/>
-    <w:basedOn w:val="665"/>
+    <w:basedOn w:val="889"/>
     <w:uiPriority w:val="99"/>
     <w:pPr>
       <w:pBdr/>
@@ -14809,9 +15313,9 @@
       </w:tcPr>
     </w:tblStylePr>
   </w:style>
-  <w:style w:type="table" w:styleId="71">
+  <w:style w:type="table" w:styleId="762">
     <w:name w:val="List Table 1 Light - Accent 3"/>
-    <w:basedOn w:val="665"/>
+    <w:basedOn w:val="889"/>
     <w:uiPriority w:val="99"/>
     <w:pPr>
       <w:pBdr/>
@@ -15025,9 +15529,9 @@
       </w:tcPr>
     </w:tblStylePr>
   </w:style>
-  <w:style w:type="table" w:styleId="72">
+  <w:style w:type="table" w:styleId="763">
     <w:name w:val="List Table 1 Light - Accent 4"/>
-    <w:basedOn w:val="665"/>
+    <w:basedOn w:val="889"/>
     <w:uiPriority w:val="99"/>
     <w:pPr>
       <w:pBdr/>
@@ -15241,9 +15745,9 @@
       </w:tcPr>
     </w:tblStylePr>
   </w:style>
-  <w:style w:type="table" w:styleId="73">
+  <w:style w:type="table" w:styleId="764">
     <w:name w:val="List Table 1 Light - Accent 5"/>
-    <w:basedOn w:val="665"/>
+    <w:basedOn w:val="889"/>
     <w:uiPriority w:val="99"/>
     <w:pPr>
       <w:pBdr/>
@@ -15457,9 +15961,9 @@
       </w:tcPr>
     </w:tblStylePr>
   </w:style>
-  <w:style w:type="table" w:styleId="74">
+  <w:style w:type="table" w:styleId="765">
     <w:name w:val="List Table 1 Light - Accent 6"/>
-    <w:basedOn w:val="665"/>
+    <w:basedOn w:val="889"/>
     <w:uiPriority w:val="99"/>
     <w:pPr>
       <w:pBdr/>
@@ -15673,9 +16177,9 @@
       </w:tcPr>
     </w:tblStylePr>
   </w:style>
-  <w:style w:type="table" w:styleId="75">
+  <w:style w:type="table" w:styleId="766">
     <w:name w:val="List Table 2"/>
-    <w:basedOn w:val="665"/>
+    <w:basedOn w:val="889"/>
     <w:uiPriority w:val="99"/>
     <w:pPr>
       <w:pBdr/>
@@ -15911,9 +16415,9 @@
       </w:tcPr>
     </w:tblStylePr>
   </w:style>
-  <w:style w:type="table" w:styleId="76">
+  <w:style w:type="table" w:styleId="767">
     <w:name w:val="List Table 2 - Accent 1"/>
-    <w:basedOn w:val="665"/>
+    <w:basedOn w:val="889"/>
     <w:uiPriority w:val="99"/>
     <w:pPr>
       <w:pBdr/>
@@ -16149,9 +16653,9 @@
       </w:tcPr>
     </w:tblStylePr>
   </w:style>
-  <w:style w:type="table" w:styleId="77">
+  <w:style w:type="table" w:styleId="768">
     <w:name w:val="List Table 2 - Accent 2"/>
-    <w:basedOn w:val="665"/>
+    <w:basedOn w:val="889"/>
     <w:uiPriority w:val="99"/>
     <w:pPr>
       <w:pBdr/>
@@ -16387,9 +16891,9 @@
       </w:tcPr>
     </w:tblStylePr>
   </w:style>
-  <w:style w:type="table" w:styleId="78">
+  <w:style w:type="table" w:styleId="769">
     <w:name w:val="List Table 2 - Accent 3"/>
-    <w:basedOn w:val="665"/>
+    <w:basedOn w:val="889"/>
     <w:uiPriority w:val="99"/>
     <w:pPr>
       <w:pBdr/>
@@ -16625,9 +17129,9 @@
       </w:tcPr>
     </w:tblStylePr>
   </w:style>
-  <w:style w:type="table" w:styleId="79">
+  <w:style w:type="table" w:styleId="770">
     <w:name w:val="List Table 2 - Accent 4"/>
-    <w:basedOn w:val="665"/>
+    <w:basedOn w:val="889"/>
     <w:uiPriority w:val="99"/>
     <w:pPr>
       <w:pBdr/>
@@ -16863,9 +17367,9 @@
       </w:tcPr>
     </w:tblStylePr>
   </w:style>
-  <w:style w:type="table" w:styleId="80">
+  <w:style w:type="table" w:styleId="771">
     <w:name w:val="List Table 2 - Accent 5"/>
-    <w:basedOn w:val="665"/>
+    <w:basedOn w:val="889"/>
     <w:uiPriority w:val="99"/>
     <w:pPr>
       <w:pBdr/>
@@ -17101,9 +17605,9 @@
       </w:tcPr>
     </w:tblStylePr>
   </w:style>
-  <w:style w:type="table" w:styleId="81">
+  <w:style w:type="table" w:styleId="772">
     <w:name w:val="List Table 2 - Accent 6"/>
-    <w:basedOn w:val="665"/>
+    <w:basedOn w:val="889"/>
     <w:uiPriority w:val="99"/>
     <w:pPr>
       <w:pBdr/>
@@ -17339,9 +17843,9 @@
       </w:tcPr>
     </w:tblStylePr>
   </w:style>
-  <w:style w:type="table" w:styleId="82">
+  <w:style w:type="table" w:styleId="773">
     <w:name w:val="List Table 3"/>
-    <w:basedOn w:val="665"/>
+    <w:basedOn w:val="889"/>
     <w:uiPriority w:val="99"/>
     <w:pPr>
       <w:pBdr/>
@@ -17567,9 +18071,9 @@
       </w:tcPr>
     </w:tblStylePr>
   </w:style>
-  <w:style w:type="table" w:styleId="83">
+  <w:style w:type="table" w:styleId="774">
     <w:name w:val="List Table 3 - Accent 1"/>
-    <w:basedOn w:val="665"/>
+    <w:basedOn w:val="889"/>
     <w:uiPriority w:val="99"/>
     <w:pPr>
       <w:pBdr/>
@@ -17795,9 +18299,9 @@
       </w:tcPr>
     </w:tblStylePr>
   </w:style>
-  <w:style w:type="table" w:styleId="84">
+  <w:style w:type="table" w:styleId="775">
     <w:name w:val="List Table 3 - Accent 2"/>
-    <w:basedOn w:val="665"/>
+    <w:basedOn w:val="889"/>
     <w:uiPriority w:val="99"/>
     <w:pPr>
       <w:pBdr/>
@@ -18023,9 +18527,9 @@
       </w:tcPr>
     </w:tblStylePr>
   </w:style>
-  <w:style w:type="table" w:styleId="85">
+  <w:style w:type="table" w:styleId="776">
     <w:name w:val="List Table 3 - Accent 3"/>
-    <w:basedOn w:val="665"/>
+    <w:basedOn w:val="889"/>
     <w:uiPriority w:val="99"/>
     <w:pPr>
       <w:pBdr/>
@@ -18251,9 +18755,9 @@
       </w:tcPr>
     </w:tblStylePr>
   </w:style>
-  <w:style w:type="table" w:styleId="86">
+  <w:style w:type="table" w:styleId="777">
     <w:name w:val="List Table 3 - Accent 4"/>
-    <w:basedOn w:val="665"/>
+    <w:basedOn w:val="889"/>
     <w:uiPriority w:val="99"/>
     <w:pPr>
       <w:pBdr/>
@@ -18479,9 +18983,9 @@
       </w:tcPr>
     </w:tblStylePr>
   </w:style>
-  <w:style w:type="table" w:styleId="87">
+  <w:style w:type="table" w:styleId="778">
     <w:name w:val="List Table 3 - Accent 5"/>
-    <w:basedOn w:val="665"/>
+    <w:basedOn w:val="889"/>
     <w:uiPriority w:val="99"/>
     <w:pPr>
       <w:pBdr/>
@@ -18707,9 +19211,9 @@
       </w:tcPr>
     </w:tblStylePr>
   </w:style>
-  <w:style w:type="table" w:styleId="88">
+  <w:style w:type="table" w:styleId="779">
     <w:name w:val="List Table 3 - Accent 6"/>
-    <w:basedOn w:val="665"/>
+    <w:basedOn w:val="889"/>
     <w:uiPriority w:val="99"/>
     <w:pPr>
       <w:pBdr/>
@@ -18935,9 +19439,9 @@
       </w:tcPr>
     </w:tblStylePr>
   </w:style>
-  <w:style w:type="table" w:styleId="89">
+  <w:style w:type="table" w:styleId="780">
     <w:name w:val="List Table 4"/>
-    <w:basedOn w:val="665"/>
+    <w:basedOn w:val="889"/>
     <w:uiPriority w:val="99"/>
     <w:pPr>
       <w:pBdr/>
@@ -19160,9 +19664,9 @@
       </w:tcPr>
     </w:tblStylePr>
   </w:style>
-  <w:style w:type="table" w:styleId="90">
+  <w:style w:type="table" w:styleId="781">
     <w:name w:val="List Table 4 - Accent 1"/>
-    <w:basedOn w:val="665"/>
+    <w:basedOn w:val="889"/>
     <w:uiPriority w:val="99"/>
     <w:pPr>
       <w:pBdr/>
@@ -19385,9 +19889,9 @@
       </w:tcPr>
     </w:tblStylePr>
   </w:style>
-  <w:style w:type="table" w:styleId="91">
+  <w:style w:type="table" w:styleId="782">
     <w:name w:val="List Table 4 - Accent 2"/>
-    <w:basedOn w:val="665"/>
+    <w:basedOn w:val="889"/>
     <w:uiPriority w:val="99"/>
     <w:pPr>
       <w:pBdr/>
@@ -19610,9 +20114,9 @@
       </w:tcPr>
     </w:tblStylePr>
   </w:style>
-  <w:style w:type="table" w:styleId="92">
+  <w:style w:type="table" w:styleId="783">
     <w:name w:val="List Table 4 - Accent 3"/>
-    <w:basedOn w:val="665"/>
+    <w:basedOn w:val="889"/>
     <w:uiPriority w:val="99"/>
     <w:pPr>
       <w:pBdr/>
@@ -19835,9 +20339,9 @@
       </w:tcPr>
     </w:tblStylePr>
   </w:style>
-  <w:style w:type="table" w:styleId="93">
+  <w:style w:type="table" w:styleId="784">
     <w:name w:val="List Table 4 - Accent 4"/>
-    <w:basedOn w:val="665"/>
+    <w:basedOn w:val="889"/>
     <w:uiPriority w:val="99"/>
     <w:pPr>
       <w:pBdr/>
@@ -20060,9 +20564,9 @@
       </w:tcPr>
     </w:tblStylePr>
   </w:style>
-  <w:style w:type="table" w:styleId="94">
+  <w:style w:type="table" w:styleId="785">
     <w:name w:val="List Table 4 - Accent 5"/>
-    <w:basedOn w:val="665"/>
+    <w:basedOn w:val="889"/>
     <w:uiPriority w:val="99"/>
     <w:pPr>
       <w:pBdr/>
@@ -20285,9 +20789,9 @@
       </w:tcPr>
     </w:tblStylePr>
   </w:style>
-  <w:style w:type="table" w:styleId="95">
+  <w:style w:type="table" w:styleId="786">
     <w:name w:val="List Table 4 - Accent 6"/>
-    <w:basedOn w:val="665"/>
+    <w:basedOn w:val="889"/>
     <w:uiPriority w:val="99"/>
     <w:pPr>
       <w:pBdr/>
@@ -20510,9 +21014,9 @@
       </w:tcPr>
     </w:tblStylePr>
   </w:style>
-  <w:style w:type="table" w:styleId="96">
+  <w:style w:type="table" w:styleId="787">
     <w:name w:val="List Table 5 Dark"/>
-    <w:basedOn w:val="665"/>
+    <w:basedOn w:val="889"/>
     <w:uiPriority w:val="99"/>
     <w:pPr>
       <w:pBdr/>
@@ -20752,9 +21256,9 @@
       </w:tcPr>
     </w:tblStylePr>
   </w:style>
-  <w:style w:type="table" w:styleId="97">
+  <w:style w:type="table" w:styleId="788">
     <w:name w:val="List Table 5 Dark - Accent 1"/>
-    <w:basedOn w:val="665"/>
+    <w:basedOn w:val="889"/>
     <w:uiPriority w:val="99"/>
     <w:pPr>
       <w:pBdr/>
@@ -20994,9 +21498,9 @@
       </w:tcPr>
     </w:tblStylePr>
   </w:style>
-  <w:style w:type="table" w:styleId="98">
+  <w:style w:type="table" w:styleId="789">
     <w:name w:val="List Table 5 Dark - Accent 2"/>
-    <w:basedOn w:val="665"/>
+    <w:basedOn w:val="889"/>
     <w:uiPriority w:val="99"/>
     <w:pPr>
       <w:pBdr/>
@@ -21236,9 +21740,9 @@
       </w:tcPr>
     </w:tblStylePr>
   </w:style>
-  <w:style w:type="table" w:styleId="99">
+  <w:style w:type="table" w:styleId="790">
     <w:name w:val="List Table 5 Dark - Accent 3"/>
-    <w:basedOn w:val="665"/>
+    <w:basedOn w:val="889"/>
     <w:uiPriority w:val="99"/>
     <w:pPr>
       <w:pBdr/>
@@ -21478,9 +21982,9 @@
       </w:tcPr>
     </w:tblStylePr>
   </w:style>
-  <w:style w:type="table" w:styleId="100">
+  <w:style w:type="table" w:styleId="791">
     <w:name w:val="List Table 5 Dark - Accent 4"/>
-    <w:basedOn w:val="665"/>
+    <w:basedOn w:val="889"/>
     <w:uiPriority w:val="99"/>
     <w:pPr>
       <w:pBdr/>
@@ -21720,9 +22224,9 @@
       </w:tcPr>
     </w:tblStylePr>
   </w:style>
-  <w:style w:type="table" w:styleId="101">
+  <w:style w:type="table" w:styleId="792">
     <w:name w:val="List Table 5 Dark - Accent 5"/>
-    <w:basedOn w:val="665"/>
+    <w:basedOn w:val="889"/>
     <w:uiPriority w:val="99"/>
     <w:pPr>
       <w:pBdr/>
@@ -21962,9 +22466,9 @@
       </w:tcPr>
     </w:tblStylePr>
   </w:style>
-  <w:style w:type="table" w:styleId="102">
+  <w:style w:type="table" w:styleId="793">
     <w:name w:val="List Table 5 Dark - Accent 6"/>
-    <w:basedOn w:val="665"/>
+    <w:basedOn w:val="889"/>
     <w:uiPriority w:val="99"/>
     <w:pPr>
       <w:pBdr/>
@@ -22204,9 +22708,9 @@
       </w:tcPr>
     </w:tblStylePr>
   </w:style>
-  <w:style w:type="table" w:styleId="103">
+  <w:style w:type="table" w:styleId="794">
     <w:name w:val="List Table 6 Colorful"/>
-    <w:basedOn w:val="665"/>
+    <w:basedOn w:val="889"/>
     <w:uiPriority w:val="99"/>
     <w:pPr>
       <w:pBdr/>
@@ -22427,9 +22931,9 @@
       </w:tcPr>
     </w:tblStylePr>
   </w:style>
-  <w:style w:type="table" w:styleId="104">
+  <w:style w:type="table" w:styleId="795">
     <w:name w:val="List Table 6 Colorful - Accent 1"/>
-    <w:basedOn w:val="665"/>
+    <w:basedOn w:val="889"/>
     <w:uiPriority w:val="99"/>
     <w:pPr>
       <w:pBdr/>
@@ -22650,9 +23154,9 @@
       </w:tcPr>
     </w:tblStylePr>
   </w:style>
-  <w:style w:type="table" w:styleId="105">
+  <w:style w:type="table" w:styleId="796">
     <w:name w:val="List Table 6 Colorful - Accent 2"/>
-    <w:basedOn w:val="665"/>
+    <w:basedOn w:val="889"/>
     <w:uiPriority w:val="99"/>
     <w:pPr>
       <w:pBdr/>
@@ -22873,9 +23377,9 @@
       </w:tcPr>
     </w:tblStylePr>
   </w:style>
-  <w:style w:type="table" w:styleId="106">
+  <w:style w:type="table" w:styleId="797">
     <w:name w:val="List Table 6 Colorful - Accent 3"/>
-    <w:basedOn w:val="665"/>
+    <w:basedOn w:val="889"/>
     <w:uiPriority w:val="99"/>
     <w:pPr>
       <w:pBdr/>
@@ -23096,9 +23600,9 @@
       </w:tcPr>
     </w:tblStylePr>
   </w:style>
-  <w:style w:type="table" w:styleId="107">
+  <w:style w:type="table" w:styleId="798">
     <w:name w:val="List Table 6 Colorful - Accent 4"/>
-    <w:basedOn w:val="665"/>
+    <w:basedOn w:val="889"/>
     <w:uiPriority w:val="99"/>
     <w:pPr>
       <w:pBdr/>
@@ -23319,9 +23823,9 @@
       </w:tcPr>
     </w:tblStylePr>
   </w:style>
-  <w:style w:type="table" w:styleId="108">
+  <w:style w:type="table" w:styleId="799">
     <w:name w:val="List Table 6 Colorful - Accent 5"/>
-    <w:basedOn w:val="665"/>
+    <w:basedOn w:val="889"/>
     <w:uiPriority w:val="99"/>
     <w:pPr>
       <w:pBdr/>
@@ -23542,9 +24046,9 @@
       </w:tcPr>
     </w:tblStylePr>
   </w:style>
-  <w:style w:type="table" w:styleId="109">
+  <w:style w:type="table" w:styleId="800">
     <w:name w:val="List Table 6 Colorful - Accent 6"/>
-    <w:basedOn w:val="665"/>
+    <w:basedOn w:val="889"/>
     <w:uiPriority w:val="99"/>
     <w:pPr>
       <w:pBdr/>
@@ -23765,9 +24269,9 @@
       </w:tcPr>
     </w:tblStylePr>
   </w:style>
-  <w:style w:type="table" w:styleId="110">
+  <w:style w:type="table" w:styleId="801">
     <w:name w:val="List Table 7 Colorful"/>
-    <w:basedOn w:val="665"/>
+    <w:basedOn w:val="889"/>
     <w:uiPriority w:val="99"/>
     <w:pPr>
       <w:pBdr/>
@@ -23866,11 +24370,11 @@
         <w:tblBorders/>
       </w:tblPr>
       <w:tcPr>
-        <w:shd w:color="ffffff"/>
+        <w:shd w:val="clear" w:color="ffffff"/>
         <w:tcBorders>
-          <w:top w:val="none"/>
-          <w:left w:val="none"/>
-          <w:bottom w:val="none"/>
+          <w:top w:val="none" w:color="000000" w:sz="4" w:space="0"/>
+          <w:left w:val="none" w:color="000000" w:sz="4" w:space="0"/>
+          <w:bottom w:val="none" w:color="000000" w:sz="4" w:space="0"/>
           <w:right w:val="single" w:color="000000" w:themeColor="text1" w:themeTint="80" w:sz="4" w:space="0"/>
         </w:tcBorders>
       </w:tcPr>
@@ -23893,10 +24397,10 @@
       <w:tcPr>
         <w:shd w:val="clear" w:color="ffffff" w:themeColor="light1" w:fill="ffffff" w:themeFill="light1"/>
         <w:tcBorders>
-          <w:top w:val="none"/>
-          <w:left w:val="none"/>
+          <w:top w:val="none" w:color="000000" w:sz="4" w:space="0"/>
+          <w:left w:val="none" w:color="000000" w:sz="4" w:space="0"/>
           <w:bottom w:val="single" w:color="000000" w:themeColor="text1" w:themeTint="80" w:sz="4" w:space="0"/>
-          <w:right w:val="none"/>
+          <w:right w:val="none" w:color="000000" w:sz="4" w:space="0"/>
         </w:tcBorders>
       </w:tcPr>
     </w:tblStylePr>
@@ -23916,12 +24420,12 @@
         <w:tblBorders/>
       </w:tblPr>
       <w:tcPr>
-        <w:shd w:color="ffffff"/>
+        <w:shd w:val="clear" w:color="ffffff"/>
         <w:tcBorders>
-          <w:top w:val="none"/>
+          <w:top w:val="none" w:color="000000" w:sz="4" w:space="0"/>
           <w:left w:val="single" w:color="000000" w:themeColor="text1" w:themeTint="80" w:sz="4" w:space="0"/>
-          <w:bottom w:val="none"/>
-          <w:right w:val="none"/>
+          <w:bottom w:val="none" w:color="000000" w:sz="4" w:space="0"/>
+          <w:right w:val="none" w:color="000000" w:sz="4" w:space="0"/>
         </w:tcBorders>
       </w:tcPr>
     </w:tblStylePr>
@@ -23944,9 +24448,9 @@
         <w:shd w:val="clear" w:color="ffffff" w:themeColor="light1" w:fill="ffffff" w:themeFill="light1"/>
         <w:tcBorders>
           <w:top w:val="single" w:color="000000" w:themeColor="text1" w:themeTint="80" w:sz="4" w:space="0"/>
-          <w:left w:val="none"/>
-          <w:bottom w:val="none"/>
-          <w:right w:val="none"/>
+          <w:left w:val="none" w:color="000000" w:sz="4" w:space="0"/>
+          <w:bottom w:val="none" w:color="000000" w:sz="4" w:space="0"/>
+          <w:right w:val="none" w:color="000000" w:sz="4" w:space="0"/>
         </w:tcBorders>
       </w:tcPr>
     </w:tblStylePr>
@@ -24021,9 +24525,9 @@
       </w:tcPr>
     </w:tblStylePr>
   </w:style>
-  <w:style w:type="table" w:styleId="111">
+  <w:style w:type="table" w:styleId="802">
     <w:name w:val="List Table 7 Colorful - Accent 1"/>
-    <w:basedOn w:val="665"/>
+    <w:basedOn w:val="889"/>
     <w:uiPriority w:val="99"/>
     <w:pPr>
       <w:pBdr/>
@@ -24122,11 +24626,11 @@
         <w:tblBorders/>
       </w:tblPr>
       <w:tcPr>
-        <w:shd w:color="ffffff"/>
+        <w:shd w:val="clear" w:color="ffffff"/>
         <w:tcBorders>
-          <w:top w:val="none"/>
-          <w:left w:val="none"/>
-          <w:bottom w:val="none"/>
+          <w:top w:val="none" w:color="000000" w:sz="4" w:space="0"/>
+          <w:left w:val="none" w:color="000000" w:sz="4" w:space="0"/>
+          <w:bottom w:val="none" w:color="000000" w:sz="4" w:space="0"/>
           <w:right w:val="single" w:color="000000" w:themeColor="accent1" w:sz="4" w:space="0"/>
         </w:tcBorders>
       </w:tcPr>
@@ -24149,10 +24653,10 @@
       <w:tcPr>
         <w:shd w:val="clear" w:color="ffffff" w:themeColor="light1" w:fill="ffffff" w:themeFill="light1"/>
         <w:tcBorders>
-          <w:top w:val="none"/>
-          <w:left w:val="none"/>
+          <w:top w:val="none" w:color="000000" w:sz="4" w:space="0"/>
+          <w:left w:val="none" w:color="000000" w:sz="4" w:space="0"/>
           <w:bottom w:val="single" w:color="000000" w:themeColor="accent1" w:sz="4" w:space="0"/>
-          <w:right w:val="none"/>
+          <w:right w:val="none" w:color="000000" w:sz="4" w:space="0"/>
         </w:tcBorders>
       </w:tcPr>
     </w:tblStylePr>
@@ -24172,12 +24676,12 @@
         <w:tblBorders/>
       </w:tblPr>
       <w:tcPr>
-        <w:shd w:color="ffffff"/>
+        <w:shd w:val="clear" w:color="ffffff"/>
         <w:tcBorders>
-          <w:top w:val="none"/>
+          <w:top w:val="none" w:color="000000" w:sz="4" w:space="0"/>
           <w:left w:val="single" w:color="000000" w:themeColor="accent1" w:sz="4" w:space="0"/>
-          <w:bottom w:val="none"/>
-          <w:right w:val="none"/>
+          <w:bottom w:val="none" w:color="000000" w:sz="4" w:space="0"/>
+          <w:right w:val="none" w:color="000000" w:sz="4" w:space="0"/>
         </w:tcBorders>
       </w:tcPr>
     </w:tblStylePr>
@@ -24200,9 +24704,9 @@
         <w:shd w:val="clear" w:color="ffffff" w:themeColor="light1" w:fill="ffffff" w:themeFill="light1"/>
         <w:tcBorders>
           <w:top w:val="single" w:color="000000" w:themeColor="accent1" w:sz="4" w:space="0"/>
-          <w:left w:val="none"/>
-          <w:bottom w:val="none"/>
-          <w:right w:val="none"/>
+          <w:left w:val="none" w:color="000000" w:sz="4" w:space="0"/>
+          <w:bottom w:val="none" w:color="000000" w:sz="4" w:space="0"/>
+          <w:right w:val="none" w:color="000000" w:sz="4" w:space="0"/>
         </w:tcBorders>
       </w:tcPr>
     </w:tblStylePr>
@@ -24277,9 +24781,9 @@
       </w:tcPr>
     </w:tblStylePr>
   </w:style>
-  <w:style w:type="table" w:styleId="112">
+  <w:style w:type="table" w:styleId="803">
     <w:name w:val="List Table 7 Colorful - Accent 2"/>
-    <w:basedOn w:val="665"/>
+    <w:basedOn w:val="889"/>
     <w:uiPriority w:val="99"/>
     <w:pPr>
       <w:pBdr/>
@@ -24378,11 +24882,11 @@
         <w:tblBorders/>
       </w:tblPr>
       <w:tcPr>
-        <w:shd w:color="ffffff"/>
+        <w:shd w:val="clear" w:color="ffffff"/>
         <w:tcBorders>
-          <w:top w:val="none"/>
-          <w:left w:val="none"/>
-          <w:bottom w:val="none"/>
+          <w:top w:val="none" w:color="000000" w:sz="4" w:space="0"/>
+          <w:left w:val="none" w:color="000000" w:sz="4" w:space="0"/>
+          <w:bottom w:val="none" w:color="000000" w:sz="4" w:space="0"/>
           <w:right w:val="single" w:color="000000" w:themeColor="accent2" w:themeTint="97" w:sz="4" w:space="0"/>
         </w:tcBorders>
       </w:tcPr>
@@ -24405,10 +24909,10 @@
       <w:tcPr>
         <w:shd w:val="clear" w:color="ffffff" w:themeColor="light1" w:fill="ffffff" w:themeFill="light1"/>
         <w:tcBorders>
-          <w:top w:val="none"/>
-          <w:left w:val="none"/>
+          <w:top w:val="none" w:color="000000" w:sz="4" w:space="0"/>
+          <w:left w:val="none" w:color="000000" w:sz="4" w:space="0"/>
           <w:bottom w:val="single" w:color="000000" w:themeColor="accent2" w:themeTint="97" w:sz="4" w:space="0"/>
-          <w:right w:val="none"/>
+          <w:right w:val="none" w:color="000000" w:sz="4" w:space="0"/>
         </w:tcBorders>
       </w:tcPr>
     </w:tblStylePr>
@@ -24428,12 +24932,12 @@
         <w:tblBorders/>
       </w:tblPr>
       <w:tcPr>
-        <w:shd w:color="ffffff"/>
+        <w:shd w:val="clear" w:color="ffffff"/>
         <w:tcBorders>
-          <w:top w:val="none"/>
+          <w:top w:val="none" w:color="000000" w:sz="4" w:space="0"/>
           <w:left w:val="single" w:color="000000" w:themeColor="accent2" w:themeTint="97" w:sz="4" w:space="0"/>
-          <w:bottom w:val="none"/>
-          <w:right w:val="none"/>
+          <w:bottom w:val="none" w:color="000000" w:sz="4" w:space="0"/>
+          <w:right w:val="none" w:color="000000" w:sz="4" w:space="0"/>
         </w:tcBorders>
       </w:tcPr>
     </w:tblStylePr>
@@ -24456,9 +24960,9 @@
         <w:shd w:val="clear" w:color="ffffff" w:themeColor="light1" w:fill="ffffff" w:themeFill="light1"/>
         <w:tcBorders>
           <w:top w:val="single" w:color="000000" w:themeColor="accent2" w:themeTint="97" w:sz="4" w:space="0"/>
-          <w:left w:val="none"/>
-          <w:bottom w:val="none"/>
-          <w:right w:val="none"/>
+          <w:left w:val="none" w:color="000000" w:sz="4" w:space="0"/>
+          <w:bottom w:val="none" w:color="000000" w:sz="4" w:space="0"/>
+          <w:right w:val="none" w:color="000000" w:sz="4" w:space="0"/>
         </w:tcBorders>
       </w:tcPr>
     </w:tblStylePr>
@@ -24533,9 +25037,9 @@
       </w:tcPr>
     </w:tblStylePr>
   </w:style>
-  <w:style w:type="table" w:styleId="113">
+  <w:style w:type="table" w:styleId="804">
     <w:name w:val="List Table 7 Colorful - Accent 3"/>
-    <w:basedOn w:val="665"/>
+    <w:basedOn w:val="889"/>
     <w:uiPriority w:val="99"/>
     <w:pPr>
       <w:pBdr/>
@@ -24634,11 +25138,11 @@
         <w:tblBorders/>
       </w:tblPr>
       <w:tcPr>
-        <w:shd w:color="ffffff"/>
+        <w:shd w:val="clear" w:color="ffffff"/>
         <w:tcBorders>
-          <w:top w:val="none"/>
-          <w:left w:val="none"/>
-          <w:bottom w:val="none"/>
+          <w:top w:val="none" w:color="000000" w:sz="4" w:space="0"/>
+          <w:left w:val="none" w:color="000000" w:sz="4" w:space="0"/>
+          <w:bottom w:val="none" w:color="000000" w:sz="4" w:space="0"/>
           <w:right w:val="single" w:color="000000" w:themeColor="accent3" w:themeTint="98" w:sz="4" w:space="0"/>
         </w:tcBorders>
       </w:tcPr>
@@ -24661,10 +25165,10 @@
       <w:tcPr>
         <w:shd w:val="clear" w:color="ffffff" w:themeColor="light1" w:fill="ffffff" w:themeFill="light1"/>
         <w:tcBorders>
-          <w:top w:val="none"/>
-          <w:left w:val="none"/>
+          <w:top w:val="none" w:color="000000" w:sz="4" w:space="0"/>
+          <w:left w:val="none" w:color="000000" w:sz="4" w:space="0"/>
           <w:bottom w:val="single" w:color="000000" w:themeColor="accent3" w:themeTint="98" w:sz="4" w:space="0"/>
-          <w:right w:val="none"/>
+          <w:right w:val="none" w:color="000000" w:sz="4" w:space="0"/>
         </w:tcBorders>
       </w:tcPr>
     </w:tblStylePr>
@@ -24684,12 +25188,12 @@
         <w:tblBorders/>
       </w:tblPr>
       <w:tcPr>
-        <w:shd w:color="ffffff"/>
+        <w:shd w:val="clear" w:color="ffffff"/>
         <w:tcBorders>
-          <w:top w:val="none"/>
+          <w:top w:val="none" w:color="000000" w:sz="4" w:space="0"/>
           <w:left w:val="single" w:color="000000" w:themeColor="accent3" w:themeTint="98" w:sz="4" w:space="0"/>
-          <w:bottom w:val="none"/>
-          <w:right w:val="none"/>
+          <w:bottom w:val="none" w:color="000000" w:sz="4" w:space="0"/>
+          <w:right w:val="none" w:color="000000" w:sz="4" w:space="0"/>
         </w:tcBorders>
       </w:tcPr>
     </w:tblStylePr>
@@ -24712,9 +25216,9 @@
         <w:shd w:val="clear" w:color="ffffff" w:themeColor="light1" w:fill="ffffff" w:themeFill="light1"/>
         <w:tcBorders>
           <w:top w:val="single" w:color="000000" w:themeColor="accent3" w:themeTint="98" w:sz="4" w:space="0"/>
-          <w:left w:val="none"/>
-          <w:bottom w:val="none"/>
-          <w:right w:val="none"/>
+          <w:left w:val="none" w:color="000000" w:sz="4" w:space="0"/>
+          <w:bottom w:val="none" w:color="000000" w:sz="4" w:space="0"/>
+          <w:right w:val="none" w:color="000000" w:sz="4" w:space="0"/>
         </w:tcBorders>
       </w:tcPr>
     </w:tblStylePr>
@@ -24789,9 +25293,9 @@
       </w:tcPr>
     </w:tblStylePr>
   </w:style>
-  <w:style w:type="table" w:styleId="114">
+  <w:style w:type="table" w:styleId="805">
     <w:name w:val="List Table 7 Colorful - Accent 4"/>
-    <w:basedOn w:val="665"/>
+    <w:basedOn w:val="889"/>
     <w:uiPriority w:val="99"/>
     <w:pPr>
       <w:pBdr/>
@@ -24890,11 +25394,11 @@
         <w:tblBorders/>
       </w:tblPr>
       <w:tcPr>
-        <w:shd w:color="ffffff"/>
+        <w:shd w:val="clear" w:color="ffffff"/>
         <w:tcBorders>
-          <w:top w:val="none"/>
-          <w:left w:val="none"/>
-          <w:bottom w:val="none"/>
+          <w:top w:val="none" w:color="000000" w:sz="4" w:space="0"/>
+          <w:left w:val="none" w:color="000000" w:sz="4" w:space="0"/>
+          <w:bottom w:val="none" w:color="000000" w:sz="4" w:space="0"/>
           <w:right w:val="single" w:color="000000" w:themeColor="accent4" w:themeTint="9A" w:sz="4" w:space="0"/>
         </w:tcBorders>
       </w:tcPr>
@@ -24917,10 +25421,10 @@
       <w:tcPr>
         <w:shd w:val="clear" w:color="ffffff" w:themeColor="light1" w:fill="ffffff" w:themeFill="light1"/>
         <w:tcBorders>
-          <w:top w:val="none"/>
-          <w:left w:val="none"/>
+          <w:top w:val="none" w:color="000000" w:sz="4" w:space="0"/>
+          <w:left w:val="none" w:color="000000" w:sz="4" w:space="0"/>
           <w:bottom w:val="single" w:color="000000" w:themeColor="accent4" w:themeTint="9A" w:sz="4" w:space="0"/>
-          <w:right w:val="none"/>
+          <w:right w:val="none" w:color="000000" w:sz="4" w:space="0"/>
         </w:tcBorders>
       </w:tcPr>
     </w:tblStylePr>
@@ -24940,12 +25444,12 @@
         <w:tblBorders/>
       </w:tblPr>
       <w:tcPr>
-        <w:shd w:color="ffffff"/>
+        <w:shd w:val="clear" w:color="ffffff"/>
         <w:tcBorders>
-          <w:top w:val="none"/>
+          <w:top w:val="none" w:color="000000" w:sz="4" w:space="0"/>
           <w:left w:val="single" w:color="000000" w:themeColor="accent4" w:themeTint="9A" w:sz="4" w:space="0"/>
-          <w:bottom w:val="none"/>
-          <w:right w:val="none"/>
+          <w:bottom w:val="none" w:color="000000" w:sz="4" w:space="0"/>
+          <w:right w:val="none" w:color="000000" w:sz="4" w:space="0"/>
         </w:tcBorders>
       </w:tcPr>
     </w:tblStylePr>
@@ -24968,9 +25472,9 @@
         <w:shd w:val="clear" w:color="ffffff" w:themeColor="light1" w:fill="ffffff" w:themeFill="light1"/>
         <w:tcBorders>
           <w:top w:val="single" w:color="000000" w:themeColor="accent4" w:themeTint="9A" w:sz="4" w:space="0"/>
-          <w:left w:val="none"/>
-          <w:bottom w:val="none"/>
-          <w:right w:val="none"/>
+          <w:left w:val="none" w:color="000000" w:sz="4" w:space="0"/>
+          <w:bottom w:val="none" w:color="000000" w:sz="4" w:space="0"/>
+          <w:right w:val="none" w:color="000000" w:sz="4" w:space="0"/>
         </w:tcBorders>
       </w:tcPr>
     </w:tblStylePr>
@@ -25045,9 +25549,9 @@
       </w:tcPr>
     </w:tblStylePr>
   </w:style>
-  <w:style w:type="table" w:styleId="115">
+  <w:style w:type="table" w:styleId="806">
     <w:name w:val="List Table 7 Colorful - Accent 5"/>
-    <w:basedOn w:val="665"/>
+    <w:basedOn w:val="889"/>
     <w:uiPriority w:val="99"/>
     <w:pPr>
       <w:pBdr/>
@@ -25146,11 +25650,11 @@
         <w:tblBorders/>
       </w:tblPr>
       <w:tcPr>
-        <w:shd w:color="ffffff"/>
+        <w:shd w:val="clear" w:color="ffffff"/>
         <w:tcBorders>
-          <w:top w:val="none"/>
-          <w:left w:val="none"/>
-          <w:bottom w:val="none"/>
+          <w:top w:val="none" w:color="000000" w:sz="4" w:space="0"/>
+          <w:left w:val="none" w:color="000000" w:sz="4" w:space="0"/>
+          <w:bottom w:val="none" w:color="000000" w:sz="4" w:space="0"/>
           <w:right w:val="single" w:color="000000" w:themeColor="accent5" w:themeTint="9A" w:sz="4" w:space="0"/>
         </w:tcBorders>
       </w:tcPr>
@@ -25173,10 +25677,10 @@
       <w:tcPr>
         <w:shd w:val="clear" w:color="ffffff" w:themeColor="light1" w:fill="ffffff" w:themeFill="light1"/>
         <w:tcBorders>
-          <w:top w:val="none"/>
-          <w:left w:val="none"/>
+          <w:top w:val="none" w:color="000000" w:sz="4" w:space="0"/>
+          <w:left w:val="none" w:color="000000" w:sz="4" w:space="0"/>
           <w:bottom w:val="single" w:color="000000" w:themeColor="accent5" w:themeTint="9A" w:sz="4" w:space="0"/>
-          <w:right w:val="none"/>
+          <w:right w:val="none" w:color="000000" w:sz="4" w:space="0"/>
         </w:tcBorders>
       </w:tcPr>
     </w:tblStylePr>
@@ -25196,12 +25700,12 @@
         <w:tblBorders/>
       </w:tblPr>
       <w:tcPr>
-        <w:shd w:color="ffffff"/>
+        <w:shd w:val="clear" w:color="ffffff"/>
         <w:tcBorders>
-          <w:top w:val="none"/>
+          <w:top w:val="none" w:color="000000" w:sz="4" w:space="0"/>
           <w:left w:val="single" w:color="000000" w:themeColor="accent5" w:themeTint="9A" w:sz="4" w:space="0"/>
-          <w:bottom w:val="none"/>
-          <w:right w:val="none"/>
+          <w:bottom w:val="none" w:color="000000" w:sz="4" w:space="0"/>
+          <w:right w:val="none" w:color="000000" w:sz="4" w:space="0"/>
         </w:tcBorders>
       </w:tcPr>
     </w:tblStylePr>
@@ -25224,9 +25728,9 @@
         <w:shd w:val="clear" w:color="ffffff" w:themeColor="light1" w:fill="ffffff" w:themeFill="light1"/>
         <w:tcBorders>
           <w:top w:val="single" w:color="000000" w:themeColor="accent5" w:themeTint="9A" w:sz="4" w:space="0"/>
-          <w:left w:val="none"/>
-          <w:bottom w:val="none"/>
-          <w:right w:val="none"/>
+          <w:left w:val="none" w:color="000000" w:sz="4" w:space="0"/>
+          <w:bottom w:val="none" w:color="000000" w:sz="4" w:space="0"/>
+          <w:right w:val="none" w:color="000000" w:sz="4" w:space="0"/>
         </w:tcBorders>
       </w:tcPr>
     </w:tblStylePr>
@@ -25301,9 +25805,9 @@
       </w:tcPr>
     </w:tblStylePr>
   </w:style>
-  <w:style w:type="table" w:styleId="116">
+  <w:style w:type="table" w:styleId="807">
     <w:name w:val="List Table 7 Colorful - Accent 6"/>
-    <w:basedOn w:val="665"/>
+    <w:basedOn w:val="889"/>
     <w:uiPriority w:val="99"/>
     <w:pPr>
       <w:pBdr/>
@@ -25402,11 +25906,11 @@
         <w:tblBorders/>
       </w:tblPr>
       <w:tcPr>
-        <w:shd w:color="ffffff"/>
+        <w:shd w:val="clear" w:color="ffffff"/>
         <w:tcBorders>
-          <w:top w:val="none"/>
-          <w:left w:val="none"/>
-          <w:bottom w:val="none"/>
+          <w:top w:val="none" w:color="000000" w:sz="4" w:space="0"/>
+          <w:left w:val="none" w:color="000000" w:sz="4" w:space="0"/>
+          <w:bottom w:val="none" w:color="000000" w:sz="4" w:space="0"/>
           <w:right w:val="single" w:color="000000" w:themeColor="accent6" w:themeTint="98" w:sz="4" w:space="0"/>
         </w:tcBorders>
       </w:tcPr>
@@ -25429,10 +25933,10 @@
       <w:tcPr>
         <w:shd w:val="clear" w:color="ffffff" w:themeColor="light1" w:fill="ffffff" w:themeFill="light1"/>
         <w:tcBorders>
-          <w:top w:val="none"/>
-          <w:left w:val="none"/>
+          <w:top w:val="none" w:color="000000" w:sz="4" w:space="0"/>
+          <w:left w:val="none" w:color="000000" w:sz="4" w:space="0"/>
           <w:bottom w:val="single" w:color="000000" w:themeColor="accent6" w:themeTint="98" w:sz="4" w:space="0"/>
-          <w:right w:val="none"/>
+          <w:right w:val="none" w:color="000000" w:sz="4" w:space="0"/>
         </w:tcBorders>
       </w:tcPr>
     </w:tblStylePr>
@@ -25452,12 +25956,12 @@
         <w:tblBorders/>
       </w:tblPr>
       <w:tcPr>
-        <w:shd w:color="ffffff"/>
+        <w:shd w:val="clear" w:color="ffffff"/>
         <w:tcBorders>
-          <w:top w:val="none"/>
+          <w:top w:val="none" w:color="000000" w:sz="4" w:space="0"/>
           <w:left w:val="single" w:color="000000" w:themeColor="accent6" w:themeTint="98" w:sz="4" w:space="0"/>
-          <w:bottom w:val="none"/>
-          <w:right w:val="none"/>
+          <w:bottom w:val="none" w:color="000000" w:sz="4" w:space="0"/>
+          <w:right w:val="none" w:color="000000" w:sz="4" w:space="0"/>
         </w:tcBorders>
       </w:tcPr>
     </w:tblStylePr>
@@ -25480,9 +25984,9 @@
         <w:shd w:val="clear" w:color="ffffff" w:themeColor="light1" w:fill="ffffff" w:themeFill="light1"/>
         <w:tcBorders>
           <w:top w:val="single" w:color="000000" w:themeColor="accent6" w:themeTint="98" w:sz="4" w:space="0"/>
-          <w:left w:val="none"/>
-          <w:bottom w:val="none"/>
-          <w:right w:val="none"/>
+          <w:left w:val="none" w:color="000000" w:sz="4" w:space="0"/>
+          <w:bottom w:val="none" w:color="000000" w:sz="4" w:space="0"/>
+          <w:right w:val="none" w:color="000000" w:sz="4" w:space="0"/>
         </w:tcBorders>
       </w:tcPr>
     </w:tblStylePr>
@@ -25557,9 +26061,9 @@
       </w:tcPr>
     </w:tblStylePr>
   </w:style>
-  <w:style w:type="table" w:styleId="117">
+  <w:style w:type="table" w:styleId="808">
     <w:name w:val="Lined - Accent"/>
-    <w:basedOn w:val="665"/>
+    <w:basedOn w:val="889"/>
     <w:uiPriority w:val="99"/>
     <w:pPr>
       <w:pBdr/>
@@ -25794,9 +26298,9 @@
       </w:tcPr>
     </w:tblStylePr>
   </w:style>
-  <w:style w:type="table" w:styleId="118">
+  <w:style w:type="table" w:styleId="809">
     <w:name w:val="Lined - Accent 1"/>
-    <w:basedOn w:val="665"/>
+    <w:basedOn w:val="889"/>
     <w:uiPriority w:val="99"/>
     <w:pPr>
       <w:pBdr/>
@@ -26031,9 +26535,9 @@
       </w:tcPr>
     </w:tblStylePr>
   </w:style>
-  <w:style w:type="table" w:styleId="119">
+  <w:style w:type="table" w:styleId="810">
     <w:name w:val="Lined - Accent 2"/>
-    <w:basedOn w:val="665"/>
+    <w:basedOn w:val="889"/>
     <w:uiPriority w:val="99"/>
     <w:pPr>
       <w:pBdr/>
@@ -26268,9 +26772,9 @@
       </w:tcPr>
     </w:tblStylePr>
   </w:style>
-  <w:style w:type="table" w:styleId="120">
+  <w:style w:type="table" w:styleId="811">
     <w:name w:val="Lined - Accent 3"/>
-    <w:basedOn w:val="665"/>
+    <w:basedOn w:val="889"/>
     <w:uiPriority w:val="99"/>
     <w:pPr>
       <w:pBdr/>
@@ -26505,9 +27009,9 @@
       </w:tcPr>
     </w:tblStylePr>
   </w:style>
-  <w:style w:type="table" w:styleId="121">
+  <w:style w:type="table" w:styleId="812">
     <w:name w:val="Lined - Accent 4"/>
-    <w:basedOn w:val="665"/>
+    <w:basedOn w:val="889"/>
     <w:uiPriority w:val="99"/>
     <w:pPr>
       <w:pBdr/>
@@ -26742,9 +27246,9 @@
       </w:tcPr>
     </w:tblStylePr>
   </w:style>
-  <w:style w:type="table" w:styleId="122">
+  <w:style w:type="table" w:styleId="813">
     <w:name w:val="Lined - Accent 5"/>
-    <w:basedOn w:val="665"/>
+    <w:basedOn w:val="889"/>
     <w:uiPriority w:val="99"/>
     <w:pPr>
       <w:pBdr/>
@@ -26979,9 +27483,9 @@
       </w:tcPr>
     </w:tblStylePr>
   </w:style>
-  <w:style w:type="table" w:styleId="123">
+  <w:style w:type="table" w:styleId="814">
     <w:name w:val="Lined - Accent 6"/>
-    <w:basedOn w:val="665"/>
+    <w:basedOn w:val="889"/>
     <w:uiPriority w:val="99"/>
     <w:pPr>
       <w:pBdr/>
@@ -27216,9 +27720,9 @@
       </w:tcPr>
     </w:tblStylePr>
   </w:style>
-  <w:style w:type="table" w:styleId="124">
+  <w:style w:type="table" w:styleId="815">
     <w:name w:val="Bordered &amp; Lined - Accent"/>
-    <w:basedOn w:val="665"/>
+    <w:basedOn w:val="889"/>
     <w:uiPriority w:val="99"/>
     <w:pPr>
       <w:pBdr/>
@@ -27460,9 +27964,9 @@
       </w:tcPr>
     </w:tblStylePr>
   </w:style>
-  <w:style w:type="table" w:styleId="125">
+  <w:style w:type="table" w:styleId="816">
     <w:name w:val="Bordered &amp; Lined - Accent 1"/>
-    <w:basedOn w:val="665"/>
+    <w:basedOn w:val="889"/>
     <w:uiPriority w:val="99"/>
     <w:pPr>
       <w:pBdr/>
@@ -27704,9 +28208,9 @@
       </w:tcPr>
     </w:tblStylePr>
   </w:style>
-  <w:style w:type="table" w:styleId="126">
+  <w:style w:type="table" w:styleId="817">
     <w:name w:val="Bordered &amp; Lined - Accent 2"/>
-    <w:basedOn w:val="665"/>
+    <w:basedOn w:val="889"/>
     <w:uiPriority w:val="99"/>
     <w:pPr>
       <w:pBdr/>
@@ -27948,9 +28452,9 @@
       </w:tcPr>
     </w:tblStylePr>
   </w:style>
-  <w:style w:type="table" w:styleId="127">
+  <w:style w:type="table" w:styleId="818">
     <w:name w:val="Bordered &amp; Lined - Accent 3"/>
-    <w:basedOn w:val="665"/>
+    <w:basedOn w:val="889"/>
     <w:uiPriority w:val="99"/>
     <w:pPr>
       <w:pBdr/>
@@ -28192,9 +28696,9 @@
       </w:tcPr>
     </w:tblStylePr>
   </w:style>
-  <w:style w:type="table" w:styleId="128">
+  <w:style w:type="table" w:styleId="819">
     <w:name w:val="Bordered &amp; Lined - Accent 4"/>
-    <w:basedOn w:val="665"/>
+    <w:basedOn w:val="889"/>
     <w:uiPriority w:val="99"/>
     <w:pPr>
       <w:pBdr/>
@@ -28436,9 +28940,9 @@
       </w:tcPr>
     </w:tblStylePr>
   </w:style>
-  <w:style w:type="table" w:styleId="129">
+  <w:style w:type="table" w:styleId="820">
     <w:name w:val="Bordered &amp; Lined - Accent 5"/>
-    <w:basedOn w:val="665"/>
+    <w:basedOn w:val="889"/>
     <w:uiPriority w:val="99"/>
     <w:pPr>
       <w:pBdr/>
@@ -28680,9 +29184,9 @@
       </w:tcPr>
     </w:tblStylePr>
   </w:style>
-  <w:style w:type="table" w:styleId="130">
+  <w:style w:type="table" w:styleId="821">
     <w:name w:val="Bordered &amp; Lined - Accent 6"/>
-    <w:basedOn w:val="665"/>
+    <w:basedOn w:val="889"/>
     <w:uiPriority w:val="99"/>
     <w:pPr>
       <w:pBdr/>
@@ -28924,9 +29428,9 @@
       </w:tcPr>
     </w:tblStylePr>
   </w:style>
-  <w:style w:type="table" w:styleId="131">
+  <w:style w:type="table" w:styleId="822">
     <w:name w:val="Bordered"/>
-    <w:basedOn w:val="665"/>
+    <w:basedOn w:val="889"/>
     <w:uiPriority w:val="99"/>
     <w:pPr>
       <w:pBdr/>
@@ -29155,9 +29659,9 @@
       </w:tcPr>
     </w:tblStylePr>
   </w:style>
-  <w:style w:type="table" w:styleId="132">
+  <w:style w:type="table" w:styleId="823">
     <w:name w:val="Bordered - Accent 1"/>
-    <w:basedOn w:val="665"/>
+    <w:basedOn w:val="889"/>
     <w:uiPriority w:val="99"/>
     <w:pPr>
       <w:pBdr/>
@@ -29386,9 +29890,9 @@
       </w:tcPr>
     </w:tblStylePr>
   </w:style>
-  <w:style w:type="table" w:styleId="133">
+  <w:style w:type="table" w:styleId="824">
     <w:name w:val="Bordered - Accent 2"/>
-    <w:basedOn w:val="665"/>
+    <w:basedOn w:val="889"/>
     <w:uiPriority w:val="99"/>
     <w:pPr>
       <w:pBdr/>
@@ -29617,9 +30121,9 @@
       </w:tcPr>
     </w:tblStylePr>
   </w:style>
-  <w:style w:type="table" w:styleId="134">
+  <w:style w:type="table" w:styleId="825">
     <w:name w:val="Bordered - Accent 3"/>
-    <w:basedOn w:val="665"/>
+    <w:basedOn w:val="889"/>
     <w:uiPriority w:val="99"/>
     <w:pPr>
       <w:pBdr/>
@@ -29848,9 +30352,9 @@
       </w:tcPr>
     </w:tblStylePr>
   </w:style>
-  <w:style w:type="table" w:styleId="135">
+  <w:style w:type="table" w:styleId="826">
     <w:name w:val="Bordered - Accent 4"/>
-    <w:basedOn w:val="665"/>
+    <w:basedOn w:val="889"/>
     <w:uiPriority w:val="99"/>
     <w:pPr>
       <w:pBdr/>
@@ -30079,9 +30583,9 @@
       </w:tcPr>
     </w:tblStylePr>
   </w:style>
-  <w:style w:type="table" w:styleId="136">
+  <w:style w:type="table" w:styleId="827">
     <w:name w:val="Bordered - Accent 5"/>
-    <w:basedOn w:val="665"/>
+    <w:basedOn w:val="889"/>
     <w:uiPriority w:val="99"/>
     <w:pPr>
       <w:pBdr/>
@@ -30310,9 +30814,9 @@
       </w:tcPr>
     </w:tblStylePr>
   </w:style>
-  <w:style w:type="table" w:styleId="137">
+  <w:style w:type="table" w:styleId="828">
     <w:name w:val="Bordered - Accent 6"/>
-    <w:basedOn w:val="665"/>
+    <w:basedOn w:val="889"/>
     <w:uiPriority w:val="99"/>
     <w:pPr>
       <w:pBdr/>
@@ -30541,11 +31045,11 @@
       </w:tcPr>
     </w:tblStylePr>
   </w:style>
-  <w:style w:type="paragraph" w:styleId="139">
+  <w:style w:type="paragraph" w:styleId="829">
     <w:name w:val="Heading 1"/>
-    <w:basedOn w:val="664"/>
-    <w:next w:val="664"/>
-    <w:link w:val="150"/>
+    <w:basedOn w:val="888"/>
+    <w:next w:val="888"/>
+    <w:link w:val="839"/>
     <w:uiPriority w:val="9"/>
     <w:qFormat/>
     <w:pPr>
@@ -30563,11 +31067,11 @@
       <w:szCs w:val="40"/>
     </w:rPr>
   </w:style>
-  <w:style w:type="paragraph" w:styleId="140">
+  <w:style w:type="paragraph" w:styleId="830">
     <w:name w:val="Heading 2"/>
-    <w:basedOn w:val="664"/>
-    <w:next w:val="664"/>
-    <w:link w:val="151"/>
+    <w:basedOn w:val="888"/>
+    <w:next w:val="888"/>
+    <w:link w:val="840"/>
     <w:uiPriority w:val="9"/>
     <w:unhideWhenUsed/>
     <w:qFormat/>
@@ -30586,11 +31090,11 @@
       <w:szCs w:val="32"/>
     </w:rPr>
   </w:style>
-  <w:style w:type="paragraph" w:styleId="141">
+  <w:style w:type="paragraph" w:styleId="831">
     <w:name w:val="Heading 3"/>
-    <w:basedOn w:val="664"/>
-    <w:next w:val="664"/>
-    <w:link w:val="152"/>
+    <w:basedOn w:val="888"/>
+    <w:next w:val="888"/>
+    <w:link w:val="841"/>
     <w:uiPriority w:val="9"/>
     <w:unhideWhenUsed/>
     <w:qFormat/>
@@ -30609,11 +31113,11 @@
       <w:szCs w:val="28"/>
     </w:rPr>
   </w:style>
-  <w:style w:type="paragraph" w:styleId="142">
+  <w:style w:type="paragraph" w:styleId="832">
     <w:name w:val="Heading 4"/>
-    <w:basedOn w:val="664"/>
-    <w:next w:val="664"/>
-    <w:link w:val="153"/>
+    <w:basedOn w:val="888"/>
+    <w:next w:val="888"/>
+    <w:link w:val="842"/>
     <w:uiPriority w:val="9"/>
     <w:unhideWhenUsed/>
     <w:qFormat/>
@@ -30632,11 +31136,11 @@
       <w:color w:val="0f4761" w:themeColor="accent1" w:themeShade="BF"/>
     </w:rPr>
   </w:style>
-  <w:style w:type="paragraph" w:styleId="143">
+  <w:style w:type="paragraph" w:styleId="833">
     <w:name w:val="Heading 5"/>
-    <w:basedOn w:val="664"/>
-    <w:next w:val="664"/>
-    <w:link w:val="154"/>
+    <w:basedOn w:val="888"/>
+    <w:next w:val="888"/>
+    <w:link w:val="843"/>
     <w:uiPriority w:val="9"/>
     <w:unhideWhenUsed/>
     <w:qFormat/>
@@ -30653,11 +31157,11 @@
       <w:color w:val="0f4761" w:themeColor="accent1" w:themeShade="BF"/>
     </w:rPr>
   </w:style>
-  <w:style w:type="paragraph" w:styleId="144">
+  <w:style w:type="paragraph" w:styleId="834">
     <w:name w:val="Heading 6"/>
-    <w:basedOn w:val="664"/>
-    <w:next w:val="664"/>
-    <w:link w:val="155"/>
+    <w:basedOn w:val="888"/>
+    <w:next w:val="888"/>
+    <w:link w:val="844"/>
     <w:uiPriority w:val="9"/>
     <w:unhideWhenUsed/>
     <w:qFormat/>
@@ -30676,11 +31180,11 @@
       <w:color w:val="595959" w:themeColor="text1" w:themeTint="A6"/>
     </w:rPr>
   </w:style>
-  <w:style w:type="paragraph" w:styleId="145">
+  <w:style w:type="paragraph" w:styleId="835">
     <w:name w:val="Heading 7"/>
-    <w:basedOn w:val="664"/>
-    <w:next w:val="664"/>
-    <w:link w:val="156"/>
+    <w:basedOn w:val="888"/>
+    <w:next w:val="888"/>
+    <w:link w:val="845"/>
     <w:uiPriority w:val="9"/>
     <w:unhideWhenUsed/>
     <w:qFormat/>
@@ -30697,11 +31201,11 @@
       <w:color w:val="595959" w:themeColor="text1" w:themeTint="A6"/>
     </w:rPr>
   </w:style>
-  <w:style w:type="paragraph" w:styleId="146">
+  <w:style w:type="paragraph" w:styleId="836">
     <w:name w:val="Heading 8"/>
-    <w:basedOn w:val="664"/>
-    <w:next w:val="664"/>
-    <w:link w:val="157"/>
+    <w:basedOn w:val="888"/>
+    <w:next w:val="888"/>
+    <w:link w:val="846"/>
     <w:uiPriority w:val="9"/>
     <w:unhideWhenUsed/>
     <w:qFormat/>
@@ -30720,11 +31224,11 @@
       <w:color w:val="272727" w:themeColor="text1" w:themeTint="D8"/>
     </w:rPr>
   </w:style>
-  <w:style w:type="paragraph" w:styleId="147">
+  <w:style w:type="paragraph" w:styleId="837">
     <w:name w:val="Heading 9"/>
-    <w:basedOn w:val="664"/>
-    <w:next w:val="664"/>
-    <w:link w:val="158"/>
+    <w:basedOn w:val="888"/>
+    <w:next w:val="888"/>
+    <w:link w:val="847"/>
     <w:uiPriority w:val="9"/>
     <w:unhideWhenUsed/>
     <w:qFormat/>
@@ -30743,7 +31247,7 @@
       <w:color w:val="272727" w:themeColor="text1" w:themeTint="D8"/>
     </w:rPr>
   </w:style>
-  <w:style w:type="character" w:styleId="148" w:default="1">
+  <w:style w:type="character" w:styleId="838" w:default="1">
     <w:name w:val="Default Paragraph Font"/>
     <w:uiPriority w:val="1"/>
     <w:semiHidden/>
@@ -30754,10 +31258,10 @@
       <w:ind/>
     </w:pPr>
   </w:style>
-  <w:style w:type="character" w:styleId="150">
+  <w:style w:type="character" w:styleId="839">
     <w:name w:val="Heading 1 Char"/>
-    <w:basedOn w:val="148"/>
-    <w:link w:val="139"/>
+    <w:basedOn w:val="838"/>
+    <w:link w:val="829"/>
     <w:uiPriority w:val="9"/>
     <w:pPr>
       <w:pBdr/>
@@ -30771,10 +31275,10 @@
       <w:szCs w:val="40"/>
     </w:rPr>
   </w:style>
-  <w:style w:type="character" w:styleId="151">
+  <w:style w:type="character" w:styleId="840">
     <w:name w:val="Heading 2 Char"/>
-    <w:basedOn w:val="148"/>
-    <w:link w:val="140"/>
+    <w:basedOn w:val="838"/>
+    <w:link w:val="830"/>
     <w:uiPriority w:val="9"/>
     <w:pPr>
       <w:pBdr/>
@@ -30788,10 +31292,10 @@
       <w:szCs w:val="32"/>
     </w:rPr>
   </w:style>
-  <w:style w:type="character" w:styleId="152">
+  <w:style w:type="character" w:styleId="841">
     <w:name w:val="Heading 3 Char"/>
-    <w:basedOn w:val="148"/>
-    <w:link w:val="141"/>
+    <w:basedOn w:val="838"/>
+    <w:link w:val="831"/>
     <w:uiPriority w:val="9"/>
     <w:pPr>
       <w:pBdr/>
@@ -30805,10 +31309,10 @@
       <w:szCs w:val="28"/>
     </w:rPr>
   </w:style>
-  <w:style w:type="character" w:styleId="153">
+  <w:style w:type="character" w:styleId="842">
     <w:name w:val="Heading 4 Char"/>
-    <w:basedOn w:val="148"/>
-    <w:link w:val="142"/>
+    <w:basedOn w:val="838"/>
+    <w:link w:val="832"/>
     <w:uiPriority w:val="9"/>
     <w:pPr>
       <w:pBdr/>
@@ -30822,10 +31326,10 @@
       <w:color w:val="0f4761" w:themeColor="accent1" w:themeShade="BF"/>
     </w:rPr>
   </w:style>
-  <w:style w:type="character" w:styleId="154">
+  <w:style w:type="character" w:styleId="843">
     <w:name w:val="Heading 5 Char"/>
-    <w:basedOn w:val="148"/>
-    <w:link w:val="143"/>
+    <w:basedOn w:val="838"/>
+    <w:link w:val="833"/>
     <w:uiPriority w:val="9"/>
     <w:pPr>
       <w:pBdr/>
@@ -30837,10 +31341,10 @@
       <w:color w:val="0f4761" w:themeColor="accent1" w:themeShade="BF"/>
     </w:rPr>
   </w:style>
-  <w:style w:type="character" w:styleId="155">
+  <w:style w:type="character" w:styleId="844">
     <w:name w:val="Heading 6 Char"/>
-    <w:basedOn w:val="148"/>
-    <w:link w:val="144"/>
+    <w:basedOn w:val="838"/>
+    <w:link w:val="834"/>
     <w:uiPriority w:val="9"/>
     <w:pPr>
       <w:pBdr/>
@@ -30854,10 +31358,10 @@
       <w:color w:val="595959" w:themeColor="text1" w:themeTint="A6"/>
     </w:rPr>
   </w:style>
-  <w:style w:type="character" w:styleId="156">
+  <w:style w:type="character" w:styleId="845">
     <w:name w:val="Heading 7 Char"/>
-    <w:basedOn w:val="148"/>
-    <w:link w:val="145"/>
+    <w:basedOn w:val="838"/>
+    <w:link w:val="835"/>
     <w:uiPriority w:val="9"/>
     <w:pPr>
       <w:pBdr/>
@@ -30869,10 +31373,10 @@
       <w:color w:val="595959" w:themeColor="text1" w:themeTint="A6"/>
     </w:rPr>
   </w:style>
-  <w:style w:type="character" w:styleId="157">
+  <w:style w:type="character" w:styleId="846">
     <w:name w:val="Heading 8 Char"/>
-    <w:basedOn w:val="148"/>
-    <w:link w:val="146"/>
+    <w:basedOn w:val="838"/>
+    <w:link w:val="836"/>
     <w:uiPriority w:val="9"/>
     <w:pPr>
       <w:pBdr/>
@@ -30886,10 +31390,10 @@
       <w:color w:val="272727" w:themeColor="text1" w:themeTint="D8"/>
     </w:rPr>
   </w:style>
-  <w:style w:type="character" w:styleId="158">
+  <w:style w:type="character" w:styleId="847">
     <w:name w:val="Heading 9 Char"/>
-    <w:basedOn w:val="148"/>
-    <w:link w:val="147"/>
+    <w:basedOn w:val="838"/>
+    <w:link w:val="837"/>
     <w:uiPriority w:val="9"/>
     <w:pPr>
       <w:pBdr/>
@@ -30903,11 +31407,11 @@
       <w:color w:val="272727" w:themeColor="text1" w:themeTint="D8"/>
     </w:rPr>
   </w:style>
-  <w:style w:type="paragraph" w:styleId="159">
+  <w:style w:type="paragraph" w:styleId="848">
     <w:name w:val="Title"/>
-    <w:basedOn w:val="664"/>
-    <w:next w:val="664"/>
-    <w:link w:val="160"/>
+    <w:basedOn w:val="888"/>
+    <w:next w:val="888"/>
+    <w:link w:val="849"/>
     <w:uiPriority w:val="10"/>
     <w:qFormat/>
     <w:pPr>
@@ -30923,10 +31427,10 @@
       <w:szCs w:val="56"/>
     </w:rPr>
   </w:style>
-  <w:style w:type="character" w:styleId="160">
+  <w:style w:type="character" w:styleId="849">
     <w:name w:val="Title Char"/>
-    <w:basedOn w:val="148"/>
-    <w:link w:val="159"/>
+    <w:basedOn w:val="838"/>
+    <w:link w:val="848"/>
     <w:uiPriority w:val="10"/>
     <w:pPr>
       <w:pBdr/>
@@ -30940,11 +31444,11 @@
       <w:szCs w:val="56"/>
     </w:rPr>
   </w:style>
-  <w:style w:type="paragraph" w:styleId="161">
+  <w:style w:type="paragraph" w:styleId="850">
     <w:name w:val="Subtitle"/>
-    <w:basedOn w:val="664"/>
-    <w:next w:val="664"/>
-    <w:link w:val="162"/>
+    <w:basedOn w:val="888"/>
+    <w:next w:val="888"/>
+    <w:link w:val="851"/>
     <w:uiPriority w:val="11"/>
     <w:qFormat/>
     <w:pPr>
@@ -30962,10 +31466,10 @@
       <w:szCs w:val="28"/>
     </w:rPr>
   </w:style>
-  <w:style w:type="character" w:styleId="162">
+  <w:style w:type="character" w:styleId="851">
     <w:name w:val="Subtitle Char"/>
-    <w:basedOn w:val="148"/>
-    <w:link w:val="161"/>
+    <w:basedOn w:val="838"/>
+    <w:link w:val="850"/>
     <w:uiPriority w:val="11"/>
     <w:pPr>
       <w:pBdr/>
@@ -30979,11 +31483,11 @@
       <w:szCs w:val="28"/>
     </w:rPr>
   </w:style>
-  <w:style w:type="paragraph" w:styleId="163">
+  <w:style w:type="paragraph" w:styleId="852">
     <w:name w:val="Quote"/>
-    <w:basedOn w:val="664"/>
-    <w:next w:val="664"/>
-    <w:link w:val="164"/>
+    <w:basedOn w:val="888"/>
+    <w:next w:val="888"/>
+    <w:link w:val="853"/>
     <w:uiPriority w:val="29"/>
     <w:qFormat/>
     <w:pPr>
@@ -30998,10 +31502,10 @@
       <w:color w:val="404040" w:themeColor="text1" w:themeTint="BF"/>
     </w:rPr>
   </w:style>
-  <w:style w:type="character" w:styleId="164">
+  <w:style w:type="character" w:styleId="853">
     <w:name w:val="Quote Char"/>
-    <w:basedOn w:val="148"/>
-    <w:link w:val="163"/>
+    <w:basedOn w:val="838"/>
+    <w:link w:val="852"/>
     <w:uiPriority w:val="29"/>
     <w:pPr>
       <w:pBdr/>
@@ -31014,9 +31518,9 @@
       <w:color w:val="404040" w:themeColor="text1" w:themeTint="BF"/>
     </w:rPr>
   </w:style>
-  <w:style w:type="character" w:styleId="166">
+  <w:style w:type="character" w:styleId="854">
     <w:name w:val="Intense Emphasis"/>
-    <w:basedOn w:val="148"/>
+    <w:basedOn w:val="838"/>
     <w:uiPriority w:val="21"/>
     <w:qFormat/>
     <w:pPr>
@@ -31030,11 +31534,11 @@
       <w:color w:val="0f4761" w:themeColor="accent1" w:themeShade="BF"/>
     </w:rPr>
   </w:style>
-  <w:style w:type="paragraph" w:styleId="167">
+  <w:style w:type="paragraph" w:styleId="855">
     <w:name w:val="Intense Quote"/>
-    <w:basedOn w:val="664"/>
-    <w:next w:val="664"/>
-    <w:link w:val="168"/>
+    <w:basedOn w:val="888"/>
+    <w:next w:val="888"/>
+    <w:link w:val="856"/>
     <w:uiPriority w:val="30"/>
     <w:qFormat/>
     <w:pPr>
@@ -31052,10 +31556,10 @@
       <w:color w:val="0f4761" w:themeColor="accent1" w:themeShade="BF"/>
     </w:rPr>
   </w:style>
-  <w:style w:type="character" w:styleId="168">
+  <w:style w:type="character" w:styleId="856">
     <w:name w:val="Intense Quote Char"/>
-    <w:basedOn w:val="148"/>
-    <w:link w:val="167"/>
+    <w:basedOn w:val="838"/>
+    <w:link w:val="855"/>
     <w:uiPriority w:val="30"/>
     <w:pPr>
       <w:pBdr/>
@@ -31068,9 +31572,9 @@
       <w:color w:val="0f4761" w:themeColor="accent1" w:themeShade="BF"/>
     </w:rPr>
   </w:style>
-  <w:style w:type="character" w:styleId="169">
+  <w:style w:type="character" w:styleId="857">
     <w:name w:val="Intense Reference"/>
-    <w:basedOn w:val="148"/>
+    <w:basedOn w:val="838"/>
     <w:uiPriority w:val="32"/>
     <w:qFormat/>
     <w:pPr>
@@ -31086,9 +31590,9 @@
       <w:spacing w:val="5"/>
     </w:rPr>
   </w:style>
-  <w:style w:type="character" w:styleId="171">
+  <w:style w:type="character" w:styleId="858">
     <w:name w:val="Subtle Emphasis"/>
-    <w:basedOn w:val="148"/>
+    <w:basedOn w:val="838"/>
     <w:uiPriority w:val="19"/>
     <w:qFormat/>
     <w:pPr>
@@ -31102,9 +31606,9 @@
       <w:color w:val="404040" w:themeColor="text1" w:themeTint="BF"/>
     </w:rPr>
   </w:style>
-  <w:style w:type="character" w:styleId="172">
+  <w:style w:type="character" w:styleId="859">
     <w:name w:val="Emphasis"/>
-    <w:basedOn w:val="148"/>
+    <w:basedOn w:val="838"/>
     <w:uiPriority w:val="20"/>
     <w:qFormat/>
     <w:pPr>
@@ -31117,9 +31621,9 @@
       <w:iCs/>
     </w:rPr>
   </w:style>
-  <w:style w:type="character" w:styleId="173">
+  <w:style w:type="character" w:styleId="860">
     <w:name w:val="Strong"/>
-    <w:basedOn w:val="148"/>
+    <w:basedOn w:val="838"/>
     <w:uiPriority w:val="22"/>
     <w:qFormat/>
     <w:pPr>
@@ -31132,9 +31636,9 @@
       <w:bCs/>
     </w:rPr>
   </w:style>
-  <w:style w:type="character" w:styleId="174">
+  <w:style w:type="character" w:styleId="861">
     <w:name w:val="Subtle Reference"/>
-    <w:basedOn w:val="148"/>
+    <w:basedOn w:val="838"/>
     <w:uiPriority w:val="31"/>
     <w:qFormat/>
     <w:pPr>
@@ -31147,9 +31651,9 @@
       <w:color w:val="5a5a5a" w:themeColor="text1" w:themeTint="A5"/>
     </w:rPr>
   </w:style>
-  <w:style w:type="character" w:styleId="175">
+  <w:style w:type="character" w:styleId="862">
     <w:name w:val="Book Title"/>
-    <w:basedOn w:val="148"/>
+    <w:basedOn w:val="838"/>
     <w:uiPriority w:val="33"/>
     <w:qFormat/>
     <w:pPr>
@@ -31165,10 +31669,10 @@
       <w:spacing w:val="5"/>
     </w:rPr>
   </w:style>
-  <w:style w:type="paragraph" w:styleId="176">
+  <w:style w:type="paragraph" w:styleId="863">
     <w:name w:val="Header"/>
-    <w:basedOn w:val="664"/>
-    <w:link w:val="177"/>
+    <w:basedOn w:val="888"/>
+    <w:link w:val="864"/>
     <w:uiPriority w:val="99"/>
     <w:unhideWhenUsed/>
     <w:pPr>
@@ -31181,10 +31685,10 @@
       <w:ind/>
     </w:pPr>
   </w:style>
-  <w:style w:type="character" w:styleId="177">
+  <w:style w:type="character" w:styleId="864">
     <w:name w:val="Header Char"/>
-    <w:basedOn w:val="148"/>
-    <w:link w:val="176"/>
+    <w:basedOn w:val="838"/>
+    <w:link w:val="863"/>
     <w:uiPriority w:val="99"/>
     <w:pPr>
       <w:pBdr/>
@@ -31192,10 +31696,10 @@
       <w:ind/>
     </w:pPr>
   </w:style>
-  <w:style w:type="paragraph" w:styleId="178">
+  <w:style w:type="paragraph" w:styleId="865">
     <w:name w:val="Footer"/>
-    <w:basedOn w:val="664"/>
-    <w:link w:val="179"/>
+    <w:basedOn w:val="888"/>
+    <w:link w:val="866"/>
     <w:uiPriority w:val="99"/>
     <w:unhideWhenUsed/>
     <w:pPr>
@@ -31208,10 +31712,10 @@
       <w:ind/>
     </w:pPr>
   </w:style>
-  <w:style w:type="character" w:styleId="179">
+  <w:style w:type="character" w:styleId="866">
     <w:name w:val="Footer Char"/>
-    <w:basedOn w:val="148"/>
-    <w:link w:val="178"/>
+    <w:basedOn w:val="838"/>
+    <w:link w:val="865"/>
     <w:uiPriority w:val="99"/>
     <w:pPr>
       <w:pBdr/>
@@ -31219,10 +31723,10 @@
       <w:ind/>
     </w:pPr>
   </w:style>
-  <w:style w:type="paragraph" w:styleId="180">
+  <w:style w:type="paragraph" w:styleId="867">
     <w:name w:val="Caption"/>
-    <w:basedOn w:val="664"/>
-    <w:next w:val="664"/>
+    <w:basedOn w:val="888"/>
+    <w:next w:val="888"/>
     <w:uiPriority w:val="35"/>
     <w:unhideWhenUsed/>
     <w:qFormat/>
@@ -31239,10 +31743,10 @@
       <w:szCs w:val="18"/>
     </w:rPr>
   </w:style>
-  <w:style w:type="paragraph" w:styleId="181">
+  <w:style w:type="paragraph" w:styleId="868">
     <w:name w:val="footnote text"/>
-    <w:basedOn w:val="664"/>
-    <w:link w:val="182"/>
+    <w:basedOn w:val="888"/>
+    <w:link w:val="869"/>
     <w:uiPriority w:val="99"/>
     <w:semiHidden/>
     <w:unhideWhenUsed/>
@@ -31256,10 +31760,10 @@
       <w:szCs w:val="20"/>
     </w:rPr>
   </w:style>
-  <w:style w:type="character" w:styleId="182">
+  <w:style w:type="character" w:styleId="869">
     <w:name w:val="Footnote Text Char"/>
-    <w:basedOn w:val="148"/>
-    <w:link w:val="181"/>
+    <w:basedOn w:val="838"/>
+    <w:link w:val="868"/>
     <w:uiPriority w:val="99"/>
     <w:semiHidden/>
     <w:pPr>
@@ -31272,9 +31776,9 @@
       <w:szCs w:val="20"/>
     </w:rPr>
   </w:style>
-  <w:style w:type="character" w:styleId="183">
+  <w:style w:type="character" w:styleId="870">
     <w:name w:val="footnote reference"/>
-    <w:basedOn w:val="148"/>
+    <w:basedOn w:val="838"/>
     <w:uiPriority w:val="99"/>
     <w:semiHidden/>
     <w:unhideWhenUsed/>
@@ -31287,10 +31791,10 @@
       <w:vertAlign w:val="superscript"/>
     </w:rPr>
   </w:style>
-  <w:style w:type="paragraph" w:styleId="184">
+  <w:style w:type="paragraph" w:styleId="871">
     <w:name w:val="endnote text"/>
-    <w:basedOn w:val="664"/>
-    <w:link w:val="185"/>
+    <w:basedOn w:val="888"/>
+    <w:link w:val="872"/>
     <w:uiPriority w:val="99"/>
     <w:semiHidden/>
     <w:unhideWhenUsed/>
@@ -31304,10 +31808,10 @@
       <w:szCs w:val="20"/>
     </w:rPr>
   </w:style>
-  <w:style w:type="character" w:styleId="185">
+  <w:style w:type="character" w:styleId="872">
     <w:name w:val="Endnote Text Char"/>
-    <w:basedOn w:val="148"/>
-    <w:link w:val="184"/>
+    <w:basedOn w:val="838"/>
+    <w:link w:val="871"/>
     <w:uiPriority w:val="99"/>
     <w:semiHidden/>
     <w:pPr>
@@ -31320,9 +31824,9 @@
       <w:szCs w:val="20"/>
     </w:rPr>
   </w:style>
-  <w:style w:type="character" w:styleId="186">
+  <w:style w:type="character" w:styleId="873">
     <w:name w:val="endnote reference"/>
-    <w:basedOn w:val="148"/>
+    <w:basedOn w:val="838"/>
     <w:uiPriority w:val="99"/>
     <w:semiHidden/>
     <w:unhideWhenUsed/>
@@ -31335,9 +31839,9 @@
       <w:vertAlign w:val="superscript"/>
     </w:rPr>
   </w:style>
-  <w:style w:type="character" w:styleId="187">
+  <w:style w:type="character" w:styleId="874">
     <w:name w:val="Hyperlink"/>
-    <w:basedOn w:val="148"/>
+    <w:basedOn w:val="838"/>
     <w:uiPriority w:val="99"/>
     <w:unhideWhenUsed/>
     <w:pPr>
@@ -31350,9 +31854,9 @@
       <w:u w:val="single"/>
     </w:rPr>
   </w:style>
-  <w:style w:type="character" w:styleId="188">
+  <w:style w:type="character" w:styleId="875">
     <w:name w:val="FollowedHyperlink"/>
-    <w:basedOn w:val="148"/>
+    <w:basedOn w:val="838"/>
     <w:uiPriority w:val="99"/>
     <w:semiHidden/>
     <w:unhideWhenUsed/>
@@ -31366,10 +31870,10 @@
       <w:u w:val="single"/>
     </w:rPr>
   </w:style>
-  <w:style w:type="paragraph" w:styleId="189">
+  <w:style w:type="paragraph" w:styleId="876">
     <w:name w:val="toc 1"/>
-    <w:basedOn w:val="664"/>
-    <w:next w:val="664"/>
+    <w:basedOn w:val="888"/>
+    <w:next w:val="888"/>
     <w:uiPriority w:val="39"/>
     <w:unhideWhenUsed/>
     <w:pPr>
@@ -31378,10 +31882,10 @@
       <w:ind/>
     </w:pPr>
   </w:style>
-  <w:style w:type="paragraph" w:styleId="190">
+  <w:style w:type="paragraph" w:styleId="877">
     <w:name w:val="toc 2"/>
-    <w:basedOn w:val="664"/>
-    <w:next w:val="664"/>
+    <w:basedOn w:val="888"/>
+    <w:next w:val="888"/>
     <w:uiPriority w:val="39"/>
     <w:unhideWhenUsed/>
     <w:pPr>
@@ -31390,10 +31894,10 @@
       <w:ind w:left="220"/>
     </w:pPr>
   </w:style>
-  <w:style w:type="paragraph" w:styleId="191">
+  <w:style w:type="paragraph" w:styleId="878">
     <w:name w:val="toc 3"/>
-    <w:basedOn w:val="664"/>
-    <w:next w:val="664"/>
+    <w:basedOn w:val="888"/>
+    <w:next w:val="888"/>
     <w:uiPriority w:val="39"/>
     <w:unhideWhenUsed/>
     <w:pPr>
@@ -31402,10 +31906,10 @@
       <w:ind w:left="440"/>
     </w:pPr>
   </w:style>
-  <w:style w:type="paragraph" w:styleId="192">
+  <w:style w:type="paragraph" w:styleId="879">
     <w:name w:val="toc 4"/>
-    <w:basedOn w:val="664"/>
-    <w:next w:val="664"/>
+    <w:basedOn w:val="888"/>
+    <w:next w:val="888"/>
     <w:uiPriority w:val="39"/>
     <w:unhideWhenUsed/>
     <w:pPr>
@@ -31414,10 +31918,10 @@
       <w:ind w:left="660"/>
     </w:pPr>
   </w:style>
-  <w:style w:type="paragraph" w:styleId="193">
+  <w:style w:type="paragraph" w:styleId="880">
     <w:name w:val="toc 5"/>
-    <w:basedOn w:val="664"/>
-    <w:next w:val="664"/>
+    <w:basedOn w:val="888"/>
+    <w:next w:val="888"/>
     <w:uiPriority w:val="39"/>
     <w:unhideWhenUsed/>
     <w:pPr>
@@ -31426,10 +31930,10 @@
       <w:ind w:left="880"/>
     </w:pPr>
   </w:style>
-  <w:style w:type="paragraph" w:styleId="194">
+  <w:style w:type="paragraph" w:styleId="881">
     <w:name w:val="toc 6"/>
-    <w:basedOn w:val="664"/>
-    <w:next w:val="664"/>
+    <w:basedOn w:val="888"/>
+    <w:next w:val="888"/>
     <w:uiPriority w:val="39"/>
     <w:unhideWhenUsed/>
     <w:pPr>
@@ -31438,10 +31942,10 @@
       <w:ind w:left="1100"/>
     </w:pPr>
   </w:style>
-  <w:style w:type="paragraph" w:styleId="195">
+  <w:style w:type="paragraph" w:styleId="882">
     <w:name w:val="toc 7"/>
-    <w:basedOn w:val="664"/>
-    <w:next w:val="664"/>
+    <w:basedOn w:val="888"/>
+    <w:next w:val="888"/>
     <w:uiPriority w:val="39"/>
     <w:unhideWhenUsed/>
     <w:pPr>
@@ -31450,10 +31954,10 @@
       <w:ind w:left="1320"/>
     </w:pPr>
   </w:style>
-  <w:style w:type="paragraph" w:styleId="196">
+  <w:style w:type="paragraph" w:styleId="883">
     <w:name w:val="toc 8"/>
-    <w:basedOn w:val="664"/>
-    <w:next w:val="664"/>
+    <w:basedOn w:val="888"/>
+    <w:next w:val="888"/>
     <w:uiPriority w:val="39"/>
     <w:unhideWhenUsed/>
     <w:pPr>
@@ -31462,10 +31966,10 @@
       <w:ind w:left="1540"/>
     </w:pPr>
   </w:style>
-  <w:style w:type="paragraph" w:styleId="197">
+  <w:style w:type="paragraph" w:styleId="884">
     <w:name w:val="toc 9"/>
-    <w:basedOn w:val="664"/>
-    <w:next w:val="664"/>
+    <w:basedOn w:val="888"/>
+    <w:next w:val="888"/>
     <w:uiPriority w:val="39"/>
     <w:unhideWhenUsed/>
     <w:pPr>
@@ -31474,9 +31978,9 @@
       <w:ind w:left="1760"/>
     </w:pPr>
   </w:style>
-  <w:style w:type="character" w:styleId="198">
+  <w:style w:type="character" w:styleId="885">
     <w:name w:val="Placeholder Text"/>
-    <w:basedOn w:val="148"/>
+    <w:basedOn w:val="838"/>
     <w:uiPriority w:val="99"/>
     <w:semiHidden/>
     <w:pPr>
@@ -31488,7 +31992,7 @@
       <w:color w:val="666666"/>
     </w:rPr>
   </w:style>
-  <w:style w:type="paragraph" w:styleId="208">
+  <w:style w:type="paragraph" w:styleId="886">
     <w:name w:val="TOC Heading"/>
     <w:uiPriority w:val="39"/>
     <w:unhideWhenUsed/>
@@ -31498,10 +32002,10 @@
       <w:ind/>
     </w:pPr>
   </w:style>
-  <w:style w:type="paragraph" w:styleId="209">
+  <w:style w:type="paragraph" w:styleId="887">
     <w:name w:val="table of figures"/>
-    <w:basedOn w:val="664"/>
-    <w:next w:val="664"/>
+    <w:basedOn w:val="888"/>
+    <w:next w:val="888"/>
     <w:uiPriority w:val="99"/>
     <w:unhideWhenUsed/>
     <w:pPr>
@@ -31510,7 +32014,7 @@
       <w:ind/>
     </w:pPr>
   </w:style>
-  <w:style w:type="paragraph" w:styleId="664" w:default="1">
+  <w:style w:type="paragraph" w:styleId="888" w:default="1">
     <w:name w:val="Normal"/>
     <w:qFormat/>
     <w:pPr>
@@ -31519,7 +32023,7 @@
       <w:ind/>
     </w:pPr>
   </w:style>
-  <w:style w:type="table" w:styleId="665" w:default="1">
+  <w:style w:type="table" w:styleId="889" w:default="1">
     <w:name w:val="Normal Table"/>
     <w:uiPriority w:val="99"/>
     <w:semiHidden/>
@@ -31712,7 +32216,7 @@
       </w:tcPr>
     </w:tblStylePr>
   </w:style>
-  <w:style w:type="numbering" w:styleId="666" w:default="1">
+  <w:style w:type="numbering" w:styleId="890" w:default="1">
     <w:name w:val="No List"/>
     <w:uiPriority w:val="99"/>
     <w:semiHidden/>
@@ -31723,9 +32227,9 @@
       <w:ind/>
     </w:pPr>
   </w:style>
-  <w:style w:type="paragraph" w:styleId="667">
+  <w:style w:type="paragraph" w:styleId="891">
     <w:name w:val="No Spacing"/>
-    <w:basedOn w:val="664"/>
+    <w:basedOn w:val="888"/>
     <w:uiPriority w:val="1"/>
     <w:qFormat/>
     <w:pPr>
@@ -31734,9 +32238,9 @@
       <w:ind/>
     </w:pPr>
   </w:style>
-  <w:style w:type="paragraph" w:styleId="668">
+  <w:style w:type="paragraph" w:styleId="892">
     <w:name w:val="List Paragraph"/>
-    <w:basedOn w:val="664"/>
+    <w:basedOn w:val="888"/>
     <w:uiPriority w:val="34"/>
     <w:qFormat/>
     <w:pPr>

--- a/review/letter.docx
+++ b/review/letter.docx
@@ -4,7 +4,7 @@
   <w:body>
     <w:p>
       <w:pPr>
-        <w:pStyle w:val="830"/>
+        <w:pStyle w:val="834"/>
         <w:pBdr/>
         <w:spacing/>
         <w:ind/>
@@ -15,7 +15,7 @@
     </w:p>
     <w:p>
       <w:pPr>
-        <w:pStyle w:val="830"/>
+        <w:pStyle w:val="834"/>
         <w:pBdr/>
         <w:spacing/>
         <w:ind/>
@@ -31,7 +31,7 @@
     </w:p>
     <w:tbl>
       <w:tblPr>
-        <w:tblStyle w:val="703"/>
+        <w:tblStyle w:val="707"/>
         <w:tblW w:w="0" w:type="auto"/>
         <w:tblBorders/>
         <w:tblLook w:val="04A0" w:firstRow="1" w:lastRow="0" w:firstColumn="1" w:lastColumn="0" w:noHBand="0" w:noVBand="1"/>
@@ -108,6 +108,90 @@
         </w:tc>
       </w:tr>
       <w:tr>
+        <w:trPr>
+          <w:trHeight w:val="1750"/>
+        </w:trPr>
+        <w:tc>
+          <w:tcPr>
+            <w:tcBorders/>
+            <w:tcW w:w="2339" w:type="dxa"/>
+          </w:tcPr>
+          <w:p>
+            <w:pPr>
+              <w:pBdr/>
+              <w:spacing/>
+              <w:ind/>
+              <w:rPr/>
+            </w:pPr>
+            <w:r/>
+            <w:r>
+              <w:t xml:space="preserve">Clarify the conceptual distinction between pruning (this work) and discovery/reachability-based link selection</w:t>
+            </w:r>
+            <w:r>
+              <w:rPr>
+                <w:lang w:val="en-CA"/>
+              </w:rPr>
+              <w:t xml:space="preserve">.</w:t>
+            </w:r>
+            <w:r/>
+          </w:p>
+        </w:tc>
+        <w:tc>
+          <w:tcPr>
+            <w:tcBorders/>
+            <w:tcW w:w="2339" w:type="dxa"/>
+          </w:tcPr>
+          <w:p>
+            <w:pPr>
+              <w:pBdr/>
+              <w:spacing/>
+              <w:ind/>
+              <w:rPr/>
+            </w:pPr>
+            <w:r>
+              <w:rPr>
+                <w:lang w:val="en-CA"/>
+              </w:rPr>
+              <w:t xml:space="preserve">We consider pruning more akin to logical negation whereas discovery is more akin to assertion. Pruning is about definitly stating that this part of the search domain should not be explore whereas discovery is about building the search domain and stating that part of the search domain may content relevant information</w:t>
+            </w:r>
+            <w:r/>
+          </w:p>
+        </w:tc>
+        <w:tc>
+          <w:tcPr>
+            <w:tcBorders/>
+            <w:tcW w:w="2339" w:type="dxa"/>
+          </w:tcPr>
+          <w:p>
+            <w:pPr>
+              <w:pBdr/>
+              <w:spacing/>
+              <w:ind/>
+              <w:rPr/>
+            </w:pPr>
+            <w:r>
+              <w:rPr>
+                <w:lang w:val="en-CA"/>
+              </w:rPr>
+              <w:t xml:space="preserve">We added the clarification in the introduction, related works section and </w:t>
+            </w:r>
+            <w:r>
+              <w:rPr>
+                <w:lang w:val="en-CA"/>
+              </w:rPr>
+              <w:t xml:space="preserve">Link Pruning Using Shape Indexes</w:t>
+            </w:r>
+            <w:r>
+              <w:rPr>
+                <w:lang w:val="en-CA"/>
+              </w:rPr>
+              <w:t xml:space="preserve"> section</w:t>
+            </w:r>
+            <w:r/>
+          </w:p>
+        </w:tc>
+      </w:tr>
+      <w:tr>
         <w:trPr/>
         <w:tc>
           <w:tcPr>
@@ -121,6 +205,10 @@
               <w:ind/>
               <w:rPr/>
             </w:pPr>
+            <w:r/>
+            <w:r>
+              <w:t xml:space="preserve"> Add a summary table listing each hypothesis and whether it is supported or rejected.</w:t>
+            </w:r>
             <w:r/>
             <w:r/>
           </w:p>
@@ -153,7 +241,24 @@
               <w:ind/>
               <w:rPr/>
             </w:pPr>
-            <w:r/>
+            <w:r>
+              <w:rPr>
+                <w:lang w:val="en-CA"/>
+              </w:rPr>
+              <w:t xml:space="preserve">We added the table summarizing the hypothesis at the new section “</w:t>
+            </w:r>
+            <w:r>
+              <w:rPr>
+                <w:lang w:val="en-CA"/>
+              </w:rPr>
+              <w:t xml:space="preserve">Summary of Findings</w:t>
+            </w:r>
+            <w:r>
+              <w:rPr>
+                <w:lang w:val="en-CA"/>
+              </w:rPr>
+              <w:t xml:space="preserve">”</w:t>
+            </w:r>
             <w:r/>
           </w:p>
         </w:tc>
@@ -172,6 +277,10 @@
               <w:ind/>
               <w:rPr/>
             </w:pPr>
+            <w:r/>
+            <w:r>
+              <w:t xml:space="preserve">Introduce Figure 3 earlier.</w:t>
+            </w:r>
             <w:r/>
             <w:r/>
           </w:p>
@@ -204,7 +313,12 @@
               <w:ind/>
               <w:rPr/>
             </w:pPr>
-            <w:r/>
+            <w:r>
+              <w:rPr>
+                <w:lang w:val="en-CA"/>
+              </w:rPr>
+              <w:t xml:space="preserve">Now figure 3 is introduce in the paragraph just below the Approach section</w:t>
+            </w:r>
             <w:r/>
           </w:p>
         </w:tc>
@@ -223,6 +337,93 @@
               <w:ind/>
               <w:rPr/>
             </w:pPr>
+            <w:r/>
+            <w:r>
+              <w:t xml:space="preserve">Fix the flow of the first paragraph (centralised → decentralised → Linked Data/KGs feels disjointed).</w:t>
+            </w:r>
+            <w:r/>
+            <w:r/>
+          </w:p>
+        </w:tc>
+        <w:tc>
+          <w:tcPr>
+            <w:tcBorders/>
+            <w:tcW w:w="2339" w:type="dxa"/>
+          </w:tcPr>
+          <w:p>
+            <w:pPr>
+              <w:pBdr/>
+              <w:spacing/>
+              <w:ind/>
+              <w:rPr/>
+            </w:pPr>
+            <w:r/>
+            <w:r/>
+          </w:p>
+        </w:tc>
+        <w:tc>
+          <w:tcPr>
+            <w:tcBorders/>
+            <w:tcW w:w="2339" w:type="dxa"/>
+          </w:tcPr>
+          <w:p>
+            <w:pPr>
+              <w:pBdr/>
+              <w:spacing/>
+              <w:ind/>
+              <w:rPr>
+                <w:highlight w:val="none"/>
+                <w:lang w:val="en-CA"/>
+              </w:rPr>
+            </w:pPr>
+            <w:r>
+              <w:rPr>
+                <w:lang w:val="en-CA"/>
+              </w:rPr>
+              <w:t xml:space="preserve">We improved the flow of the first paragraph of the introduction, to make a better transition between the centralized, decentralized setiting and linked data</w:t>
+            </w:r>
+            <w:r>
+              <w:rPr>
+                <w:highlight w:val="none"/>
+                <w:lang w:val="en-CA"/>
+              </w:rPr>
+            </w:r>
+            <w:r>
+              <w:rPr>
+                <w:highlight w:val="none"/>
+                <w:lang w:val="en-CA"/>
+              </w:rPr>
+            </w:r>
+          </w:p>
+        </w:tc>
+      </w:tr>
+      <w:tr>
+        <w:trPr/>
+        <w:tc>
+          <w:tcPr>
+            <w:tcBorders/>
+            <w:tcW w:w="2339" w:type="dxa"/>
+          </w:tcPr>
+          <w:p>
+            <w:pPr>
+              <w:pBdr/>
+              <w:spacing/>
+              <w:ind/>
+              <w:rPr/>
+            </w:pPr>
+            <w:r/>
+            <w:r>
+              <w:t xml:space="preserve">Define DESPs</w:t>
+            </w:r>
+            <w:r>
+              <w:rPr>
+                <w:lang w:val="en-CA"/>
+              </w:rPr>
+              <w:t xml:space="preserve"> </w:t>
+            </w:r>
+            <w:r>
+              <w:t xml:space="preserve">when first introduced.</w:t>
+            </w:r>
             <w:r/>
             <w:r/>
           </w:p>
@@ -255,110 +456,34 @@
               <w:ind/>
               <w:rPr/>
             </w:pPr>
+            <w:r>
+              <w:rPr>
+                <w:lang w:val="en-CA"/>
+              </w:rPr>
+              <w:t xml:space="preserve">We defined DESP with this sentence</w:t>
+              <w:br/>
+              <w:br/>
+              <w:t xml:space="preserve">&gt; </w:t>
+            </w:r>
+            <w:r>
+              <w:rPr>
+                <w:lang w:val="en-CA"/>
+              </w:rPr>
+              <w:t xml:space="preserve">Such environments are decentralized networks in which data providers expose implicit or explicit data structures, referred to as structural properties, that query engines can lever</w:t>
+            </w:r>
+            <w:r>
+              <w:rPr>
+                <w:lang w:val="en-CA"/>
+              </w:rPr>
+              <w:t xml:space="preserve">age during traversal.</w:t>
+            </w:r>
             <w:r/>
             <w:r/>
-          </w:p>
-        </w:tc>
-      </w:tr>
-      <w:tr>
-        <w:trPr/>
-        <w:tc>
-          <w:tcPr>
-            <w:tcBorders/>
-            <w:tcW w:w="2339" w:type="dxa"/>
-          </w:tcPr>
-          <w:p>
-            <w:pPr>
-              <w:pBdr/>
-              <w:spacing/>
-              <w:ind/>
-              <w:rPr/>
-            </w:pPr>
-            <w:r/>
-            <w:r/>
-          </w:p>
-        </w:tc>
-        <w:tc>
-          <w:tcPr>
-            <w:tcBorders/>
-            <w:tcW w:w="2339" w:type="dxa"/>
-          </w:tcPr>
-          <w:p>
-            <w:pPr>
-              <w:pBdr/>
-              <w:spacing/>
-              <w:ind/>
-              <w:rPr/>
-            </w:pPr>
-            <w:r/>
-            <w:r/>
-          </w:p>
-        </w:tc>
-        <w:tc>
-          <w:tcPr>
-            <w:tcBorders/>
-            <w:tcW w:w="2339" w:type="dxa"/>
-          </w:tcPr>
-          <w:p>
-            <w:pPr>
-              <w:pBdr/>
-              <w:spacing/>
-              <w:ind/>
-              <w:rPr/>
-            </w:pPr>
-            <w:r/>
-            <w:r/>
-          </w:p>
-        </w:tc>
-      </w:tr>
-      <w:tr>
-        <w:trPr/>
-        <w:tc>
-          <w:tcPr>
-            <w:tcBorders/>
-            <w:tcW w:w="2339" w:type="dxa"/>
-          </w:tcPr>
-          <w:p>
-            <w:pPr>
-              <w:pBdr/>
-              <w:spacing/>
-              <w:ind/>
-              <w:rPr/>
-            </w:pPr>
-            <w:r/>
-            <w:r/>
-          </w:p>
-        </w:tc>
-        <w:tc>
-          <w:tcPr>
-            <w:tcBorders/>
-            <w:tcW w:w="2339" w:type="dxa"/>
-          </w:tcPr>
-          <w:p>
-            <w:pPr>
-              <w:pBdr/>
-              <w:spacing/>
-              <w:ind/>
-              <w:rPr/>
-            </w:pPr>
-            <w:r/>
-            <w:r/>
-          </w:p>
-        </w:tc>
-        <w:tc>
-          <w:tcPr>
-            <w:tcBorders/>
-            <w:tcW w:w="2339" w:type="dxa"/>
-          </w:tcPr>
-          <w:p>
-            <w:pPr>
-              <w:pBdr/>
-              <w:spacing/>
-              <w:ind/>
-              <w:rPr/>
-            </w:pPr>
-            <w:r/>
-            <w:r/>
+            <w:r>
+              <w:rPr>
+                <w:lang w:val="en-CA"/>
+              </w:rPr>
+            </w:r>
           </w:p>
         </w:tc>
       </w:tr>
@@ -426,7 +551,7 @@
     </w:p>
     <w:p>
       <w:pPr>
-        <w:pStyle w:val="830"/>
+        <w:pStyle w:val="834"/>
         <w:pBdr/>
         <w:spacing/>
         <w:ind/>
@@ -442,7 +567,7 @@
     </w:p>
     <w:tbl>
       <w:tblPr>
-        <w:tblStyle w:val="703"/>
+        <w:tblStyle w:val="707"/>
         <w:tblW w:w="0" w:type="auto"/>
         <w:tblBorders/>
         <w:tblLook w:val="04A0" w:firstRow="1" w:lastRow="0" w:firstColumn="1" w:lastColumn="0" w:noHBand="0" w:noVBand="1"/>
@@ -545,7 +670,7 @@
           </w:tcPr>
           <w:p>
             <w:pPr>
-              <w:pStyle w:val="892"/>
+              <w:pStyle w:val="896"/>
               <w:numPr>
                 <w:ilvl w:val="0"/>
                 <w:numId w:val="1"/>
@@ -653,11 +778,9 @@
               <w:ind/>
               <w:rPr/>
             </w:pPr>
-            <w:r/>
             <w:r>
               <w:t xml:space="preserve">For queries that yield no benefit (or even slow down, e.g. **S4** template), define what the **D6, D7, and S4** query templates are so readers can understand why.</w:t>
             </w:r>
-            <w:r/>
             <w:r/>
           </w:p>
         </w:tc>
@@ -668,7 +791,7 @@
           </w:tcPr>
           <w:p>
             <w:pPr>
-              <w:pStyle w:val="892"/>
+              <w:pStyle w:val="896"/>
               <w:numPr>
                 <w:ilvl w:val="0"/>
                 <w:numId w:val="2"/>
@@ -722,7 +845,6 @@
               <w:ind/>
               <w:rPr/>
             </w:pPr>
-            <w:r/>
             <w:r>
               <w:t xml:space="preserve">Improvements to Contributions:  Provide a comprehensive contribution that goes beyond listing components. It should have three parts: @@ -730,7 +852,6 @@
 Detailed descriptions of each component.  Comprehensive evaluation results.</w:t>
             </w:r>
-            <w:r/>
             <w:r/>
           </w:p>
         </w:tc>
@@ -741,7 +862,7 @@
           </w:tcPr>
           <w:p>
             <w:pPr>
-              <w:pStyle w:val="892"/>
+              <w:pStyle w:val="896"/>
               <w:numPr>
                 <w:ilvl w:val="0"/>
                 <w:numId w:val="3"/>
@@ -780,7 +901,12 @@
               </w:rPr>
               <w:t xml:space="preserve">In the introduction we divided our contribution into three</w:t>
             </w:r>
-            <w:r/>
+            <w:r>
+              <w:rPr>
+                <w:highlight w:val="none"/>
+                <w:lang w:val="fr-CA"/>
+              </w:rPr>
+            </w:r>
           </w:p>
           <w:p>
             <w:pPr>
@@ -802,12 +928,7 @@
                 <w:lang w:val="fr-CA"/>
               </w:rPr>
             </w:r>
-            <w:r>
-              <w:rPr>
-                <w:highlight w:val="none"/>
-                <w:lang w:val="fr-CA"/>
-              </w:rPr>
-            </w:r>
+            <w:r/>
           </w:p>
         </w:tc>
       </w:tr>
@@ -1615,9 +1736,9 @@
     <w:lsdException w:name="Bibliography" w:uiPriority="37"/>
     <w:lsdException w:name="TOC Heading" w:uiPriority="39" w:qFormat="1"/>
   </w:latentStyles>
-  <w:style w:type="table" w:styleId="703">
+  <w:style w:type="table" w:styleId="707">
     <w:name w:val="Table Grid"/>
-    <w:basedOn w:val="889"/>
+    <w:basedOn w:val="893"/>
     <w:uiPriority w:val="59"/>
     <w:pPr>
       <w:pBdr/>
@@ -1814,9 +1935,9 @@
       </w:tcPr>
     </w:tblStylePr>
   </w:style>
-  <w:style w:type="table" w:styleId="704">
+  <w:style w:type="table" w:styleId="708">
     <w:name w:val="Table Grid Light"/>
-    <w:basedOn w:val="889"/>
+    <w:basedOn w:val="893"/>
     <w:uiPriority w:val="59"/>
     <w:pPr>
       <w:pBdr/>
@@ -2013,9 +2134,9 @@
       </w:tcPr>
     </w:tblStylePr>
   </w:style>
-  <w:style w:type="table" w:styleId="705">
+  <w:style w:type="table" w:styleId="709">
     <w:name w:val="Plain Table 1"/>
-    <w:basedOn w:val="889"/>
+    <w:basedOn w:val="893"/>
     <w:uiPriority w:val="59"/>
     <w:pPr>
       <w:pBdr/>
@@ -2238,9 +2359,9 @@
       </w:tcPr>
     </w:tblStylePr>
   </w:style>
-  <w:style w:type="table" w:styleId="706">
+  <w:style w:type="table" w:styleId="710">
     <w:name w:val="Plain Table 2"/>
-    <w:basedOn w:val="889"/>
+    <w:basedOn w:val="893"/>
     <w:uiPriority w:val="59"/>
     <w:pPr>
       <w:pBdr/>
@@ -2471,9 +2592,9 @@
       </w:tcPr>
     </w:tblStylePr>
   </w:style>
-  <w:style w:type="table" w:styleId="707">
+  <w:style w:type="table" w:styleId="711">
     <w:name w:val="Plain Table 3"/>
-    <w:basedOn w:val="889"/>
+    <w:basedOn w:val="893"/>
     <w:uiPriority w:val="99"/>
     <w:pPr>
       <w:pBdr/>
@@ -2701,9 +2822,9 @@
       </w:tcPr>
     </w:tblStylePr>
   </w:style>
-  <w:style w:type="table" w:styleId="708">
+  <w:style w:type="table" w:styleId="712">
     <w:name w:val="Plain Table 4"/>
-    <w:basedOn w:val="889"/>
+    <w:basedOn w:val="893"/>
     <w:uiPriority w:val="99"/>
     <w:pPr>
       <w:pBdr/>
@@ -2917,9 +3038,9 @@
       </w:tcPr>
     </w:tblStylePr>
   </w:style>
-  <w:style w:type="table" w:styleId="709">
+  <w:style w:type="table" w:styleId="713">
     <w:name w:val="Plain Table 5"/>
-    <w:basedOn w:val="889"/>
+    <w:basedOn w:val="893"/>
     <w:uiPriority w:val="99"/>
     <w:pPr>
       <w:pBdr/>
@@ -3150,9 +3271,9 @@
       </w:tcPr>
     </w:tblStylePr>
   </w:style>
-  <w:style w:type="table" w:styleId="710">
+  <w:style w:type="table" w:styleId="714">
     <w:name w:val="Grid Table 1 Light"/>
-    <w:basedOn w:val="889"/>
+    <w:basedOn w:val="893"/>
     <w:uiPriority w:val="99"/>
     <w:pPr>
       <w:pBdr/>
@@ -3373,9 +3494,9 @@
       </w:tcPr>
     </w:tblStylePr>
   </w:style>
-  <w:style w:type="table" w:styleId="711">
+  <w:style w:type="table" w:styleId="715">
     <w:name w:val="Grid Table 1 Light - Accent 1"/>
-    <w:basedOn w:val="889"/>
+    <w:basedOn w:val="893"/>
     <w:uiPriority w:val="99"/>
     <w:pPr>
       <w:pBdr/>
@@ -3596,9 +3717,9 @@
       </w:tcPr>
     </w:tblStylePr>
   </w:style>
-  <w:style w:type="table" w:styleId="712">
+  <w:style w:type="table" w:styleId="716">
     <w:name w:val="Grid Table 1 Light - Accent 2"/>
-    <w:basedOn w:val="889"/>
+    <w:basedOn w:val="893"/>
     <w:uiPriority w:val="99"/>
     <w:pPr>
       <w:pBdr/>
@@ -3819,9 +3940,9 @@
       </w:tcPr>
     </w:tblStylePr>
   </w:style>
-  <w:style w:type="table" w:styleId="713">
+  <w:style w:type="table" w:styleId="717">
     <w:name w:val="Grid Table 1 Light - Accent 3"/>
-    <w:basedOn w:val="889"/>
+    <w:basedOn w:val="893"/>
     <w:uiPriority w:val="99"/>
     <w:pPr>
       <w:pBdr/>
@@ -4042,9 +4163,9 @@
       </w:tcPr>
     </w:tblStylePr>
   </w:style>
-  <w:style w:type="table" w:styleId="714">
+  <w:style w:type="table" w:styleId="718">
     <w:name w:val="Grid Table 1 Light - Accent 4"/>
-    <w:basedOn w:val="889"/>
+    <w:basedOn w:val="893"/>
     <w:uiPriority w:val="99"/>
     <w:pPr>
       <w:pBdr/>
@@ -4265,9 +4386,9 @@
       </w:tcPr>
     </w:tblStylePr>
   </w:style>
-  <w:style w:type="table" w:styleId="715">
+  <w:style w:type="table" w:styleId="719">
     <w:name w:val="Grid Table 1 Light - Accent 5"/>
-    <w:basedOn w:val="889"/>
+    <w:basedOn w:val="893"/>
     <w:uiPriority w:val="99"/>
     <w:pPr>
       <w:pBdr/>
@@ -4488,9 +4609,9 @@
       </w:tcPr>
     </w:tblStylePr>
   </w:style>
-  <w:style w:type="table" w:styleId="716">
+  <w:style w:type="table" w:styleId="720">
     <w:name w:val="Grid Table 1 Light - Accent 6"/>
-    <w:basedOn w:val="889"/>
+    <w:basedOn w:val="893"/>
     <w:uiPriority w:val="99"/>
     <w:pPr>
       <w:pBdr/>
@@ -4711,9 +4832,9 @@
       </w:tcPr>
     </w:tblStylePr>
   </w:style>
-  <w:style w:type="table" w:styleId="717">
+  <w:style w:type="table" w:styleId="721">
     <w:name w:val="Grid Table 2"/>
-    <w:basedOn w:val="889"/>
+    <w:basedOn w:val="893"/>
     <w:uiPriority w:val="99"/>
     <w:pPr>
       <w:pBdr/>
@@ -4943,9 +5064,9 @@
       </w:tcPr>
     </w:tblStylePr>
   </w:style>
-  <w:style w:type="table" w:styleId="718">
+  <w:style w:type="table" w:styleId="722">
     <w:name w:val="Grid Table 2 - Accent 1"/>
-    <w:basedOn w:val="889"/>
+    <w:basedOn w:val="893"/>
     <w:uiPriority w:val="99"/>
     <w:pPr>
       <w:pBdr/>
@@ -5175,9 +5296,9 @@
       </w:tcPr>
     </w:tblStylePr>
   </w:style>
-  <w:style w:type="table" w:styleId="719">
+  <w:style w:type="table" w:styleId="723">
     <w:name w:val="Grid Table 2 - Accent 2"/>
-    <w:basedOn w:val="889"/>
+    <w:basedOn w:val="893"/>
     <w:uiPriority w:val="99"/>
     <w:pPr>
       <w:pBdr/>
@@ -5407,9 +5528,9 @@
       </w:tcPr>
     </w:tblStylePr>
   </w:style>
-  <w:style w:type="table" w:styleId="720">
+  <w:style w:type="table" w:styleId="724">
     <w:name w:val="Grid Table 2 - Accent 3"/>
-    <w:basedOn w:val="889"/>
+    <w:basedOn w:val="893"/>
     <w:uiPriority w:val="99"/>
     <w:pPr>
       <w:pBdr/>
@@ -5639,9 +5760,9 @@
       </w:tcPr>
     </w:tblStylePr>
   </w:style>
-  <w:style w:type="table" w:styleId="721">
+  <w:style w:type="table" w:styleId="725">
     <w:name w:val="Grid Table 2 - Accent 4"/>
-    <w:basedOn w:val="889"/>
+    <w:basedOn w:val="893"/>
     <w:uiPriority w:val="99"/>
     <w:pPr>
       <w:pBdr/>
@@ -5871,9 +5992,9 @@
       </w:tcPr>
     </w:tblStylePr>
   </w:style>
-  <w:style w:type="table" w:styleId="722">
+  <w:style w:type="table" w:styleId="726">
     <w:name w:val="Grid Table 2 - Accent 5"/>
-    <w:basedOn w:val="889"/>
+    <w:basedOn w:val="893"/>
     <w:uiPriority w:val="99"/>
     <w:pPr>
       <w:pBdr/>
@@ -6103,9 +6224,9 @@
       </w:tcPr>
     </w:tblStylePr>
   </w:style>
-  <w:style w:type="table" w:styleId="723">
+  <w:style w:type="table" w:styleId="727">
     <w:name w:val="Grid Table 2 - Accent 6"/>
-    <w:basedOn w:val="889"/>
+    <w:basedOn w:val="893"/>
     <w:uiPriority w:val="99"/>
     <w:pPr>
       <w:pBdr/>
@@ -6335,9 +6456,9 @@
       </w:tcPr>
     </w:tblStylePr>
   </w:style>
-  <w:style w:type="table" w:styleId="724">
+  <w:style w:type="table" w:styleId="728">
     <w:name w:val="Grid Table 3"/>
-    <w:basedOn w:val="889"/>
+    <w:basedOn w:val="893"/>
     <w:uiPriority w:val="99"/>
     <w:pPr>
       <w:pBdr/>
@@ -6580,9 +6701,9 @@
       </w:tcPr>
     </w:tblStylePr>
   </w:style>
-  <w:style w:type="table" w:styleId="725">
+  <w:style w:type="table" w:styleId="729">
     <w:name w:val="Grid Table 3 - Accent 1"/>
-    <w:basedOn w:val="889"/>
+    <w:basedOn w:val="893"/>
     <w:uiPriority w:val="99"/>
     <w:pPr>
       <w:pBdr/>
@@ -6825,9 +6946,9 @@
       </w:tcPr>
     </w:tblStylePr>
   </w:style>
-  <w:style w:type="table" w:styleId="726">
+  <w:style w:type="table" w:styleId="730">
     <w:name w:val="Grid Table 3 - Accent 2"/>
-    <w:basedOn w:val="889"/>
+    <w:basedOn w:val="893"/>
     <w:uiPriority w:val="99"/>
     <w:pPr>
       <w:pBdr/>
@@ -7070,9 +7191,9 @@
       </w:tcPr>
     </w:tblStylePr>
   </w:style>
-  <w:style w:type="table" w:styleId="727">
+  <w:style w:type="table" w:styleId="731">
     <w:name w:val="Grid Table 3 - Accent 3"/>
-    <w:basedOn w:val="889"/>
+    <w:basedOn w:val="893"/>
     <w:uiPriority w:val="99"/>
     <w:pPr>
       <w:pBdr/>
@@ -7315,9 +7436,9 @@
       </w:tcPr>
     </w:tblStylePr>
   </w:style>
-  <w:style w:type="table" w:styleId="728">
+  <w:style w:type="table" w:styleId="732">
     <w:name w:val="Grid Table 3 - Accent 4"/>
-    <w:basedOn w:val="889"/>
+    <w:basedOn w:val="893"/>
     <w:uiPriority w:val="99"/>
     <w:pPr>
       <w:pBdr/>
@@ -7560,9 +7681,9 @@
       </w:tcPr>
     </w:tblStylePr>
   </w:style>
-  <w:style w:type="table" w:styleId="729">
+  <w:style w:type="table" w:styleId="733">
     <w:name w:val="Grid Table 3 - Accent 5"/>
-    <w:basedOn w:val="889"/>
+    <w:basedOn w:val="893"/>
     <w:uiPriority w:val="99"/>
     <w:pPr>
       <w:pBdr/>
@@ -7805,9 +7926,9 @@
       </w:tcPr>
     </w:tblStylePr>
   </w:style>
-  <w:style w:type="table" w:styleId="730">
+  <w:style w:type="table" w:styleId="734">
     <w:name w:val="Grid Table 3 - Accent 6"/>
-    <w:basedOn w:val="889"/>
+    <w:basedOn w:val="893"/>
     <w:uiPriority w:val="99"/>
     <w:pPr>
       <w:pBdr/>
@@ -8050,9 +8171,9 @@
       </w:tcPr>
     </w:tblStylePr>
   </w:style>
-  <w:style w:type="table" w:styleId="731">
+  <w:style w:type="table" w:styleId="735">
     <w:name w:val="Grid Table 4"/>
-    <w:basedOn w:val="889"/>
+    <w:basedOn w:val="893"/>
     <w:uiPriority w:val="59"/>
     <w:pPr>
       <w:pBdr/>
@@ -8283,9 +8404,9 @@
       </w:tcPr>
     </w:tblStylePr>
   </w:style>
-  <w:style w:type="table" w:styleId="732">
+  <w:style w:type="table" w:styleId="736">
     <w:name w:val="Grid Table 4 - Accent 1"/>
-    <w:basedOn w:val="889"/>
+    <w:basedOn w:val="893"/>
     <w:uiPriority w:val="59"/>
     <w:pPr>
       <w:pBdr/>
@@ -8516,9 +8637,9 @@
       </w:tcPr>
     </w:tblStylePr>
   </w:style>
-  <w:style w:type="table" w:styleId="733">
+  <w:style w:type="table" w:styleId="737">
     <w:name w:val="Grid Table 4 - Accent 2"/>
-    <w:basedOn w:val="889"/>
+    <w:basedOn w:val="893"/>
     <w:uiPriority w:val="59"/>
     <w:pPr>
       <w:pBdr/>
@@ -8749,9 +8870,9 @@
       </w:tcPr>
     </w:tblStylePr>
   </w:style>
-  <w:style w:type="table" w:styleId="734">
+  <w:style w:type="table" w:styleId="738">
     <w:name w:val="Grid Table 4 - Accent 3"/>
-    <w:basedOn w:val="889"/>
+    <w:basedOn w:val="893"/>
     <w:uiPriority w:val="59"/>
     <w:pPr>
       <w:pBdr/>
@@ -8982,9 +9103,9 @@
       </w:tcPr>
     </w:tblStylePr>
   </w:style>
-  <w:style w:type="table" w:styleId="735">
+  <w:style w:type="table" w:styleId="739">
     <w:name w:val="Grid Table 4 - Accent 4"/>
-    <w:basedOn w:val="889"/>
+    <w:basedOn w:val="893"/>
     <w:uiPriority w:val="59"/>
     <w:pPr>
       <w:pBdr/>
@@ -9215,9 +9336,9 @@
       </w:tcPr>
     </w:tblStylePr>
   </w:style>
-  <w:style w:type="table" w:styleId="736">
+  <w:style w:type="table" w:styleId="740">
     <w:name w:val="Grid Table 4 - Accent 5"/>
-    <w:basedOn w:val="889"/>
+    <w:basedOn w:val="893"/>
     <w:uiPriority w:val="59"/>
     <w:pPr>
       <w:pBdr/>
@@ -9448,9 +9569,9 @@
       </w:tcPr>
     </w:tblStylePr>
   </w:style>
-  <w:style w:type="table" w:styleId="737">
+  <w:style w:type="table" w:styleId="741">
     <w:name w:val="Grid Table 4 - Accent 6"/>
-    <w:basedOn w:val="889"/>
+    <w:basedOn w:val="893"/>
     <w:uiPriority w:val="59"/>
     <w:pPr>
       <w:pBdr/>
@@ -9681,9 +9802,9 @@
       </w:tcPr>
     </w:tblStylePr>
   </w:style>
-  <w:style w:type="table" w:styleId="738">
+  <w:style w:type="table" w:styleId="742">
     <w:name w:val="Grid Table 5 Dark"/>
-    <w:basedOn w:val="889"/>
+    <w:basedOn w:val="893"/>
     <w:uiPriority w:val="99"/>
     <w:pPr>
       <w:pBdr/>
@@ -9909,9 +10030,9 @@
       </w:tcPr>
     </w:tblStylePr>
   </w:style>
-  <w:style w:type="table" w:styleId="739">
+  <w:style w:type="table" w:styleId="743">
     <w:name w:val="Grid Table 5 Dark- Accent 1"/>
-    <w:basedOn w:val="889"/>
+    <w:basedOn w:val="893"/>
     <w:uiPriority w:val="99"/>
     <w:pPr>
       <w:pBdr/>
@@ -10137,9 +10258,9 @@
       </w:tcPr>
     </w:tblStylePr>
   </w:style>
-  <w:style w:type="table" w:styleId="740">
+  <w:style w:type="table" w:styleId="744">
     <w:name w:val="Grid Table 5 Dark - Accent 2"/>
-    <w:basedOn w:val="889"/>
+    <w:basedOn w:val="893"/>
     <w:uiPriority w:val="99"/>
     <w:pPr>
       <w:pBdr/>
@@ -10365,9 +10486,9 @@
       </w:tcPr>
     </w:tblStylePr>
   </w:style>
-  <w:style w:type="table" w:styleId="741">
+  <w:style w:type="table" w:styleId="745">
     <w:name w:val="Grid Table 5 Dark - Accent 3"/>
-    <w:basedOn w:val="889"/>
+    <w:basedOn w:val="893"/>
     <w:uiPriority w:val="99"/>
     <w:pPr>
       <w:pBdr/>
@@ -10593,9 +10714,9 @@
       </w:tcPr>
     </w:tblStylePr>
   </w:style>
-  <w:style w:type="table" w:styleId="742">
+  <w:style w:type="table" w:styleId="746">
     <w:name w:val="Grid Table 5 Dark- Accent 4"/>
-    <w:basedOn w:val="889"/>
+    <w:basedOn w:val="893"/>
     <w:uiPriority w:val="99"/>
     <w:pPr>
       <w:pBdr/>
@@ -10821,9 +10942,9 @@
       </w:tcPr>
     </w:tblStylePr>
   </w:style>
-  <w:style w:type="table" w:styleId="743">
+  <w:style w:type="table" w:styleId="747">
     <w:name w:val="Grid Table 5 Dark - Accent 5"/>
-    <w:basedOn w:val="889"/>
+    <w:basedOn w:val="893"/>
     <w:uiPriority w:val="99"/>
     <w:pPr>
       <w:pBdr/>
@@ -11049,9 +11170,9 @@
       </w:tcPr>
     </w:tblStylePr>
   </w:style>
-  <w:style w:type="table" w:styleId="744">
+  <w:style w:type="table" w:styleId="748">
     <w:name w:val="Grid Table 5 Dark - Accent 6"/>
-    <w:basedOn w:val="889"/>
+    <w:basedOn w:val="893"/>
     <w:uiPriority w:val="99"/>
     <w:pPr>
       <w:pBdr/>
@@ -11277,9 +11398,9 @@
       </w:tcPr>
     </w:tblStylePr>
   </w:style>
-  <w:style w:type="table" w:styleId="745">
+  <w:style w:type="table" w:styleId="749">
     <w:name w:val="Grid Table 6 Colorful"/>
-    <w:basedOn w:val="889"/>
+    <w:basedOn w:val="893"/>
     <w:uiPriority w:val="99"/>
     <w:pPr>
       <w:pBdr/>
@@ -11507,9 +11628,9 @@
       </w:tcPr>
     </w:tblStylePr>
   </w:style>
-  <w:style w:type="table" w:styleId="746">
+  <w:style w:type="table" w:styleId="750">
     <w:name w:val="Grid Table 6 Colorful - Accent 1"/>
-    <w:basedOn w:val="889"/>
+    <w:basedOn w:val="893"/>
     <w:uiPriority w:val="99"/>
     <w:pPr>
       <w:pBdr/>
@@ -11737,9 +11858,9 @@
       </w:tcPr>
     </w:tblStylePr>
   </w:style>
-  <w:style w:type="table" w:styleId="747">
+  <w:style w:type="table" w:styleId="751">
     <w:name w:val="Grid Table 6 Colorful - Accent 2"/>
-    <w:basedOn w:val="889"/>
+    <w:basedOn w:val="893"/>
     <w:uiPriority w:val="99"/>
     <w:pPr>
       <w:pBdr/>
@@ -11967,9 +12088,9 @@
       </w:tcPr>
     </w:tblStylePr>
   </w:style>
-  <w:style w:type="table" w:styleId="748">
+  <w:style w:type="table" w:styleId="752">
     <w:name w:val="Grid Table 6 Colorful - Accent 3"/>
-    <w:basedOn w:val="889"/>
+    <w:basedOn w:val="893"/>
     <w:uiPriority w:val="99"/>
     <w:pPr>
       <w:pBdr/>
@@ -12197,9 +12318,9 @@
       </w:tcPr>
     </w:tblStylePr>
   </w:style>
-  <w:style w:type="table" w:styleId="749">
+  <w:style w:type="table" w:styleId="753">
     <w:name w:val="Grid Table 6 Colorful - Accent 4"/>
-    <w:basedOn w:val="889"/>
+    <w:basedOn w:val="893"/>
     <w:uiPriority w:val="99"/>
     <w:pPr>
       <w:pBdr/>
@@ -12427,9 +12548,9 @@
       </w:tcPr>
     </w:tblStylePr>
   </w:style>
-  <w:style w:type="table" w:styleId="750">
+  <w:style w:type="table" w:styleId="754">
     <w:name w:val="Grid Table 6 Colorful - Accent 5"/>
-    <w:basedOn w:val="889"/>
+    <w:basedOn w:val="893"/>
     <w:uiPriority w:val="99"/>
     <w:pPr>
       <w:pBdr/>
@@ -12657,9 +12778,9 @@
       </w:tcPr>
     </w:tblStylePr>
   </w:style>
-  <w:style w:type="table" w:styleId="751">
+  <w:style w:type="table" w:styleId="755">
     <w:name w:val="Grid Table 6 Colorful - Accent 6"/>
-    <w:basedOn w:val="889"/>
+    <w:basedOn w:val="893"/>
     <w:uiPriority w:val="99"/>
     <w:pPr>
       <w:pBdr/>
@@ -12887,9 +13008,9 @@
       </w:tcPr>
     </w:tblStylePr>
   </w:style>
-  <w:style w:type="table" w:styleId="752">
+  <w:style w:type="table" w:styleId="756">
     <w:name w:val="Grid Table 7 Colorful"/>
-    <w:basedOn w:val="889"/>
+    <w:basedOn w:val="893"/>
     <w:uiPriority w:val="99"/>
     <w:pPr>
       <w:pBdr/>
@@ -13141,9 +13262,9 @@
       </w:tcPr>
     </w:tblStylePr>
   </w:style>
-  <w:style w:type="table" w:styleId="753">
+  <w:style w:type="table" w:styleId="757">
     <w:name w:val="Grid Table 7 Colorful - Accent 1"/>
-    <w:basedOn w:val="889"/>
+    <w:basedOn w:val="893"/>
     <w:uiPriority w:val="99"/>
     <w:pPr>
       <w:pBdr/>
@@ -13395,9 +13516,9 @@
       </w:tcPr>
     </w:tblStylePr>
   </w:style>
-  <w:style w:type="table" w:styleId="754">
+  <w:style w:type="table" w:styleId="758">
     <w:name w:val="Grid Table 7 Colorful - Accent 2"/>
-    <w:basedOn w:val="889"/>
+    <w:basedOn w:val="893"/>
     <w:uiPriority w:val="99"/>
     <w:pPr>
       <w:pBdr/>
@@ -13649,9 +13770,9 @@
       </w:tcPr>
     </w:tblStylePr>
   </w:style>
-  <w:style w:type="table" w:styleId="755">
+  <w:style w:type="table" w:styleId="759">
     <w:name w:val="Grid Table 7 Colorful - Accent 3"/>
-    <w:basedOn w:val="889"/>
+    <w:basedOn w:val="893"/>
     <w:uiPriority w:val="99"/>
     <w:pPr>
       <w:pBdr/>
@@ -13903,9 +14024,9 @@
       </w:tcPr>
     </w:tblStylePr>
   </w:style>
-  <w:style w:type="table" w:styleId="756">
+  <w:style w:type="table" w:styleId="760">
     <w:name w:val="Grid Table 7 Colorful - Accent 4"/>
-    <w:basedOn w:val="889"/>
+    <w:basedOn w:val="893"/>
     <w:uiPriority w:val="99"/>
     <w:pPr>
       <w:pBdr/>
@@ -14157,9 +14278,9 @@
       </w:tcPr>
     </w:tblStylePr>
   </w:style>
-  <w:style w:type="table" w:styleId="757">
+  <w:style w:type="table" w:styleId="761">
     <w:name w:val="Grid Table 7 Colorful - Accent 5"/>
-    <w:basedOn w:val="889"/>
+    <w:basedOn w:val="893"/>
     <w:uiPriority w:val="99"/>
     <w:pPr>
       <w:pBdr/>
@@ -14411,9 +14532,9 @@
       </w:tcPr>
     </w:tblStylePr>
   </w:style>
-  <w:style w:type="table" w:styleId="758">
+  <w:style w:type="table" w:styleId="762">
     <w:name w:val="Grid Table 7 Colorful - Accent 6"/>
-    <w:basedOn w:val="889"/>
+    <w:basedOn w:val="893"/>
     <w:uiPriority w:val="99"/>
     <w:pPr>
       <w:pBdr/>
@@ -14665,9 +14786,9 @@
       </w:tcPr>
     </w:tblStylePr>
   </w:style>
-  <w:style w:type="table" w:styleId="759">
+  <w:style w:type="table" w:styleId="763">
     <w:name w:val="List Table 1 Light"/>
-    <w:basedOn w:val="889"/>
+    <w:basedOn w:val="893"/>
     <w:uiPriority w:val="99"/>
     <w:pPr>
       <w:pBdr/>
@@ -14881,9 +15002,9 @@
       </w:tcPr>
     </w:tblStylePr>
   </w:style>
-  <w:style w:type="table" w:styleId="760">
+  <w:style w:type="table" w:styleId="764">
     <w:name w:val="List Table 1 Light - Accent 1"/>
-    <w:basedOn w:val="889"/>
+    <w:basedOn w:val="893"/>
     <w:uiPriority w:val="99"/>
     <w:pPr>
       <w:pBdr/>
@@ -15097,9 +15218,9 @@
       </w:tcPr>
     </w:tblStylePr>
   </w:style>
-  <w:style w:type="table" w:styleId="761">
+  <w:style w:type="table" w:styleId="765">
     <w:name w:val="List Table 1 Light - Accent 2"/>
-    <w:basedOn w:val="889"/>
+    <w:basedOn w:val="893"/>
     <w:uiPriority w:val="99"/>
     <w:pPr>
       <w:pBdr/>
@@ -15313,9 +15434,9 @@
       </w:tcPr>
     </w:tblStylePr>
   </w:style>
-  <w:style w:type="table" w:styleId="762">
+  <w:style w:type="table" w:styleId="766">
     <w:name w:val="List Table 1 Light - Accent 3"/>
-    <w:basedOn w:val="889"/>
+    <w:basedOn w:val="893"/>
     <w:uiPriority w:val="99"/>
     <w:pPr>
       <w:pBdr/>
@@ -15529,9 +15650,9 @@
       </w:tcPr>
     </w:tblStylePr>
   </w:style>
-  <w:style w:type="table" w:styleId="763">
+  <w:style w:type="table" w:styleId="767">
     <w:name w:val="List Table 1 Light - Accent 4"/>
-    <w:basedOn w:val="889"/>
+    <w:basedOn w:val="893"/>
     <w:uiPriority w:val="99"/>
     <w:pPr>
       <w:pBdr/>
@@ -15745,9 +15866,9 @@
       </w:tcPr>
     </w:tblStylePr>
   </w:style>
-  <w:style w:type="table" w:styleId="764">
+  <w:style w:type="table" w:styleId="768">
     <w:name w:val="List Table 1 Light - Accent 5"/>
-    <w:basedOn w:val="889"/>
+    <w:basedOn w:val="893"/>
     <w:uiPriority w:val="99"/>
     <w:pPr>
       <w:pBdr/>
@@ -15961,9 +16082,9 @@
       </w:tcPr>
     </w:tblStylePr>
   </w:style>
-  <w:style w:type="table" w:styleId="765">
+  <w:style w:type="table" w:styleId="769">
     <w:name w:val="List Table 1 Light - Accent 6"/>
-    <w:basedOn w:val="889"/>
+    <w:basedOn w:val="893"/>
     <w:uiPriority w:val="99"/>
     <w:pPr>
       <w:pBdr/>
@@ -16177,9 +16298,9 @@
       </w:tcPr>
     </w:tblStylePr>
   </w:style>
-  <w:style w:type="table" w:styleId="766">
+  <w:style w:type="table" w:styleId="770">
     <w:name w:val="List Table 2"/>
-    <w:basedOn w:val="889"/>
+    <w:basedOn w:val="893"/>
     <w:uiPriority w:val="99"/>
     <w:pPr>
       <w:pBdr/>
@@ -16415,9 +16536,9 @@
       </w:tcPr>
     </w:tblStylePr>
   </w:style>
-  <w:style w:type="table" w:styleId="767">
+  <w:style w:type="table" w:styleId="771">
     <w:name w:val="List Table 2 - Accent 1"/>
-    <w:basedOn w:val="889"/>
+    <w:basedOn w:val="893"/>
     <w:uiPriority w:val="99"/>
     <w:pPr>
       <w:pBdr/>
@@ -16653,9 +16774,9 @@
       </w:tcPr>
     </w:tblStylePr>
   </w:style>
-  <w:style w:type="table" w:styleId="768">
+  <w:style w:type="table" w:styleId="772">
     <w:name w:val="List Table 2 - Accent 2"/>
-    <w:basedOn w:val="889"/>
+    <w:basedOn w:val="893"/>
     <w:uiPriority w:val="99"/>
     <w:pPr>
       <w:pBdr/>
@@ -16891,9 +17012,9 @@
       </w:tcPr>
     </w:tblStylePr>
   </w:style>
-  <w:style w:type="table" w:styleId="769">
+  <w:style w:type="table" w:styleId="773">
     <w:name w:val="List Table 2 - Accent 3"/>
-    <w:basedOn w:val="889"/>
+    <w:basedOn w:val="893"/>
     <w:uiPriority w:val="99"/>
     <w:pPr>
       <w:pBdr/>
@@ -17129,9 +17250,9 @@
       </w:tcPr>
     </w:tblStylePr>
   </w:style>
-  <w:style w:type="table" w:styleId="770">
+  <w:style w:type="table" w:styleId="774">
     <w:name w:val="List Table 2 - Accent 4"/>
-    <w:basedOn w:val="889"/>
+    <w:basedOn w:val="893"/>
     <w:uiPriority w:val="99"/>
     <w:pPr>
       <w:pBdr/>
@@ -17367,9 +17488,9 @@
       </w:tcPr>
     </w:tblStylePr>
   </w:style>
-  <w:style w:type="table" w:styleId="771">
+  <w:style w:type="table" w:styleId="775">
     <w:name w:val="List Table 2 - Accent 5"/>
-    <w:basedOn w:val="889"/>
+    <w:basedOn w:val="893"/>
     <w:uiPriority w:val="99"/>
     <w:pPr>
       <w:pBdr/>
@@ -17605,9 +17726,9 @@
       </w:tcPr>
     </w:tblStylePr>
   </w:style>
-  <w:style w:type="table" w:styleId="772">
+  <w:style w:type="table" w:styleId="776">
     <w:name w:val="List Table 2 - Accent 6"/>
-    <w:basedOn w:val="889"/>
+    <w:basedOn w:val="893"/>
     <w:uiPriority w:val="99"/>
     <w:pPr>
       <w:pBdr/>
@@ -17843,9 +17964,9 @@
       </w:tcPr>
     </w:tblStylePr>
   </w:style>
-  <w:style w:type="table" w:styleId="773">
+  <w:style w:type="table" w:styleId="777">
     <w:name w:val="List Table 3"/>
-    <w:basedOn w:val="889"/>
+    <w:basedOn w:val="893"/>
     <w:uiPriority w:val="99"/>
     <w:pPr>
       <w:pBdr/>
@@ -18071,9 +18192,9 @@
       </w:tcPr>
     </w:tblStylePr>
   </w:style>
-  <w:style w:type="table" w:styleId="774">
+  <w:style w:type="table" w:styleId="778">
     <w:name w:val="List Table 3 - Accent 1"/>
-    <w:basedOn w:val="889"/>
+    <w:basedOn w:val="893"/>
     <w:uiPriority w:val="99"/>
     <w:pPr>
       <w:pBdr/>
@@ -18299,9 +18420,9 @@
       </w:tcPr>
     </w:tblStylePr>
   </w:style>
-  <w:style w:type="table" w:styleId="775">
+  <w:style w:type="table" w:styleId="779">
     <w:name w:val="List Table 3 - Accent 2"/>
-    <w:basedOn w:val="889"/>
+    <w:basedOn w:val="893"/>
     <w:uiPriority w:val="99"/>
     <w:pPr>
       <w:pBdr/>
@@ -18527,9 +18648,9 @@
       </w:tcPr>
     </w:tblStylePr>
   </w:style>
-  <w:style w:type="table" w:styleId="776">
+  <w:style w:type="table" w:styleId="780">
     <w:name w:val="List Table 3 - Accent 3"/>
-    <w:basedOn w:val="889"/>
+    <w:basedOn w:val="893"/>
     <w:uiPriority w:val="99"/>
     <w:pPr>
       <w:pBdr/>
@@ -18755,9 +18876,9 @@
       </w:tcPr>
     </w:tblStylePr>
   </w:style>
-  <w:style w:type="table" w:styleId="777">
+  <w:style w:type="table" w:styleId="781">
     <w:name w:val="List Table 3 - Accent 4"/>
-    <w:basedOn w:val="889"/>
+    <w:basedOn w:val="893"/>
     <w:uiPriority w:val="99"/>
     <w:pPr>
       <w:pBdr/>
@@ -18983,9 +19104,9 @@
       </w:tcPr>
     </w:tblStylePr>
   </w:style>
-  <w:style w:type="table" w:styleId="778">
+  <w:style w:type="table" w:styleId="782">
     <w:name w:val="List Table 3 - Accent 5"/>
-    <w:basedOn w:val="889"/>
+    <w:basedOn w:val="893"/>
     <w:uiPriority w:val="99"/>
     <w:pPr>
       <w:pBdr/>
@@ -19211,9 +19332,9 @@
       </w:tcPr>
     </w:tblStylePr>
   </w:style>
-  <w:style w:type="table" w:styleId="779">
+  <w:style w:type="table" w:styleId="783">
     <w:name w:val="List Table 3 - Accent 6"/>
-    <w:basedOn w:val="889"/>
+    <w:basedOn w:val="893"/>
     <w:uiPriority w:val="99"/>
     <w:pPr>
       <w:pBdr/>
@@ -19439,9 +19560,9 @@
       </w:tcPr>
     </w:tblStylePr>
   </w:style>
-  <w:style w:type="table" w:styleId="780">
+  <w:style w:type="table" w:styleId="784">
     <w:name w:val="List Table 4"/>
-    <w:basedOn w:val="889"/>
+    <w:basedOn w:val="893"/>
     <w:uiPriority w:val="99"/>
     <w:pPr>
       <w:pBdr/>
@@ -19664,9 +19785,9 @@
       </w:tcPr>
     </w:tblStylePr>
   </w:style>
-  <w:style w:type="table" w:styleId="781">
+  <w:style w:type="table" w:styleId="785">
     <w:name w:val="List Table 4 - Accent 1"/>
-    <w:basedOn w:val="889"/>
+    <w:basedOn w:val="893"/>
     <w:uiPriority w:val="99"/>
     <w:pPr>
       <w:pBdr/>
@@ -19889,9 +20010,9 @@
       </w:tcPr>
     </w:tblStylePr>
   </w:style>
-  <w:style w:type="table" w:styleId="782">
+  <w:style w:type="table" w:styleId="786">
     <w:name w:val="List Table 4 - Accent 2"/>
-    <w:basedOn w:val="889"/>
+    <w:basedOn w:val="893"/>
     <w:uiPriority w:val="99"/>
     <w:pPr>
       <w:pBdr/>
@@ -20114,9 +20235,9 @@
       </w:tcPr>
     </w:tblStylePr>
   </w:style>
-  <w:style w:type="table" w:styleId="783">
+  <w:style w:type="table" w:styleId="787">
     <w:name w:val="List Table 4 - Accent 3"/>
-    <w:basedOn w:val="889"/>
+    <w:basedOn w:val="893"/>
     <w:uiPriority w:val="99"/>
     <w:pPr>
       <w:pBdr/>
@@ -20339,9 +20460,9 @@
       </w:tcPr>
     </w:tblStylePr>
   </w:style>
-  <w:style w:type="table" w:styleId="784">
+  <w:style w:type="table" w:styleId="788">
     <w:name w:val="List Table 4 - Accent 4"/>
-    <w:basedOn w:val="889"/>
+    <w:basedOn w:val="893"/>
     <w:uiPriority w:val="99"/>
     <w:pPr>
       <w:pBdr/>
@@ -20564,9 +20685,9 @@
       </w:tcPr>
     </w:tblStylePr>
   </w:style>
-  <w:style w:type="table" w:styleId="785">
+  <w:style w:type="table" w:styleId="789">
     <w:name w:val="List Table 4 - Accent 5"/>
-    <w:basedOn w:val="889"/>
+    <w:basedOn w:val="893"/>
     <w:uiPriority w:val="99"/>
     <w:pPr>
       <w:pBdr/>
@@ -20789,9 +20910,9 @@
       </w:tcPr>
     </w:tblStylePr>
   </w:style>
-  <w:style w:type="table" w:styleId="786">
+  <w:style w:type="table" w:styleId="790">
     <w:name w:val="List Table 4 - Accent 6"/>
-    <w:basedOn w:val="889"/>
+    <w:basedOn w:val="893"/>
     <w:uiPriority w:val="99"/>
     <w:pPr>
       <w:pBdr/>
@@ -21014,9 +21135,9 @@
       </w:tcPr>
     </w:tblStylePr>
   </w:style>
-  <w:style w:type="table" w:styleId="787">
+  <w:style w:type="table" w:styleId="791">
     <w:name w:val="List Table 5 Dark"/>
-    <w:basedOn w:val="889"/>
+    <w:basedOn w:val="893"/>
     <w:uiPriority w:val="99"/>
     <w:pPr>
       <w:pBdr/>
@@ -21256,9 +21377,9 @@
       </w:tcPr>
     </w:tblStylePr>
   </w:style>
-  <w:style w:type="table" w:styleId="788">
+  <w:style w:type="table" w:styleId="792">
     <w:name w:val="List Table 5 Dark - Accent 1"/>
-    <w:basedOn w:val="889"/>
+    <w:basedOn w:val="893"/>
     <w:uiPriority w:val="99"/>
     <w:pPr>
       <w:pBdr/>
@@ -21498,9 +21619,9 @@
       </w:tcPr>
     </w:tblStylePr>
   </w:style>
-  <w:style w:type="table" w:styleId="789">
+  <w:style w:type="table" w:styleId="793">
     <w:name w:val="List Table 5 Dark - Accent 2"/>
-    <w:basedOn w:val="889"/>
+    <w:basedOn w:val="893"/>
     <w:uiPriority w:val="99"/>
     <w:pPr>
       <w:pBdr/>
@@ -21740,9 +21861,9 @@
       </w:tcPr>
     </w:tblStylePr>
   </w:style>
-  <w:style w:type="table" w:styleId="790">
+  <w:style w:type="table" w:styleId="794">
     <w:name w:val="List Table 5 Dark - Accent 3"/>
-    <w:basedOn w:val="889"/>
+    <w:basedOn w:val="893"/>
     <w:uiPriority w:val="99"/>
     <w:pPr>
       <w:pBdr/>
@@ -21982,9 +22103,9 @@
       </w:tcPr>
     </w:tblStylePr>
   </w:style>
-  <w:style w:type="table" w:styleId="791">
+  <w:style w:type="table" w:styleId="795">
     <w:name w:val="List Table 5 Dark - Accent 4"/>
-    <w:basedOn w:val="889"/>
+    <w:basedOn w:val="893"/>
     <w:uiPriority w:val="99"/>
     <w:pPr>
       <w:pBdr/>
@@ -22224,9 +22345,9 @@
       </w:tcPr>
     </w:tblStylePr>
   </w:style>
-  <w:style w:type="table" w:styleId="792">
+  <w:style w:type="table" w:styleId="796">
     <w:name w:val="List Table 5 Dark - Accent 5"/>
-    <w:basedOn w:val="889"/>
+    <w:basedOn w:val="893"/>
     <w:uiPriority w:val="99"/>
     <w:pPr>
       <w:pBdr/>
@@ -22466,9 +22587,9 @@
       </w:tcPr>
     </w:tblStylePr>
   </w:style>
-  <w:style w:type="table" w:styleId="793">
+  <w:style w:type="table" w:styleId="797">
     <w:name w:val="List Table 5 Dark - Accent 6"/>
-    <w:basedOn w:val="889"/>
+    <w:basedOn w:val="893"/>
     <w:uiPriority w:val="99"/>
     <w:pPr>
       <w:pBdr/>
@@ -22708,9 +22829,9 @@
       </w:tcPr>
     </w:tblStylePr>
   </w:style>
-  <w:style w:type="table" w:styleId="794">
+  <w:style w:type="table" w:styleId="798">
     <w:name w:val="List Table 6 Colorful"/>
-    <w:basedOn w:val="889"/>
+    <w:basedOn w:val="893"/>
     <w:uiPriority w:val="99"/>
     <w:pPr>
       <w:pBdr/>
@@ -22931,9 +23052,9 @@
       </w:tcPr>
     </w:tblStylePr>
   </w:style>
-  <w:style w:type="table" w:styleId="795">
+  <w:style w:type="table" w:styleId="799">
     <w:name w:val="List Table 6 Colorful - Accent 1"/>
-    <w:basedOn w:val="889"/>
+    <w:basedOn w:val="893"/>
     <w:uiPriority w:val="99"/>
     <w:pPr>
       <w:pBdr/>
@@ -23154,9 +23275,9 @@
       </w:tcPr>
     </w:tblStylePr>
   </w:style>
-  <w:style w:type="table" w:styleId="796">
+  <w:style w:type="table" w:styleId="800">
     <w:name w:val="List Table 6 Colorful - Accent 2"/>
-    <w:basedOn w:val="889"/>
+    <w:basedOn w:val="893"/>
     <w:uiPriority w:val="99"/>
     <w:pPr>
       <w:pBdr/>
@@ -23377,9 +23498,9 @@
       </w:tcPr>
     </w:tblStylePr>
   </w:style>
-  <w:style w:type="table" w:styleId="797">
+  <w:style w:type="table" w:styleId="801">
     <w:name w:val="List Table 6 Colorful - Accent 3"/>
-    <w:basedOn w:val="889"/>
+    <w:basedOn w:val="893"/>
     <w:uiPriority w:val="99"/>
     <w:pPr>
       <w:pBdr/>
@@ -23600,9 +23721,9 @@
       </w:tcPr>
     </w:tblStylePr>
   </w:style>
-  <w:style w:type="table" w:styleId="798">
+  <w:style w:type="table" w:styleId="802">
     <w:name w:val="List Table 6 Colorful - Accent 4"/>
-    <w:basedOn w:val="889"/>
+    <w:basedOn w:val="893"/>
     <w:uiPriority w:val="99"/>
     <w:pPr>
       <w:pBdr/>
@@ -23823,9 +23944,9 @@
       </w:tcPr>
     </w:tblStylePr>
   </w:style>
-  <w:style w:type="table" w:styleId="799">
+  <w:style w:type="table" w:styleId="803">
     <w:name w:val="List Table 6 Colorful - Accent 5"/>
-    <w:basedOn w:val="889"/>
+    <w:basedOn w:val="893"/>
     <w:uiPriority w:val="99"/>
     <w:pPr>
       <w:pBdr/>
@@ -24046,9 +24167,9 @@
       </w:tcPr>
     </w:tblStylePr>
   </w:style>
-  <w:style w:type="table" w:styleId="800">
+  <w:style w:type="table" w:styleId="804">
     <w:name w:val="List Table 6 Colorful - Accent 6"/>
-    <w:basedOn w:val="889"/>
+    <w:basedOn w:val="893"/>
     <w:uiPriority w:val="99"/>
     <w:pPr>
       <w:pBdr/>
@@ -24269,9 +24390,9 @@
       </w:tcPr>
     </w:tblStylePr>
   </w:style>
-  <w:style w:type="table" w:styleId="801">
+  <w:style w:type="table" w:styleId="805">
     <w:name w:val="List Table 7 Colorful"/>
-    <w:basedOn w:val="889"/>
+    <w:basedOn w:val="893"/>
     <w:uiPriority w:val="99"/>
     <w:pPr>
       <w:pBdr/>
@@ -24525,9 +24646,9 @@
       </w:tcPr>
     </w:tblStylePr>
   </w:style>
-  <w:style w:type="table" w:styleId="802">
+  <w:style w:type="table" w:styleId="806">
     <w:name w:val="List Table 7 Colorful - Accent 1"/>
-    <w:basedOn w:val="889"/>
+    <w:basedOn w:val="893"/>
     <w:uiPriority w:val="99"/>
     <w:pPr>
       <w:pBdr/>
@@ -24781,9 +24902,9 @@
       </w:tcPr>
     </w:tblStylePr>
   </w:style>
-  <w:style w:type="table" w:styleId="803">
+  <w:style w:type="table" w:styleId="807">
     <w:name w:val="List Table 7 Colorful - Accent 2"/>
-    <w:basedOn w:val="889"/>
+    <w:basedOn w:val="893"/>
     <w:uiPriority w:val="99"/>
     <w:pPr>
       <w:pBdr/>
@@ -25037,9 +25158,9 @@
       </w:tcPr>
     </w:tblStylePr>
   </w:style>
-  <w:style w:type="table" w:styleId="804">
+  <w:style w:type="table" w:styleId="808">
     <w:name w:val="List Table 7 Colorful - Accent 3"/>
-    <w:basedOn w:val="889"/>
+    <w:basedOn w:val="893"/>
     <w:uiPriority w:val="99"/>
     <w:pPr>
       <w:pBdr/>
@@ -25293,9 +25414,9 @@
       </w:tcPr>
     </w:tblStylePr>
   </w:style>
-  <w:style w:type="table" w:styleId="805">
+  <w:style w:type="table" w:styleId="809">
     <w:name w:val="List Table 7 Colorful - Accent 4"/>
-    <w:basedOn w:val="889"/>
+    <w:basedOn w:val="893"/>
     <w:uiPriority w:val="99"/>
     <w:pPr>
       <w:pBdr/>
@@ -25549,9 +25670,9 @@
       </w:tcPr>
     </w:tblStylePr>
   </w:style>
-  <w:style w:type="table" w:styleId="806">
+  <w:style w:type="table" w:styleId="810">
     <w:name w:val="List Table 7 Colorful - Accent 5"/>
-    <w:basedOn w:val="889"/>
+    <w:basedOn w:val="893"/>
     <w:uiPriority w:val="99"/>
     <w:pPr>
       <w:pBdr/>
@@ -25805,9 +25926,9 @@
       </w:tcPr>
     </w:tblStylePr>
   </w:style>
-  <w:style w:type="table" w:styleId="807">
+  <w:style w:type="table" w:styleId="811">
     <w:name w:val="List Table 7 Colorful - Accent 6"/>
-    <w:basedOn w:val="889"/>
+    <w:basedOn w:val="893"/>
     <w:uiPriority w:val="99"/>
     <w:pPr>
       <w:pBdr/>
@@ -26061,9 +26182,9 @@
       </w:tcPr>
     </w:tblStylePr>
   </w:style>
-  <w:style w:type="table" w:styleId="808">
+  <w:style w:type="table" w:styleId="812">
     <w:name w:val="Lined - Accent"/>
-    <w:basedOn w:val="889"/>
+    <w:basedOn w:val="893"/>
     <w:uiPriority w:val="99"/>
     <w:pPr>
       <w:pBdr/>
@@ -26298,9 +26419,9 @@
       </w:tcPr>
     </w:tblStylePr>
   </w:style>
-  <w:style w:type="table" w:styleId="809">
+  <w:style w:type="table" w:styleId="813">
     <w:name w:val="Lined - Accent 1"/>
-    <w:basedOn w:val="889"/>
+    <w:basedOn w:val="893"/>
     <w:uiPriority w:val="99"/>
     <w:pPr>
       <w:pBdr/>
@@ -26535,9 +26656,9 @@
       </w:tcPr>
     </w:tblStylePr>
   </w:style>
-  <w:style w:type="table" w:styleId="810">
+  <w:style w:type="table" w:styleId="814">
     <w:name w:val="Lined - Accent 2"/>
-    <w:basedOn w:val="889"/>
+    <w:basedOn w:val="893"/>
     <w:uiPriority w:val="99"/>
     <w:pPr>
       <w:pBdr/>
@@ -26772,9 +26893,9 @@
       </w:tcPr>
     </w:tblStylePr>
   </w:style>
-  <w:style w:type="table" w:styleId="811">
+  <w:style w:type="table" w:styleId="815">
     <w:name w:val="Lined - Accent 3"/>
-    <w:basedOn w:val="889"/>
+    <w:basedOn w:val="893"/>
     <w:uiPriority w:val="99"/>
     <w:pPr>
       <w:pBdr/>
@@ -27009,9 +27130,9 @@
       </w:tcPr>
     </w:tblStylePr>
   </w:style>
-  <w:style w:type="table" w:styleId="812">
+  <w:style w:type="table" w:styleId="816">
     <w:name w:val="Lined - Accent 4"/>
-    <w:basedOn w:val="889"/>
+    <w:basedOn w:val="893"/>
     <w:uiPriority w:val="99"/>
     <w:pPr>
       <w:pBdr/>
@@ -27246,9 +27367,9 @@
       </w:tcPr>
     </w:tblStylePr>
   </w:style>
-  <w:style w:type="table" w:styleId="813">
+  <w:style w:type="table" w:styleId="817">
     <w:name w:val="Lined - Accent 5"/>
-    <w:basedOn w:val="889"/>
+    <w:basedOn w:val="893"/>
     <w:uiPriority w:val="99"/>
     <w:pPr>
       <w:pBdr/>
@@ -27483,9 +27604,9 @@
       </w:tcPr>
     </w:tblStylePr>
   </w:style>
-  <w:style w:type="table" w:styleId="814">
+  <w:style w:type="table" w:styleId="818">
     <w:name w:val="Lined - Accent 6"/>
-    <w:basedOn w:val="889"/>
+    <w:basedOn w:val="893"/>
     <w:uiPriority w:val="99"/>
     <w:pPr>
       <w:pBdr/>
@@ -27720,9 +27841,9 @@
       </w:tcPr>
     </w:tblStylePr>
   </w:style>
-  <w:style w:type="table" w:styleId="815">
+  <w:style w:type="table" w:styleId="819">
     <w:name w:val="Bordered &amp; Lined - Accent"/>
-    <w:basedOn w:val="889"/>
+    <w:basedOn w:val="893"/>
     <w:uiPriority w:val="99"/>
     <w:pPr>
       <w:pBdr/>
@@ -27964,9 +28085,9 @@
       </w:tcPr>
     </w:tblStylePr>
   </w:style>
-  <w:style w:type="table" w:styleId="816">
+  <w:style w:type="table" w:styleId="820">
     <w:name w:val="Bordered &amp; Lined - Accent 1"/>
-    <w:basedOn w:val="889"/>
+    <w:basedOn w:val="893"/>
     <w:uiPriority w:val="99"/>
     <w:pPr>
       <w:pBdr/>
@@ -28208,9 +28329,9 @@
       </w:tcPr>
     </w:tblStylePr>
   </w:style>
-  <w:style w:type="table" w:styleId="817">
+  <w:style w:type="table" w:styleId="821">
     <w:name w:val="Bordered &amp; Lined - Accent 2"/>
-    <w:basedOn w:val="889"/>
+    <w:basedOn w:val="893"/>
     <w:uiPriority w:val="99"/>
     <w:pPr>
       <w:pBdr/>
@@ -28452,9 +28573,9 @@
       </w:tcPr>
     </w:tblStylePr>
   </w:style>
-  <w:style w:type="table" w:styleId="818">
+  <w:style w:type="table" w:styleId="822">
     <w:name w:val="Bordered &amp; Lined - Accent 3"/>
-    <w:basedOn w:val="889"/>
+    <w:basedOn w:val="893"/>
     <w:uiPriority w:val="99"/>
     <w:pPr>
       <w:pBdr/>
@@ -28696,9 +28817,9 @@
       </w:tcPr>
     </w:tblStylePr>
   </w:style>
-  <w:style w:type="table" w:styleId="819">
+  <w:style w:type="table" w:styleId="823">
     <w:name w:val="Bordered &amp; Lined - Accent 4"/>
-    <w:basedOn w:val="889"/>
+    <w:basedOn w:val="893"/>
     <w:uiPriority w:val="99"/>
     <w:pPr>
       <w:pBdr/>
@@ -28940,9 +29061,9 @@
       </w:tcPr>
     </w:tblStylePr>
   </w:style>
-  <w:style w:type="table" w:styleId="820">
+  <w:style w:type="table" w:styleId="824">
     <w:name w:val="Bordered &amp; Lined - Accent 5"/>
-    <w:basedOn w:val="889"/>
+    <w:basedOn w:val="893"/>
     <w:uiPriority w:val="99"/>
     <w:pPr>
       <w:pBdr/>
@@ -29184,9 +29305,9 @@
       </w:tcPr>
     </w:tblStylePr>
   </w:style>
-  <w:style w:type="table" w:styleId="821">
+  <w:style w:type="table" w:styleId="825">
     <w:name w:val="Bordered &amp; Lined - Accent 6"/>
-    <w:basedOn w:val="889"/>
+    <w:basedOn w:val="893"/>
     <w:uiPriority w:val="99"/>
     <w:pPr>
       <w:pBdr/>
@@ -29428,9 +29549,9 @@
       </w:tcPr>
     </w:tblStylePr>
   </w:style>
-  <w:style w:type="table" w:styleId="822">
+  <w:style w:type="table" w:styleId="826">
     <w:name w:val="Bordered"/>
-    <w:basedOn w:val="889"/>
+    <w:basedOn w:val="893"/>
     <w:uiPriority w:val="99"/>
     <w:pPr>
       <w:pBdr/>
@@ -29659,9 +29780,9 @@
       </w:tcPr>
     </w:tblStylePr>
   </w:style>
-  <w:style w:type="table" w:styleId="823">
+  <w:style w:type="table" w:styleId="827">
     <w:name w:val="Bordered - Accent 1"/>
-    <w:basedOn w:val="889"/>
+    <w:basedOn w:val="893"/>
     <w:uiPriority w:val="99"/>
     <w:pPr>
       <w:pBdr/>
@@ -29890,9 +30011,9 @@
       </w:tcPr>
     </w:tblStylePr>
   </w:style>
-  <w:style w:type="table" w:styleId="824">
+  <w:style w:type="table" w:styleId="828">
     <w:name w:val="Bordered - Accent 2"/>
-    <w:basedOn w:val="889"/>
+    <w:basedOn w:val="893"/>
     <w:uiPriority w:val="99"/>
     <w:pPr>
       <w:pBdr/>
@@ -30121,9 +30242,9 @@
       </w:tcPr>
     </w:tblStylePr>
   </w:style>
-  <w:style w:type="table" w:styleId="825">
+  <w:style w:type="table" w:styleId="829">
     <w:name w:val="Bordered - Accent 3"/>
-    <w:basedOn w:val="889"/>
+    <w:basedOn w:val="893"/>
     <w:uiPriority w:val="99"/>
     <w:pPr>
       <w:pBdr/>
@@ -30352,9 +30473,9 @@
       </w:tcPr>
     </w:tblStylePr>
   </w:style>
-  <w:style w:type="table" w:styleId="826">
+  <w:style w:type="table" w:styleId="830">
     <w:name w:val="Bordered - Accent 4"/>
-    <w:basedOn w:val="889"/>
+    <w:basedOn w:val="893"/>
     <w:uiPriority w:val="99"/>
     <w:pPr>
       <w:pBdr/>
@@ -30583,9 +30704,9 @@
       </w:tcPr>
     </w:tblStylePr>
   </w:style>
-  <w:style w:type="table" w:styleId="827">
+  <w:style w:type="table" w:styleId="831">
     <w:name w:val="Bordered - Accent 5"/>
-    <w:basedOn w:val="889"/>
+    <w:basedOn w:val="893"/>
     <w:uiPriority w:val="99"/>
     <w:pPr>
       <w:pBdr/>
@@ -30814,9 +30935,9 @@
       </w:tcPr>
     </w:tblStylePr>
   </w:style>
-  <w:style w:type="table" w:styleId="828">
+  <w:style w:type="table" w:styleId="832">
     <w:name w:val="Bordered - Accent 6"/>
-    <w:basedOn w:val="889"/>
+    <w:basedOn w:val="893"/>
     <w:uiPriority w:val="99"/>
     <w:pPr>
       <w:pBdr/>
@@ -31045,11 +31166,11 @@
       </w:tcPr>
     </w:tblStylePr>
   </w:style>
-  <w:style w:type="paragraph" w:styleId="829">
+  <w:style w:type="paragraph" w:styleId="833">
     <w:name w:val="Heading 1"/>
-    <w:basedOn w:val="888"/>
-    <w:next w:val="888"/>
-    <w:link w:val="839"/>
+    <w:basedOn w:val="892"/>
+    <w:next w:val="892"/>
+    <w:link w:val="843"/>
     <w:uiPriority w:val="9"/>
     <w:qFormat/>
     <w:pPr>
@@ -31067,11 +31188,11 @@
       <w:szCs w:val="40"/>
     </w:rPr>
   </w:style>
-  <w:style w:type="paragraph" w:styleId="830">
+  <w:style w:type="paragraph" w:styleId="834">
     <w:name w:val="Heading 2"/>
-    <w:basedOn w:val="888"/>
-    <w:next w:val="888"/>
-    <w:link w:val="840"/>
+    <w:basedOn w:val="892"/>
+    <w:next w:val="892"/>
+    <w:link w:val="844"/>
     <w:uiPriority w:val="9"/>
     <w:unhideWhenUsed/>
     <w:qFormat/>
@@ -31090,11 +31211,11 @@
       <w:szCs w:val="32"/>
     </w:rPr>
   </w:style>
-  <w:style w:type="paragraph" w:styleId="831">
+  <w:style w:type="paragraph" w:styleId="835">
     <w:name w:val="Heading 3"/>
-    <w:basedOn w:val="888"/>
-    <w:next w:val="888"/>
-    <w:link w:val="841"/>
+    <w:basedOn w:val="892"/>
+    <w:next w:val="892"/>
+    <w:link w:val="845"/>
     <w:uiPriority w:val="9"/>
     <w:unhideWhenUsed/>
     <w:qFormat/>
@@ -31113,11 +31234,11 @@
       <w:szCs w:val="28"/>
     </w:rPr>
   </w:style>
-  <w:style w:type="paragraph" w:styleId="832">
+  <w:style w:type="paragraph" w:styleId="836">
     <w:name w:val="Heading 4"/>
-    <w:basedOn w:val="888"/>
-    <w:next w:val="888"/>
-    <w:link w:val="842"/>
+    <w:basedOn w:val="892"/>
+    <w:next w:val="892"/>
+    <w:link w:val="846"/>
     <w:uiPriority w:val="9"/>
     <w:unhideWhenUsed/>
     <w:qFormat/>
@@ -31136,11 +31257,11 @@
       <w:color w:val="0f4761" w:themeColor="accent1" w:themeShade="BF"/>
     </w:rPr>
   </w:style>
-  <w:style w:type="paragraph" w:styleId="833">
+  <w:style w:type="paragraph" w:styleId="837">
     <w:name w:val="Heading 5"/>
-    <w:basedOn w:val="888"/>
-    <w:next w:val="888"/>
-    <w:link w:val="843"/>
+    <w:basedOn w:val="892"/>
+    <w:next w:val="892"/>
+    <w:link w:val="847"/>
     <w:uiPriority w:val="9"/>
     <w:unhideWhenUsed/>
     <w:qFormat/>
@@ -31157,11 +31278,11 @@
       <w:color w:val="0f4761" w:themeColor="accent1" w:themeShade="BF"/>
     </w:rPr>
   </w:style>
-  <w:style w:type="paragraph" w:styleId="834">
+  <w:style w:type="paragraph" w:styleId="838">
     <w:name w:val="Heading 6"/>
-    <w:basedOn w:val="888"/>
-    <w:next w:val="888"/>
-    <w:link w:val="844"/>
+    <w:basedOn w:val="892"/>
+    <w:next w:val="892"/>
+    <w:link w:val="848"/>
     <w:uiPriority w:val="9"/>
     <w:unhideWhenUsed/>
     <w:qFormat/>
@@ -31180,11 +31301,11 @@
       <w:color w:val="595959" w:themeColor="text1" w:themeTint="A6"/>
     </w:rPr>
   </w:style>
-  <w:style w:type="paragraph" w:styleId="835">
+  <w:style w:type="paragraph" w:styleId="839">
     <w:name w:val="Heading 7"/>
-    <w:basedOn w:val="888"/>
-    <w:next w:val="888"/>
-    <w:link w:val="845"/>
+    <w:basedOn w:val="892"/>
+    <w:next w:val="892"/>
+    <w:link w:val="849"/>
     <w:uiPriority w:val="9"/>
     <w:unhideWhenUsed/>
     <w:qFormat/>
@@ -31201,11 +31322,11 @@
       <w:color w:val="595959" w:themeColor="text1" w:themeTint="A6"/>
     </w:rPr>
   </w:style>
-  <w:style w:type="paragraph" w:styleId="836">
+  <w:style w:type="paragraph" w:styleId="840">
     <w:name w:val="Heading 8"/>
-    <w:basedOn w:val="888"/>
-    <w:next w:val="888"/>
-    <w:link w:val="846"/>
+    <w:basedOn w:val="892"/>
+    <w:next w:val="892"/>
+    <w:link w:val="850"/>
     <w:uiPriority w:val="9"/>
     <w:unhideWhenUsed/>
     <w:qFormat/>
@@ -31224,11 +31345,11 @@
       <w:color w:val="272727" w:themeColor="text1" w:themeTint="D8"/>
     </w:rPr>
   </w:style>
-  <w:style w:type="paragraph" w:styleId="837">
+  <w:style w:type="paragraph" w:styleId="841">
     <w:name w:val="Heading 9"/>
-    <w:basedOn w:val="888"/>
-    <w:next w:val="888"/>
-    <w:link w:val="847"/>
+    <w:basedOn w:val="892"/>
+    <w:next w:val="892"/>
+    <w:link w:val="851"/>
     <w:uiPriority w:val="9"/>
     <w:unhideWhenUsed/>
     <w:qFormat/>
@@ -31247,7 +31368,7 @@
       <w:color w:val="272727" w:themeColor="text1" w:themeTint="D8"/>
     </w:rPr>
   </w:style>
-  <w:style w:type="character" w:styleId="838" w:default="1">
+  <w:style w:type="character" w:styleId="842" w:default="1">
     <w:name w:val="Default Paragraph Font"/>
     <w:uiPriority w:val="1"/>
     <w:semiHidden/>
@@ -31258,10 +31379,10 @@
       <w:ind/>
     </w:pPr>
   </w:style>
-  <w:style w:type="character" w:styleId="839">
+  <w:style w:type="character" w:styleId="843">
     <w:name w:val="Heading 1 Char"/>
-    <w:basedOn w:val="838"/>
-    <w:link w:val="829"/>
+    <w:basedOn w:val="842"/>
+    <w:link w:val="833"/>
     <w:uiPriority w:val="9"/>
     <w:pPr>
       <w:pBdr/>
@@ -31275,10 +31396,10 @@
       <w:szCs w:val="40"/>
     </w:rPr>
   </w:style>
-  <w:style w:type="character" w:styleId="840">
+  <w:style w:type="character" w:styleId="844">
     <w:name w:val="Heading 2 Char"/>
-    <w:basedOn w:val="838"/>
-    <w:link w:val="830"/>
+    <w:basedOn w:val="842"/>
+    <w:link w:val="834"/>
     <w:uiPriority w:val="9"/>
     <w:pPr>
       <w:pBdr/>
@@ -31292,10 +31413,10 @@
       <w:szCs w:val="32"/>
     </w:rPr>
   </w:style>
-  <w:style w:type="character" w:styleId="841">
+  <w:style w:type="character" w:styleId="845">
     <w:name w:val="Heading 3 Char"/>
-    <w:basedOn w:val="838"/>
-    <w:link w:val="831"/>
+    <w:basedOn w:val="842"/>
+    <w:link w:val="835"/>
     <w:uiPriority w:val="9"/>
     <w:pPr>
       <w:pBdr/>
@@ -31309,10 +31430,10 @@
       <w:szCs w:val="28"/>
     </w:rPr>
   </w:style>
-  <w:style w:type="character" w:styleId="842">
+  <w:style w:type="character" w:styleId="846">
     <w:name w:val="Heading 4 Char"/>
-    <w:basedOn w:val="838"/>
-    <w:link w:val="832"/>
+    <w:basedOn w:val="842"/>
+    <w:link w:val="836"/>
     <w:uiPriority w:val="9"/>
     <w:pPr>
       <w:pBdr/>
@@ -31326,10 +31447,10 @@
       <w:color w:val="0f4761" w:themeColor="accent1" w:themeShade="BF"/>
     </w:rPr>
   </w:style>
-  <w:style w:type="character" w:styleId="843">
+  <w:style w:type="character" w:styleId="847">
     <w:name w:val="Heading 5 Char"/>
-    <w:basedOn w:val="838"/>
-    <w:link w:val="833"/>
+    <w:basedOn w:val="842"/>
+    <w:link w:val="837"/>
     <w:uiPriority w:val="9"/>
     <w:pPr>
       <w:pBdr/>
@@ -31341,10 +31462,10 @@
       <w:color w:val="0f4761" w:themeColor="accent1" w:themeShade="BF"/>
     </w:rPr>
   </w:style>
-  <w:style w:type="character" w:styleId="844">
+  <w:style w:type="character" w:styleId="848">
     <w:name w:val="Heading 6 Char"/>
-    <w:basedOn w:val="838"/>
-    <w:link w:val="834"/>
+    <w:basedOn w:val="842"/>
+    <w:link w:val="838"/>
     <w:uiPriority w:val="9"/>
     <w:pPr>
       <w:pBdr/>
@@ -31358,10 +31479,10 @@
       <w:color w:val="595959" w:themeColor="text1" w:themeTint="A6"/>
     </w:rPr>
   </w:style>
-  <w:style w:type="character" w:styleId="845">
+  <w:style w:type="character" w:styleId="849">
     <w:name w:val="Heading 7 Char"/>
-    <w:basedOn w:val="838"/>
-    <w:link w:val="835"/>
+    <w:basedOn w:val="842"/>
+    <w:link w:val="839"/>
     <w:uiPriority w:val="9"/>
     <w:pPr>
       <w:pBdr/>
@@ -31373,10 +31494,10 @@
       <w:color w:val="595959" w:themeColor="text1" w:themeTint="A6"/>
     </w:rPr>
   </w:style>
-  <w:style w:type="character" w:styleId="846">
+  <w:style w:type="character" w:styleId="850">
     <w:name w:val="Heading 8 Char"/>
-    <w:basedOn w:val="838"/>
-    <w:link w:val="836"/>
+    <w:basedOn w:val="842"/>
+    <w:link w:val="840"/>
     <w:uiPriority w:val="9"/>
     <w:pPr>
       <w:pBdr/>
@@ -31390,10 +31511,10 @@
       <w:color w:val="272727" w:themeColor="text1" w:themeTint="D8"/>
     </w:rPr>
   </w:style>
-  <w:style w:type="character" w:styleId="847">
+  <w:style w:type="character" w:styleId="851">
     <w:name w:val="Heading 9 Char"/>
-    <w:basedOn w:val="838"/>
-    <w:link w:val="837"/>
+    <w:basedOn w:val="842"/>
+    <w:link w:val="841"/>
     <w:uiPriority w:val="9"/>
     <w:pPr>
       <w:pBdr/>
@@ -31407,11 +31528,11 @@
       <w:color w:val="272727" w:themeColor="text1" w:themeTint="D8"/>
     </w:rPr>
   </w:style>
-  <w:style w:type="paragraph" w:styleId="848">
+  <w:style w:type="paragraph" w:styleId="852">
     <w:name w:val="Title"/>
-    <w:basedOn w:val="888"/>
-    <w:next w:val="888"/>
-    <w:link w:val="849"/>
+    <w:basedOn w:val="892"/>
+    <w:next w:val="892"/>
+    <w:link w:val="853"/>
     <w:uiPriority w:val="10"/>
     <w:qFormat/>
     <w:pPr>
@@ -31427,10 +31548,10 @@
       <w:szCs w:val="56"/>
     </w:rPr>
   </w:style>
-  <w:style w:type="character" w:styleId="849">
+  <w:style w:type="character" w:styleId="853">
     <w:name w:val="Title Char"/>
-    <w:basedOn w:val="838"/>
-    <w:link w:val="848"/>
+    <w:basedOn w:val="842"/>
+    <w:link w:val="852"/>
     <w:uiPriority w:val="10"/>
     <w:pPr>
       <w:pBdr/>
@@ -31444,11 +31565,11 @@
       <w:szCs w:val="56"/>
     </w:rPr>
   </w:style>
-  <w:style w:type="paragraph" w:styleId="850">
+  <w:style w:type="paragraph" w:styleId="854">
     <w:name w:val="Subtitle"/>
-    <w:basedOn w:val="888"/>
-    <w:next w:val="888"/>
-    <w:link w:val="851"/>
+    <w:basedOn w:val="892"/>
+    <w:next w:val="892"/>
+    <w:link w:val="855"/>
     <w:uiPriority w:val="11"/>
     <w:qFormat/>
     <w:pPr>
@@ -31466,10 +31587,10 @@
       <w:szCs w:val="28"/>
     </w:rPr>
   </w:style>
-  <w:style w:type="character" w:styleId="851">
+  <w:style w:type="character" w:styleId="855">
     <w:name w:val="Subtitle Char"/>
-    <w:basedOn w:val="838"/>
-    <w:link w:val="850"/>
+    <w:basedOn w:val="842"/>
+    <w:link w:val="854"/>
     <w:uiPriority w:val="11"/>
     <w:pPr>
       <w:pBdr/>
@@ -31483,11 +31604,11 @@
       <w:szCs w:val="28"/>
     </w:rPr>
   </w:style>
-  <w:style w:type="paragraph" w:styleId="852">
+  <w:style w:type="paragraph" w:styleId="856">
     <w:name w:val="Quote"/>
-    <w:basedOn w:val="888"/>
-    <w:next w:val="888"/>
-    <w:link w:val="853"/>
+    <w:basedOn w:val="892"/>
+    <w:next w:val="892"/>
+    <w:link w:val="857"/>
     <w:uiPriority w:val="29"/>
     <w:qFormat/>
     <w:pPr>
@@ -31502,10 +31623,10 @@
       <w:color w:val="404040" w:themeColor="text1" w:themeTint="BF"/>
     </w:rPr>
   </w:style>
-  <w:style w:type="character" w:styleId="853">
+  <w:style w:type="character" w:styleId="857">
     <w:name w:val="Quote Char"/>
-    <w:basedOn w:val="838"/>
-    <w:link w:val="852"/>
+    <w:basedOn w:val="842"/>
+    <w:link w:val="856"/>
     <w:uiPriority w:val="29"/>
     <w:pPr>
       <w:pBdr/>
@@ -31518,9 +31639,9 @@
       <w:color w:val="404040" w:themeColor="text1" w:themeTint="BF"/>
     </w:rPr>
   </w:style>
-  <w:style w:type="character" w:styleId="854">
+  <w:style w:type="character" w:styleId="858">
     <w:name w:val="Intense Emphasis"/>
-    <w:basedOn w:val="838"/>
+    <w:basedOn w:val="842"/>
     <w:uiPriority w:val="21"/>
     <w:qFormat/>
     <w:pPr>
@@ -31534,11 +31655,11 @@
       <w:color w:val="0f4761" w:themeColor="accent1" w:themeShade="BF"/>
     </w:rPr>
   </w:style>
-  <w:style w:type="paragraph" w:styleId="855">
+  <w:style w:type="paragraph" w:styleId="859">
     <w:name w:val="Intense Quote"/>
-    <w:basedOn w:val="888"/>
-    <w:next w:val="888"/>
-    <w:link w:val="856"/>
+    <w:basedOn w:val="892"/>
+    <w:next w:val="892"/>
+    <w:link w:val="860"/>
     <w:uiPriority w:val="30"/>
     <w:qFormat/>
     <w:pPr>
@@ -31556,10 +31677,10 @@
       <w:color w:val="0f4761" w:themeColor="accent1" w:themeShade="BF"/>
     </w:rPr>
   </w:style>
-  <w:style w:type="character" w:styleId="856">
+  <w:style w:type="character" w:styleId="860">
     <w:name w:val="Intense Quote Char"/>
-    <w:basedOn w:val="838"/>
-    <w:link w:val="855"/>
+    <w:basedOn w:val="842"/>
+    <w:link w:val="859"/>
     <w:uiPriority w:val="30"/>
     <w:pPr>
       <w:pBdr/>
@@ -31572,9 +31693,9 @@
       <w:color w:val="0f4761" w:themeColor="accent1" w:themeShade="BF"/>
     </w:rPr>
   </w:style>
-  <w:style w:type="character" w:styleId="857">
+  <w:style w:type="character" w:styleId="861">
     <w:name w:val="Intense Reference"/>
-    <w:basedOn w:val="838"/>
+    <w:basedOn w:val="842"/>
     <w:uiPriority w:val="32"/>
     <w:qFormat/>
     <w:pPr>
@@ -31590,9 +31711,9 @@
       <w:spacing w:val="5"/>
     </w:rPr>
   </w:style>
-  <w:style w:type="character" w:styleId="858">
+  <w:style w:type="character" w:styleId="862">
     <w:name w:val="Subtle Emphasis"/>
-    <w:basedOn w:val="838"/>
+    <w:basedOn w:val="842"/>
     <w:uiPriority w:val="19"/>
     <w:qFormat/>
     <w:pPr>
@@ -31606,9 +31727,9 @@
       <w:color w:val="404040" w:themeColor="text1" w:themeTint="BF"/>
     </w:rPr>
   </w:style>
-  <w:style w:type="character" w:styleId="859">
+  <w:style w:type="character" w:styleId="863">
     <w:name w:val="Emphasis"/>
-    <w:basedOn w:val="838"/>
+    <w:basedOn w:val="842"/>
     <w:uiPriority w:val="20"/>
     <w:qFormat/>
     <w:pPr>
@@ -31621,9 +31742,9 @@
       <w:iCs/>
     </w:rPr>
   </w:style>
-  <w:style w:type="character" w:styleId="860">
+  <w:style w:type="character" w:styleId="864">
     <w:name w:val="Strong"/>
-    <w:basedOn w:val="838"/>
+    <w:basedOn w:val="842"/>
     <w:uiPriority w:val="22"/>
     <w:qFormat/>
     <w:pPr>
@@ -31636,9 +31757,9 @@
       <w:bCs/>
     </w:rPr>
   </w:style>
-  <w:style w:type="character" w:styleId="861">
+  <w:style w:type="character" w:styleId="865">
     <w:name w:val="Subtle Reference"/>
-    <w:basedOn w:val="838"/>
+    <w:basedOn w:val="842"/>
     <w:uiPriority w:val="31"/>
     <w:qFormat/>
     <w:pPr>
@@ -31651,9 +31772,9 @@
       <w:color w:val="5a5a5a" w:themeColor="text1" w:themeTint="A5"/>
     </w:rPr>
   </w:style>
-  <w:style w:type="character" w:styleId="862">
+  <w:style w:type="character" w:styleId="866">
     <w:name w:val="Book Title"/>
-    <w:basedOn w:val="838"/>
+    <w:basedOn w:val="842"/>
     <w:uiPriority w:val="33"/>
     <w:qFormat/>
     <w:pPr>
@@ -31669,10 +31790,10 @@
       <w:spacing w:val="5"/>
     </w:rPr>
   </w:style>
-  <w:style w:type="paragraph" w:styleId="863">
+  <w:style w:type="paragraph" w:styleId="867">
     <w:name w:val="Header"/>
-    <w:basedOn w:val="888"/>
-    <w:link w:val="864"/>
+    <w:basedOn w:val="892"/>
+    <w:link w:val="868"/>
     <w:uiPriority w:val="99"/>
     <w:unhideWhenUsed/>
     <w:pPr>
@@ -31685,10 +31806,10 @@
       <w:ind/>
     </w:pPr>
   </w:style>
-  <w:style w:type="character" w:styleId="864">
+  <w:style w:type="character" w:styleId="868">
     <w:name w:val="Header Char"/>
-    <w:basedOn w:val="838"/>
-    <w:link w:val="863"/>
+    <w:basedOn w:val="842"/>
+    <w:link w:val="867"/>
     <w:uiPriority w:val="99"/>
     <w:pPr>
       <w:pBdr/>
@@ -31696,10 +31817,10 @@
       <w:ind/>
     </w:pPr>
   </w:style>
-  <w:style w:type="paragraph" w:styleId="865">
+  <w:style w:type="paragraph" w:styleId="869">
     <w:name w:val="Footer"/>
-    <w:basedOn w:val="888"/>
-    <w:link w:val="866"/>
+    <w:basedOn w:val="892"/>
+    <w:link w:val="870"/>
     <w:uiPriority w:val="99"/>
     <w:unhideWhenUsed/>
     <w:pPr>
@@ -31712,10 +31833,10 @@
       <w:ind/>
     </w:pPr>
   </w:style>
-  <w:style w:type="character" w:styleId="866">
+  <w:style w:type="character" w:styleId="870">
     <w:name w:val="Footer Char"/>
-    <w:basedOn w:val="838"/>
-    <w:link w:val="865"/>
+    <w:basedOn w:val="842"/>
+    <w:link w:val="869"/>
     <w:uiPriority w:val="99"/>
     <w:pPr>
       <w:pBdr/>
@@ -31723,10 +31844,10 @@
       <w:ind/>
     </w:pPr>
   </w:style>
-  <w:style w:type="paragraph" w:styleId="867">
+  <w:style w:type="paragraph" w:styleId="871">
     <w:name w:val="Caption"/>
-    <w:basedOn w:val="888"/>
-    <w:next w:val="888"/>
+    <w:basedOn w:val="892"/>
+    <w:next w:val="892"/>
     <w:uiPriority w:val="35"/>
     <w:unhideWhenUsed/>
     <w:qFormat/>
@@ -31743,10 +31864,10 @@
       <w:szCs w:val="18"/>
     </w:rPr>
   </w:style>
-  <w:style w:type="paragraph" w:styleId="868">
+  <w:style w:type="paragraph" w:styleId="872">
     <w:name w:val="footnote text"/>
-    <w:basedOn w:val="888"/>
-    <w:link w:val="869"/>
+    <w:basedOn w:val="892"/>
+    <w:link w:val="873"/>
     <w:uiPriority w:val="99"/>
     <w:semiHidden/>
     <w:unhideWhenUsed/>
@@ -31760,10 +31881,10 @@
       <w:szCs w:val="20"/>
     </w:rPr>
   </w:style>
-  <w:style w:type="character" w:styleId="869">
+  <w:style w:type="character" w:styleId="873">
     <w:name w:val="Footnote Text Char"/>
-    <w:basedOn w:val="838"/>
-    <w:link w:val="868"/>
+    <w:basedOn w:val="842"/>
+    <w:link w:val="872"/>
     <w:uiPriority w:val="99"/>
     <w:semiHidden/>
     <w:pPr>
@@ -31776,9 +31897,9 @@
       <w:szCs w:val="20"/>
     </w:rPr>
   </w:style>
-  <w:style w:type="character" w:styleId="870">
+  <w:style w:type="character" w:styleId="874">
     <w:name w:val="footnote reference"/>
-    <w:basedOn w:val="838"/>
+    <w:basedOn w:val="842"/>
     <w:uiPriority w:val="99"/>
     <w:semiHidden/>
     <w:unhideWhenUsed/>
@@ -31791,10 +31912,10 @@
       <w:vertAlign w:val="superscript"/>
     </w:rPr>
   </w:style>
-  <w:style w:type="paragraph" w:styleId="871">
+  <w:style w:type="paragraph" w:styleId="875">
     <w:name w:val="endnote text"/>
-    <w:basedOn w:val="888"/>
-    <w:link w:val="872"/>
+    <w:basedOn w:val="892"/>
+    <w:link w:val="876"/>
     <w:uiPriority w:val="99"/>
     <w:semiHidden/>
     <w:unhideWhenUsed/>
@@ -31808,10 +31929,10 @@
       <w:szCs w:val="20"/>
     </w:rPr>
   </w:style>
-  <w:style w:type="character" w:styleId="872">
+  <w:style w:type="character" w:styleId="876">
     <w:name w:val="Endnote Text Char"/>
-    <w:basedOn w:val="838"/>
-    <w:link w:val="871"/>
+    <w:basedOn w:val="842"/>
+    <w:link w:val="875"/>
     <w:uiPriority w:val="99"/>
     <w:semiHidden/>
     <w:pPr>
@@ -31824,9 +31945,9 @@
       <w:szCs w:val="20"/>
     </w:rPr>
   </w:style>
-  <w:style w:type="character" w:styleId="873">
+  <w:style w:type="character" w:styleId="877">
     <w:name w:val="endnote reference"/>
-    <w:basedOn w:val="838"/>
+    <w:basedOn w:val="842"/>
     <w:uiPriority w:val="99"/>
     <w:semiHidden/>
     <w:unhideWhenUsed/>
@@ -31839,9 +31960,9 @@
       <w:vertAlign w:val="superscript"/>
     </w:rPr>
   </w:style>
-  <w:style w:type="character" w:styleId="874">
+  <w:style w:type="character" w:styleId="878">
     <w:name w:val="Hyperlink"/>
-    <w:basedOn w:val="838"/>
+    <w:basedOn w:val="842"/>
     <w:uiPriority w:val="99"/>
     <w:unhideWhenUsed/>
     <w:pPr>
@@ -31854,9 +31975,9 @@
       <w:u w:val="single"/>
     </w:rPr>
   </w:style>
-  <w:style w:type="character" w:styleId="875">
+  <w:style w:type="character" w:styleId="879">
     <w:name w:val="FollowedHyperlink"/>
-    <w:basedOn w:val="838"/>
+    <w:basedOn w:val="842"/>
     <w:uiPriority w:val="99"/>
     <w:semiHidden/>
     <w:unhideWhenUsed/>
@@ -31870,10 +31991,10 @@
       <w:u w:val="single"/>
     </w:rPr>
   </w:style>
-  <w:style w:type="paragraph" w:styleId="876">
+  <w:style w:type="paragraph" w:styleId="880">
     <w:name w:val="toc 1"/>
-    <w:basedOn w:val="888"/>
-    <w:next w:val="888"/>
+    <w:basedOn w:val="892"/>
+    <w:next w:val="892"/>
     <w:uiPriority w:val="39"/>
     <w:unhideWhenUsed/>
     <w:pPr>
@@ -31882,10 +32003,10 @@
       <w:ind/>
     </w:pPr>
   </w:style>
-  <w:style w:type="paragraph" w:styleId="877">
+  <w:style w:type="paragraph" w:styleId="881">
     <w:name w:val="toc 2"/>
-    <w:basedOn w:val="888"/>
-    <w:next w:val="888"/>
+    <w:basedOn w:val="892"/>
+    <w:next w:val="892"/>
     <w:uiPriority w:val="39"/>
     <w:unhideWhenUsed/>
     <w:pPr>
@@ -31894,10 +32015,10 @@
       <w:ind w:left="220"/>
     </w:pPr>
   </w:style>
-  <w:style w:type="paragraph" w:styleId="878">
+  <w:style w:type="paragraph" w:styleId="882">
     <w:name w:val="toc 3"/>
-    <w:basedOn w:val="888"/>
-    <w:next w:val="888"/>
+    <w:basedOn w:val="892"/>
+    <w:next w:val="892"/>
     <w:uiPriority w:val="39"/>
     <w:unhideWhenUsed/>
     <w:pPr>
@@ -31906,10 +32027,10 @@
       <w:ind w:left="440"/>
     </w:pPr>
   </w:style>
-  <w:style w:type="paragraph" w:styleId="879">
+  <w:style w:type="paragraph" w:styleId="883">
     <w:name w:val="toc 4"/>
-    <w:basedOn w:val="888"/>
-    <w:next w:val="888"/>
+    <w:basedOn w:val="892"/>
+    <w:next w:val="892"/>
     <w:uiPriority w:val="39"/>
     <w:unhideWhenUsed/>
     <w:pPr>
@@ -31918,10 +32039,10 @@
       <w:ind w:left="660"/>
     </w:pPr>
   </w:style>
-  <w:style w:type="paragraph" w:styleId="880">
+  <w:style w:type="paragraph" w:styleId="884">
     <w:name w:val="toc 5"/>
-    <w:basedOn w:val="888"/>
-    <w:next w:val="888"/>
+    <w:basedOn w:val="892"/>
+    <w:next w:val="892"/>
     <w:uiPriority w:val="39"/>
     <w:unhideWhenUsed/>
     <w:pPr>
@@ -31930,10 +32051,10 @@
       <w:ind w:left="880"/>
     </w:pPr>
   </w:style>
-  <w:style w:type="paragraph" w:styleId="881">
+  <w:style w:type="paragraph" w:styleId="885">
     <w:name w:val="toc 6"/>
-    <w:basedOn w:val="888"/>
-    <w:next w:val="888"/>
+    <w:basedOn w:val="892"/>
+    <w:next w:val="892"/>
     <w:uiPriority w:val="39"/>
     <w:unhideWhenUsed/>
     <w:pPr>
@@ -31942,10 +32063,10 @@
       <w:ind w:left="1100"/>
     </w:pPr>
   </w:style>
-  <w:style w:type="paragraph" w:styleId="882">
+  <w:style w:type="paragraph" w:styleId="886">
     <w:name w:val="toc 7"/>
-    <w:basedOn w:val="888"/>
-    <w:next w:val="888"/>
+    <w:basedOn w:val="892"/>
+    <w:next w:val="892"/>
     <w:uiPriority w:val="39"/>
     <w:unhideWhenUsed/>
     <w:pPr>
@@ -31954,10 +32075,10 @@
       <w:ind w:left="1320"/>
     </w:pPr>
   </w:style>
-  <w:style w:type="paragraph" w:styleId="883">
+  <w:style w:type="paragraph" w:styleId="887">
     <w:name w:val="toc 8"/>
-    <w:basedOn w:val="888"/>
-    <w:next w:val="888"/>
+    <w:basedOn w:val="892"/>
+    <w:next w:val="892"/>
     <w:uiPriority w:val="39"/>
     <w:unhideWhenUsed/>
     <w:pPr>
@@ -31966,10 +32087,10 @@
       <w:ind w:left="1540"/>
     </w:pPr>
   </w:style>
-  <w:style w:type="paragraph" w:styleId="884">
+  <w:style w:type="paragraph" w:styleId="888">
     <w:name w:val="toc 9"/>
-    <w:basedOn w:val="888"/>
-    <w:next w:val="888"/>
+    <w:basedOn w:val="892"/>
+    <w:next w:val="892"/>
     <w:uiPriority w:val="39"/>
     <w:unhideWhenUsed/>
     <w:pPr>
@@ -31978,9 +32099,9 @@
       <w:ind w:left="1760"/>
     </w:pPr>
   </w:style>
-  <w:style w:type="character" w:styleId="885">
+  <w:style w:type="character" w:styleId="889">
     <w:name w:val="Placeholder Text"/>
-    <w:basedOn w:val="838"/>
+    <w:basedOn w:val="842"/>
     <w:uiPriority w:val="99"/>
     <w:semiHidden/>
     <w:pPr>
@@ -31992,7 +32113,7 @@
       <w:color w:val="666666"/>
     </w:rPr>
   </w:style>
-  <w:style w:type="paragraph" w:styleId="886">
+  <w:style w:type="paragraph" w:styleId="890">
     <w:name w:val="TOC Heading"/>
     <w:uiPriority w:val="39"/>
     <w:unhideWhenUsed/>
@@ -32002,10 +32123,10 @@
       <w:ind/>
     </w:pPr>
   </w:style>
-  <w:style w:type="paragraph" w:styleId="887">
+  <w:style w:type="paragraph" w:styleId="891">
     <w:name w:val="table of figures"/>
-    <w:basedOn w:val="888"/>
-    <w:next w:val="888"/>
+    <w:basedOn w:val="892"/>
+    <w:next w:val="892"/>
     <w:uiPriority w:val="99"/>
     <w:unhideWhenUsed/>
     <w:pPr>
@@ -32014,7 +32135,7 @@
       <w:ind/>
     </w:pPr>
   </w:style>
-  <w:style w:type="paragraph" w:styleId="888" w:default="1">
+  <w:style w:type="paragraph" w:styleId="892" w:default="1">
     <w:name w:val="Normal"/>
     <w:qFormat/>
     <w:pPr>
@@ -32023,7 +32144,7 @@
       <w:ind/>
     </w:pPr>
   </w:style>
-  <w:style w:type="table" w:styleId="889" w:default="1">
+  <w:style w:type="table" w:styleId="893" w:default="1">
     <w:name w:val="Normal Table"/>
     <w:uiPriority w:val="99"/>
     <w:semiHidden/>
@@ -32216,7 +32337,7 @@
       </w:tcPr>
     </w:tblStylePr>
   </w:style>
-  <w:style w:type="numbering" w:styleId="890" w:default="1">
+  <w:style w:type="numbering" w:styleId="894" w:default="1">
     <w:name w:val="No List"/>
     <w:uiPriority w:val="99"/>
     <w:semiHidden/>
@@ -32227,9 +32348,9 @@
       <w:ind/>
     </w:pPr>
   </w:style>
-  <w:style w:type="paragraph" w:styleId="891">
+  <w:style w:type="paragraph" w:styleId="895">
     <w:name w:val="No Spacing"/>
-    <w:basedOn w:val="888"/>
+    <w:basedOn w:val="892"/>
     <w:uiPriority w:val="1"/>
     <w:qFormat/>
     <w:pPr>
@@ -32238,9 +32359,9 @@
       <w:ind/>
     </w:pPr>
   </w:style>
-  <w:style w:type="paragraph" w:styleId="892">
+  <w:style w:type="paragraph" w:styleId="896">
     <w:name w:val="List Paragraph"/>
-    <w:basedOn w:val="888"/>
+    <w:basedOn w:val="892"/>
     <w:uiPriority w:val="34"/>
     <w:qFormat/>
     <w:pPr>

--- a/review/letter.docx
+++ b/review/letter.docx
@@ -502,6 +502,10 @@
               <w:rPr/>
             </w:pPr>
             <w:r/>
+            <w:r>
+              <w:t xml:space="preserve">Remove or clarify the "pessimistic solution" sentence.</w:t>
+            </w:r>
+            <w:r/>
             <w:r/>
           </w:p>
         </w:tc>
@@ -533,8 +537,808 @@
               <w:ind/>
               <w:rPr/>
             </w:pPr>
+            <w:r>
+              <w:rPr>
+                <w:lang w:val="en-CA"/>
+              </w:rPr>
+              <w:t xml:space="preserve">We clarify our stance with this sentence</w:t>
+              <w:br/>
+              <w:t xml:space="preserve">&gt; </w:t>
+            </w:r>
+            <w:r/>
+            <w:r>
+              <w:rPr>
+                <w:lang w:val="en-CA"/>
+              </w:rPr>
+              <w:t xml:space="preserve">The work on the topic of DESPs for LTQP [62,</w:t>
+            </w:r>
+            <w:r/>
+          </w:p>
+          <w:p>
+            <w:pPr>
+              <w:pBdr/>
+              <w:spacing/>
+              <w:ind/>
+              <w:rPr/>
+            </w:pPr>
+            <w:r>
+              <w:rPr>
+                <w:lang w:val="en-CA"/>
+              </w:rPr>
+              <w:t xml:space="preserve">10] suggests that various optimizations are feasible for LTQP</w:t>
+            </w:r>
+            <w:r/>
+          </w:p>
+          <w:p>
+            <w:pPr>
+              <w:pBdr/>
+              <w:spacing/>
+              <w:ind/>
+              <w:rPr/>
+            </w:pPr>
+            <w:r>
+              <w:rPr>
+                <w:lang w:val="en-CA"/>
+              </w:rPr>
+              <w:t xml:space="preserve">in such environments, in contrast to Hartig and Özsu [36],</w:t>
+            </w:r>
+            <w:r/>
+          </w:p>
+          <w:p>
+            <w:pPr>
+              <w:pBdr/>
+              <w:spacing/>
+              <w:ind/>
+              <w:rPr/>
+            </w:pPr>
+            <w:r>
+              <w:rPr>
+                <w:lang w:val="en-CA"/>
+              </w:rPr>
+              <w:t xml:space="preserve">who concluded that the large search space of LTQP offers</w:t>
+            </w:r>
+            <w:r/>
+          </w:p>
+          <w:p>
+            <w:pPr>
+              <w:pBdr/>
+              <w:spacing/>
+              <w:ind/>
+              <w:rPr/>
+            </w:pPr>
+            <w:r>
+              <w:rPr>
+                <w:lang w:val="en-CA"/>
+              </w:rPr>
+              <w:t xml:space="preserve">limited opportunities for optimization.</w:t>
+            </w:r>
+            <w:r/>
+            <w:r>
+              <w:rPr>
+                <w:lang w:val="en-CA"/>
+              </w:rPr>
+            </w:r>
             <w:r/>
             <w:r/>
+          </w:p>
+        </w:tc>
+      </w:tr>
+      <w:tr>
+        <w:trPr/>
+        <w:tc>
+          <w:tcPr>
+            <w:tcBorders/>
+            <w:tcW w:w="2339" w:type="dxa"/>
+            <w:vMerge w:val="restart"/>
+          </w:tcPr>
+          <w:p>
+            <w:pPr>
+              <w:pBdr/>
+              <w:spacing/>
+              <w:ind/>
+              <w:rPr/>
+            </w:pPr>
+            <w:r/>
+            <w:r>
+              <w:t xml:space="preserve"> Group the seven contributions/hypotheses into broader themes or give context for their origin (currently too dense).</w:t>
+            </w:r>
+            <w:r/>
+            <w:r/>
+          </w:p>
+        </w:tc>
+        <w:tc>
+          <w:tcPr>
+            <w:tcBorders/>
+            <w:tcW w:w="2339" w:type="dxa"/>
+            <w:vMerge w:val="restart"/>
+          </w:tcPr>
+          <w:p>
+            <w:pPr>
+              <w:pBdr/>
+              <w:spacing/>
+              <w:ind/>
+              <w:rPr/>
+            </w:pPr>
+            <w:r>
+              <w:rPr>
+                <w:lang w:val="en-CA"/>
+              </w:rPr>
+              <w:t xml:space="preserve">We follow the proposition of review 2 and grouped the contribution into 3 themes </w:t>
+            </w:r>
+            <w:r/>
+            <w:r>
+              <w:rPr>
+                <w:highlight w:val="none"/>
+                <w:lang w:val="fr-CA"/>
+              </w:rPr>
+              <w:t xml:space="preserve">Methods, Software Components and Evaluations</w:t>
+            </w:r>
+            <w:r>
+              <w:rPr>
+                <w:highlight w:val="none"/>
+                <w:lang w:val="en-CA"/>
+              </w:rPr>
+              <w:t xml:space="preserve">.</w:t>
+            </w:r>
+            <w:r/>
+            <w:r/>
+          </w:p>
+          <w:p>
+            <w:pPr>
+              <w:pBdr/>
+              <w:spacing/>
+              <w:ind/>
+              <w:rPr/>
+            </w:pPr>
+            <w:r>
+              <w:rPr>
+                <w:lang w:val="en-CA"/>
+              </w:rPr>
+            </w:r>
+            <w:r/>
+            <w:r/>
+          </w:p>
+        </w:tc>
+        <w:tc>
+          <w:tcPr>
+            <w:tcBorders/>
+            <w:tcW w:w="2339" w:type="dxa"/>
+            <w:vMerge w:val="restart"/>
+          </w:tcPr>
+          <w:p>
+            <w:pPr>
+              <w:pBdr/>
+              <w:spacing/>
+              <w:ind/>
+              <w:rPr>
+                <w:highlight w:val="none"/>
+                <w:lang w:val="en-CA"/>
+              </w:rPr>
+            </w:pPr>
+            <w:r>
+              <w:rPr>
+                <w:lang w:val="en-CA"/>
+              </w:rPr>
+              <w:t xml:space="preserve">We divided our hypothesis into three themses</w:t>
+            </w:r>
+            <w:r>
+              <w:rPr>
+                <w:lang w:val="en-CA"/>
+              </w:rPr>
+            </w:r>
+          </w:p>
+          <w:p>
+            <w:pPr>
+              <w:pBdr/>
+              <w:spacing/>
+              <w:ind/>
+              <w:rPr>
+                <w:lang w:val="en-CA"/>
+              </w:rPr>
+            </w:pPr>
+            <w:r>
+              <w:rPr>
+                <w:lang w:val="en-CA"/>
+              </w:rPr>
+            </w:r>
+            <w:r>
+              <w:rPr>
+                <w:lang w:val="en-CA"/>
+              </w:rPr>
+            </w:r>
+            <w:r>
+              <w:rPr>
+                <w:lang w:val="en-CA"/>
+              </w:rPr>
+            </w:r>
+          </w:p>
+          <w:p>
+            <w:pPr>
+              <w:pBdr/>
+              <w:spacing/>
+              <w:ind w:firstLine="0" w:left="0"/>
+              <w:rPr/>
+            </w:pPr>
+            <w:r>
+              <w:rPr>
+                <w:highlight w:val="none"/>
+                <w:lang w:val="en-CA" w:bidi="en-CA"/>
+              </w:rPr>
+              <w:t xml:space="preserve">Effectiveness. Whether pruning improves performance for</w:t>
+            </w:r>
+            <w:r/>
+          </w:p>
+          <w:p>
+            <w:pPr>
+              <w:pBdr/>
+              <w:spacing/>
+              <w:ind w:firstLine="0" w:left="0"/>
+              <w:rPr>
+                <w:highlight w:val="none"/>
+                <w:lang w:val="en-CA" w:bidi="en-CA"/>
+              </w:rPr>
+            </w:pPr>
+            <w:r>
+              <w:rPr>
+                <w:highlight w:val="none"/>
+                <w:lang w:val="en-CA" w:bidi="en-CA"/>
+              </w:rPr>
+              <w:t xml:space="preserve">the targeted queries without harming the others:</w:t>
+            </w:r>
+            <w:r/>
+            <w:r>
+              <w:rPr>
+                <w:highlight w:val="none"/>
+                <w:lang w:val="en-CA" w:bidi="en-CA"/>
+              </w:rPr>
+            </w:r>
+            <w:r>
+              <w:rPr>
+                <w:lang w:val="en-CA"/>
+              </w:rPr>
+            </w:r>
+          </w:p>
+          <w:p>
+            <w:pPr>
+              <w:pBdr/>
+              <w:spacing/>
+              <w:ind w:firstLine="0" w:left="0"/>
+              <w:rPr>
+                <w:lang w:val="en-CA"/>
+              </w:rPr>
+            </w:pPr>
+            <w:r>
+              <w:rPr>
+                <w:lang w:val="en-CA"/>
+              </w:rPr>
+            </w:r>
+            <w:r>
+              <w:rPr>
+                <w:lang w:val="en-CA"/>
+              </w:rPr>
+            </w:r>
+            <w:r>
+              <w:rPr>
+                <w:lang w:val="en-CA"/>
+              </w:rPr>
+            </w:r>
+          </w:p>
+          <w:p>
+            <w:pPr>
+              <w:pBdr/>
+              <w:spacing/>
+              <w:ind w:firstLine="0" w:left="0"/>
+              <w:rPr>
+                <w:lang w:val="en-CA"/>
+              </w:rPr>
+            </w:pPr>
+            <w:r>
+              <w:rPr>
+                <w:lang w:val="en-CA"/>
+              </w:rPr>
+            </w:r>
+            <w:r>
+              <w:rPr>
+                <w:lang w:val="en-CA"/>
+              </w:rPr>
+            </w:r>
+            <w:r>
+              <w:rPr>
+                <w:lang w:val="en-CA"/>
+              </w:rPr>
+            </w:r>
+          </w:p>
+          <w:p>
+            <w:pPr>
+              <w:pBdr/>
+              <w:spacing/>
+              <w:ind w:firstLine="0" w:left="0"/>
+              <w:rPr>
+                <w:highlight w:val="none"/>
+                <w:lang w:val="en-CA" w:bidi="en-CA"/>
+              </w:rPr>
+            </w:pPr>
+            <w:r>
+              <w:rPr>
+                <w:highlight w:val="none"/>
+                <w:lang w:val="en-CA" w:bidi="en-CA"/>
+              </w:rPr>
+            </w:r>
+            <w:r>
+              <w:rPr>
+                <w:highlight w:val="none"/>
+                <w:lang w:val="en-CA" w:bidi="en-CA"/>
+              </w:rPr>
+              <w:t xml:space="preserve">Cost. Whether the pruning mechanism is itself inexpensive:</w:t>
+            </w:r>
+            <w:r>
+              <w:rPr>
+                <w:highlight w:val="none"/>
+                <w:lang w:val="en-CA" w:bidi="en-CA"/>
+              </w:rPr>
+            </w:r>
+            <w:r>
+              <w:rPr>
+                <w:lang w:val="en-CA"/>
+              </w:rPr>
+            </w:r>
+          </w:p>
+          <w:p>
+            <w:pPr>
+              <w:pBdr/>
+              <w:spacing/>
+              <w:ind w:firstLine="0" w:left="0"/>
+              <w:rPr>
+                <w:lang w:val="en-CA"/>
+              </w:rPr>
+            </w:pPr>
+            <w:r>
+              <w:rPr>
+                <w:lang w:val="en-CA"/>
+              </w:rPr>
+            </w:r>
+            <w:r>
+              <w:rPr>
+                <w:lang w:val="en-CA"/>
+              </w:rPr>
+            </w:r>
+            <w:r>
+              <w:rPr>
+                <w:lang w:val="en-CA"/>
+              </w:rPr>
+            </w:r>
+          </w:p>
+          <w:p>
+            <w:pPr>
+              <w:pBdr/>
+              <w:spacing/>
+              <w:ind w:firstLine="0" w:left="0"/>
+              <w:rPr/>
+            </w:pPr>
+            <w:r>
+              <w:rPr>
+                <w:highlight w:val="none"/>
+                <w:lang w:val="en-CA" w:bidi="en-CA"/>
+              </w:rPr>
+              <w:t xml:space="preserve">Robustness. How the amount of shape-index information</w:t>
+            </w:r>
+            <w:r/>
+          </w:p>
+          <w:p>
+            <w:pPr>
+              <w:pBdr/>
+              <w:spacing/>
+              <w:ind w:firstLine="0" w:left="0"/>
+              <w:rPr>
+                <w:highlight w:val="none"/>
+                <w:lang w:val="en-CA" w:bidi="en-CA"/>
+              </w:rPr>
+            </w:pPr>
+            <w:r>
+              <w:rPr>
+                <w:highlight w:val="none"/>
+                <w:lang w:val="en-CA" w:bidi="en-CA"/>
+              </w:rPr>
+              <w:t xml:space="preserve">across the network affects the performance:</w:t>
+            </w:r>
+            <w:r>
+              <w:rPr>
+                <w:lang w:val="en-CA"/>
+              </w:rPr>
+            </w:r>
+          </w:p>
+          <w:p>
+            <w:pPr>
+              <w:pBdr/>
+              <w:spacing/>
+              <w:ind w:firstLine="0" w:left="0"/>
+              <w:rPr>
+                <w:lang w:val="en-CA"/>
+              </w:rPr>
+            </w:pPr>
+            <w:r>
+              <w:rPr>
+                <w:lang w:val="en-CA"/>
+              </w:rPr>
+            </w:r>
+            <w:r>
+              <w:rPr>
+                <w:lang w:val="en-CA"/>
+              </w:rPr>
+            </w:r>
+            <w:r>
+              <w:rPr>
+                <w:lang w:val="en-CA"/>
+              </w:rPr>
+            </w:r>
+          </w:p>
+          <w:p>
+            <w:pPr>
+              <w:pBdr/>
+              <w:spacing/>
+              <w:ind w:firstLine="0" w:left="0"/>
+              <w:rPr>
+                <w:lang w:val="en-CA"/>
+              </w:rPr>
+            </w:pPr>
+            <w:r>
+              <w:rPr>
+                <w:highlight w:val="none"/>
+                <w:lang w:val="en-CA" w:bidi="en-CA"/>
+              </w:rPr>
+            </w:r>
+            <w:r>
+              <w:rPr>
+                <w:highlight w:val="none"/>
+                <w:lang w:val="en-CA" w:bidi="en-CA"/>
+              </w:rPr>
+            </w:r>
+            <w:r>
+              <w:rPr>
+                <w:highlight w:val="none"/>
+                <w:lang w:val="en-CA" w:bidi="en-CA"/>
+              </w:rPr>
+              <w:t xml:space="preserve">Explainability</w:t>
+            </w:r>
+            <w:r>
+              <w:rPr>
+                <w:highlight w:val="none"/>
+                <w:lang w:val="en-CA" w:bidi="en-CA"/>
+              </w:rPr>
+              <w:t xml:space="preserve">. What relationship explains the observed gains:</w:t>
+            </w:r>
+            <w:r>
+              <w:rPr>
+                <w:highlight w:val="none"/>
+                <w:lang w:val="en-CA" w:bidi="en-CA"/>
+              </w:rPr>
+            </w:r>
+            <w:r>
+              <w:rPr>
+                <w:highlight w:val="none"/>
+                <w:lang w:val="en-CA" w:bidi="en-CA"/>
+              </w:rPr>
+            </w:r>
+            <w:r>
+              <w:rPr>
+                <w:highlight w:val="none"/>
+                <w:lang w:val="en-CA" w:bidi="en-CA"/>
+              </w:rPr>
+            </w:r>
+          </w:p>
+        </w:tc>
+      </w:tr>
+      <w:tr>
+        <w:trPr/>
+        <w:tc>
+          <w:tcPr>
+            <w:tcBorders/>
+            <w:tcW w:w="2339" w:type="dxa"/>
+            <w:vMerge w:val="restart"/>
+          </w:tcPr>
+          <w:p>
+            <w:pPr>
+              <w:pBdr/>
+              <w:spacing/>
+              <w:ind/>
+              <w:rPr/>
+            </w:pPr>
+            <w:r>
+              <w:rPr>
+                <w:lang w:val="en-CA"/>
+              </w:rPr>
+              <w:t xml:space="preserve">Define briefly LDF interface and Federation.</w:t>
+            </w:r>
+            <w:r/>
+          </w:p>
+        </w:tc>
+        <w:tc>
+          <w:tcPr>
+            <w:tcBorders/>
+            <w:tcW w:w="2339" w:type="dxa"/>
+            <w:vMerge w:val="restart"/>
+          </w:tcPr>
+          <w:p>
+            <w:pPr>
+              <w:pBdr/>
+              <w:spacing/>
+              <w:ind/>
+              <w:rPr>
+                <w:lang w:val="en-CA"/>
+              </w:rPr>
+            </w:pPr>
+            <w:r>
+              <w:rPr>
+                <w:lang w:val="en-CA"/>
+              </w:rPr>
+            </w:r>
+            <w:r>
+              <w:rPr>
+                <w:lang w:val="en-CA"/>
+              </w:rPr>
+            </w:r>
+          </w:p>
+        </w:tc>
+        <w:tc>
+          <w:tcPr>
+            <w:tcBorders/>
+            <w:tcW w:w="2339" w:type="dxa"/>
+            <w:vMerge w:val="restart"/>
+          </w:tcPr>
+          <w:p>
+            <w:pPr>
+              <w:pBdr/>
+              <w:spacing/>
+              <w:ind/>
+              <w:rPr>
+                <w:lang w:val="en-CA"/>
+              </w:rPr>
+            </w:pPr>
+            <w:r>
+              <w:rPr>
+                <w:lang w:val="en-CA"/>
+              </w:rPr>
+              <w:t xml:space="preserve">We added short definition in the related works</w:t>
+            </w:r>
+            <w:r>
+              <w:rPr>
+                <w:lang w:val="en-CA"/>
+              </w:rPr>
+            </w:r>
+          </w:p>
+        </w:tc>
+      </w:tr>
+      <w:tr>
+        <w:trPr/>
+        <w:tc>
+          <w:tcPr>
+            <w:tcBorders/>
+            <w:tcW w:w="2339" w:type="dxa"/>
+            <w:vMerge w:val="restart"/>
+          </w:tcPr>
+          <w:p>
+            <w:pPr>
+              <w:pBdr/>
+              <w:spacing/>
+              <w:ind/>
+              <w:rPr>
+                <w:lang w:val="en-CA"/>
+              </w:rPr>
+            </w:pPr>
+            <w:r>
+              <w:rPr>
+                <w:lang w:val="en-CA"/>
+              </w:rPr>
+            </w:r>
+            <w:r>
+              <w:rPr>
+                <w:lang w:val="en-CA"/>
+              </w:rPr>
+              <w:t xml:space="preserve">Clarify the definition of **completeness** in LTQP — is traversal complete if it goes through all links in the predefined link set?</w:t>
+            </w:r>
+            <w:r>
+              <w:rPr>
+                <w:lang w:val="en-CA"/>
+              </w:rPr>
+            </w:r>
+            <w:r>
+              <w:rPr>
+                <w:lang w:val="en-CA"/>
+              </w:rPr>
+            </w:r>
+          </w:p>
+        </w:tc>
+        <w:tc>
+          <w:tcPr>
+            <w:tcBorders/>
+            <w:tcW w:w="2339" w:type="dxa"/>
+            <w:vMerge w:val="restart"/>
+          </w:tcPr>
+          <w:p>
+            <w:pPr>
+              <w:pBdr/>
+              <w:spacing/>
+              <w:ind/>
+              <w:rPr>
+                <w:lang w:val="en-CA"/>
+              </w:rPr>
+            </w:pPr>
+            <w:r>
+              <w:rPr>
+                <w:lang w:val="en-CA"/>
+              </w:rPr>
+            </w:r>
+            <w:r>
+              <w:rPr>
+                <w:lang w:val="en-CA"/>
+              </w:rPr>
+            </w:r>
+          </w:p>
+        </w:tc>
+        <w:tc>
+          <w:tcPr>
+            <w:tcBorders/>
+            <w:tcW w:w="2339" w:type="dxa"/>
+            <w:vMerge w:val="restart"/>
+          </w:tcPr>
+          <w:p>
+            <w:pPr>
+              <w:pBdr/>
+              <w:spacing/>
+              <w:ind/>
+              <w:rPr>
+                <w:highlight w:val="none"/>
+                <w:lang w:val="en-CA"/>
+              </w:rPr>
+            </w:pPr>
+            <w:r>
+              <w:rPr>
+                <w:lang w:val="en-CA"/>
+              </w:rPr>
+              <w:t xml:space="preserve">We added this definition</w:t>
+            </w:r>
+            <w:r>
+              <w:rPr>
+                <w:lang w:val="en-CA"/>
+              </w:rPr>
+            </w:r>
+          </w:p>
+          <w:p>
+            <w:pPr>
+              <w:pBdr/>
+              <w:spacing/>
+              <w:ind/>
+              <w:rPr>
+                <w:lang w:val="en-CA"/>
+              </w:rPr>
+            </w:pPr>
+            <w:r>
+              <w:rPr>
+                <w:lang w:val="en-CA"/>
+              </w:rPr>
+            </w:r>
+            <w:r>
+              <w:rPr>
+                <w:lang w:val="en-CA"/>
+              </w:rPr>
+            </w:r>
+            <w:r>
+              <w:rPr>
+                <w:lang w:val="en-CA"/>
+              </w:rPr>
+            </w:r>
+          </w:p>
+          <w:p>
+            <w:pPr>
+              <w:pBdr/>
+              <w:spacing/>
+              <w:ind/>
+              <w:rPr/>
+            </w:pPr>
+            <w:r>
+              <w:rPr>
+                <w:highlight w:val="none"/>
+                <w:lang w:val="en-CA" w:bidi="en-CA"/>
+              </w:rPr>
+              <w:t xml:space="preserve">A traversal is complete when it dereferences every link </w:t>
+            </w:r>
+            <w:r/>
+            <w:r>
+              <w:rPr>
+                <w:highlight w:val="none"/>
+                <w:lang w:val="en-CA" w:bidi="en-CA"/>
+              </w:rPr>
+              <w:t xml:space="preserve">in this set, so that the query is answered completely over </w:t>
+            </w:r>
+            <w:r/>
+            <w:r>
+              <w:rPr>
+                <w:highlight w:val="none"/>
+                <w:lang w:val="en-CA" w:bidi="en-CA"/>
+              </w:rPr>
+            </w:r>
+            <w:r>
+              <w:rPr>
+                <w:highlight w:val="none"/>
+                <w:lang w:val="en-CA" w:bidi="en-CA"/>
+              </w:rPr>
+              <w:t xml:space="preserve">the subgraph those links induce; completeness in LTQP</w:t>
+            </w:r>
+            <w:r/>
+            <w:r>
+              <w:rPr>
+                <w:highlight w:val="none"/>
+                <w:lang w:val="en-CA" w:bidi="en-CA"/>
+              </w:rPr>
+            </w:r>
+          </w:p>
+          <w:p>
+            <w:pPr>
+              <w:pBdr/>
+              <w:spacing/>
+              <w:ind/>
+              <w:rPr/>
+            </w:pPr>
+            <w:r>
+              <w:rPr>
+                <w:highlight w:val="none"/>
+                <w:lang w:val="en-CA" w:bidi="en-CA"/>
+              </w:rPr>
+              <w:t xml:space="preserve">is therefore relative to the set of reachable links rather</w:t>
+            </w:r>
+            <w:r/>
+          </w:p>
+          <w:p>
+            <w:pPr>
+              <w:pBdr/>
+              <w:spacing/>
+              <w:ind/>
+              <w:rPr/>
+            </w:pPr>
+            <w:r>
+              <w:rPr>
+                <w:highlight w:val="none"/>
+                <w:lang w:val="en-CA" w:bidi="en-CA"/>
+              </w:rPr>
+              <w:t xml:space="preserve">than to the entire Web, whose search space is too large</w:t>
+            </w:r>
+            <w:r/>
+          </w:p>
+          <w:p>
+            <w:pPr>
+              <w:pBdr/>
+              <w:spacing/>
+              <w:ind/>
+              <w:rPr>
+                <w:lang w:val="en-CA"/>
+              </w:rPr>
+            </w:pPr>
+            <w:r>
+              <w:rPr>
+                <w:highlight w:val="none"/>
+                <w:lang w:val="en-CA" w:bidi="en-CA"/>
+              </w:rPr>
+              <w:t xml:space="preserve">to traverse exhaustively.</w:t>
+            </w:r>
+            <w:r/>
+            <w:r>
+              <w:rPr>
+                <w:highlight w:val="none"/>
+                <w:lang w:val="en-CA" w:bidi="en-CA"/>
+              </w:rPr>
+            </w:r>
+            <w:r>
+              <w:rPr>
+                <w:highlight w:val="none"/>
+                <w:lang w:val="en-CA" w:bidi="en-CA"/>
+              </w:rPr>
+            </w:r>
+            <w:r>
+              <w:rPr>
+                <w:highlight w:val="none"/>
+                <w:lang w:val="en-CA"/>
+              </w:rPr>
+            </w:r>
           </w:p>
         </w:tc>
       </w:tr>
@@ -1566,6 +2370,153 @@
       <w:suff w:val="tab"/>
     </w:lvl>
   </w:abstractNum>
+  <w:abstractNum w:abstractNumId="3">
+    <w:nsid w:val="18AFE49D"/>
+    <w:lvl w:ilvl="0">
+      <w:isLgl w:val="false"/>
+      <w:lvlJc w:val="left"/>
+      <w:lvlText w:val="–"/>
+      <w:numFmt w:val="bullet"/>
+      <w:pPr>
+        <w:pBdr/>
+        <w:spacing/>
+        <w:ind w:hanging="360" w:left="709"/>
+      </w:pPr>
+      <w:rPr>
+        <w:rFonts w:hint="default" w:ascii="Arial" w:hAnsi="Arial" w:eastAsia="Arial" w:cs="Arial"/>
+      </w:rPr>
+      <w:start w:val="1"/>
+      <w:suff w:val="tab"/>
+    </w:lvl>
+    <w:lvl w:ilvl="1">
+      <w:isLgl w:val="false"/>
+      <w:lvlJc w:val="left"/>
+      <w:lvlText w:val="o"/>
+      <w:numFmt w:val="bullet"/>
+      <w:pPr>
+        <w:pBdr/>
+        <w:spacing/>
+        <w:ind w:hanging="360" w:left="1429"/>
+      </w:pPr>
+      <w:rPr>
+        <w:rFonts w:hint="default" w:ascii="Courier New" w:hAnsi="Courier New" w:eastAsia="Courier New" w:cs="Courier New"/>
+      </w:rPr>
+      <w:start w:val="1"/>
+      <w:suff w:val="tab"/>
+    </w:lvl>
+    <w:lvl w:ilvl="2">
+      <w:isLgl w:val="false"/>
+      <w:lvlJc w:val="left"/>
+      <w:lvlText w:val="§"/>
+      <w:numFmt w:val="bullet"/>
+      <w:pPr>
+        <w:pBdr/>
+        <w:spacing/>
+        <w:ind w:hanging="360" w:left="2149"/>
+      </w:pPr>
+      <w:rPr>
+        <w:rFonts w:hint="default" w:ascii="Wingdings" w:hAnsi="Wingdings" w:eastAsia="Wingdings" w:cs="Wingdings"/>
+      </w:rPr>
+      <w:start w:val="1"/>
+      <w:suff w:val="tab"/>
+    </w:lvl>
+    <w:lvl w:ilvl="3">
+      <w:isLgl w:val="false"/>
+      <w:lvlJc w:val="left"/>
+      <w:lvlText w:val="·"/>
+      <w:numFmt w:val="bullet"/>
+      <w:pPr>
+        <w:pBdr/>
+        <w:spacing/>
+        <w:ind w:hanging="360" w:left="2869"/>
+      </w:pPr>
+      <w:rPr>
+        <w:rFonts w:hint="default" w:ascii="Symbol" w:hAnsi="Symbol" w:eastAsia="Symbol" w:cs="Symbol"/>
+      </w:rPr>
+      <w:start w:val="1"/>
+      <w:suff w:val="tab"/>
+    </w:lvl>
+    <w:lvl w:ilvl="4">
+      <w:isLgl w:val="false"/>
+      <w:lvlJc w:val="left"/>
+      <w:lvlText w:val="o"/>
+      <w:numFmt w:val="bullet"/>
+      <w:pPr>
+        <w:pBdr/>
+        <w:spacing/>
+        <w:ind w:hanging="360" w:left="3589"/>
+      </w:pPr>
+      <w:rPr>
+        <w:rFonts w:hint="default" w:ascii="Courier New" w:hAnsi="Courier New" w:eastAsia="Courier New" w:cs="Courier New"/>
+      </w:rPr>
+      <w:start w:val="1"/>
+      <w:suff w:val="tab"/>
+    </w:lvl>
+    <w:lvl w:ilvl="5">
+      <w:isLgl w:val="false"/>
+      <w:lvlJc w:val="left"/>
+      <w:lvlText w:val="§"/>
+      <w:numFmt w:val="bullet"/>
+      <w:pPr>
+        <w:pBdr/>
+        <w:spacing/>
+        <w:ind w:hanging="360" w:left="4309"/>
+      </w:pPr>
+      <w:rPr>
+        <w:rFonts w:hint="default" w:ascii="Wingdings" w:hAnsi="Wingdings" w:eastAsia="Wingdings" w:cs="Wingdings"/>
+      </w:rPr>
+      <w:start w:val="1"/>
+      <w:suff w:val="tab"/>
+    </w:lvl>
+    <w:lvl w:ilvl="6">
+      <w:isLgl w:val="false"/>
+      <w:lvlJc w:val="left"/>
+      <w:lvlText w:val="·"/>
+      <w:numFmt w:val="bullet"/>
+      <w:pPr>
+        <w:pBdr/>
+        <w:spacing/>
+        <w:ind w:hanging="360" w:left="5029"/>
+      </w:pPr>
+      <w:rPr>
+        <w:rFonts w:hint="default" w:ascii="Symbol" w:hAnsi="Symbol" w:eastAsia="Symbol" w:cs="Symbol"/>
+      </w:rPr>
+      <w:start w:val="1"/>
+      <w:suff w:val="tab"/>
+    </w:lvl>
+    <w:lvl w:ilvl="7">
+      <w:isLgl w:val="false"/>
+      <w:lvlJc w:val="left"/>
+      <w:lvlText w:val="o"/>
+      <w:numFmt w:val="bullet"/>
+      <w:pPr>
+        <w:pBdr/>
+        <w:spacing/>
+        <w:ind w:hanging="360" w:left="5749"/>
+      </w:pPr>
+      <w:rPr>
+        <w:rFonts w:hint="default" w:ascii="Courier New" w:hAnsi="Courier New" w:eastAsia="Courier New" w:cs="Courier New"/>
+      </w:rPr>
+      <w:start w:val="1"/>
+      <w:suff w:val="tab"/>
+    </w:lvl>
+    <w:lvl w:ilvl="8">
+      <w:isLgl w:val="false"/>
+      <w:lvlJc w:val="left"/>
+      <w:lvlText w:val="§"/>
+      <w:numFmt w:val="bullet"/>
+      <w:pPr>
+        <w:pBdr/>
+        <w:spacing/>
+        <w:ind w:hanging="360" w:left="6469"/>
+      </w:pPr>
+      <w:rPr>
+        <w:rFonts w:hint="default" w:ascii="Wingdings" w:hAnsi="Wingdings" w:eastAsia="Wingdings" w:cs="Wingdings"/>
+      </w:rPr>
+      <w:start w:val="1"/>
+      <w:suff w:val="tab"/>
+    </w:lvl>
+  </w:abstractNum>
   <w:num w:numId="1">
     <w:abstractNumId w:val="0"/>
   </w:num>
@@ -1574,6 +2525,9 @@
   </w:num>
   <w:num w:numId="3">
     <w:abstractNumId w:val="2"/>
+  </w:num>
+  <w:num w:numId="4">
+    <w:abstractNumId w:val="3"/>
   </w:num>
 </w:numbering>
 </file>
